--- a/WebContent/docx/BRCA45基因报告.docx
+++ b/WebContent/docx/BRCA45基因报告.docx
@@ -650,7 +650,7 @@
           <w:sz w:val="32"/>
           <w:lang w:eastAsia="zh-CN"/>
         </w:rPr>
-        <w:instrText xml:space="preserve"> HYPERLINK \l _Toc16997 </w:instrText>
+        <w:instrText xml:space="preserve"> HYPERLINK \l _Toc738 </w:instrText>
       </w:r>
       <w:r>
         <w:rPr>
@@ -696,7 +696,7 @@
           <w:color w:val="62B541"/>
           <w:sz w:val="32"/>
         </w:rPr>
-        <w:instrText xml:space="preserve"> PAGEREF _Toc16997 \h </w:instrText>
+        <w:instrText xml:space="preserve"> PAGEREF _Toc738 \h </w:instrText>
       </w:r>
       <w:r>
         <w:rPr>
@@ -767,7 +767,7 @@
           <w:sz w:val="32"/>
           <w:lang w:eastAsia="zh-CN"/>
         </w:rPr>
-        <w:instrText xml:space="preserve"> HYPERLINK \l _Toc15039 </w:instrText>
+        <w:instrText xml:space="preserve"> HYPERLINK \l _Toc2125 </w:instrText>
       </w:r>
       <w:r>
         <w:rPr>
@@ -813,7 +813,7 @@
           <w:color w:val="62B541"/>
           <w:sz w:val="32"/>
         </w:rPr>
-        <w:instrText xml:space="preserve"> PAGEREF _Toc15039 \h </w:instrText>
+        <w:instrText xml:space="preserve"> PAGEREF _Toc2125 \h </w:instrText>
       </w:r>
       <w:r>
         <w:rPr>
@@ -884,7 +884,7 @@
           <w:sz w:val="32"/>
           <w:lang w:eastAsia="zh-CN"/>
         </w:rPr>
-        <w:instrText xml:space="preserve"> HYPERLINK \l _Toc15040 </w:instrText>
+        <w:instrText xml:space="preserve"> HYPERLINK \l _Toc20951 </w:instrText>
       </w:r>
       <w:r>
         <w:rPr>
@@ -930,7 +930,7 @@
           <w:color w:val="62B541"/>
           <w:sz w:val="32"/>
         </w:rPr>
-        <w:instrText xml:space="preserve"> PAGEREF _Toc15040 \h </w:instrText>
+        <w:instrText xml:space="preserve"> PAGEREF _Toc20951 \h </w:instrText>
       </w:r>
       <w:r>
         <w:rPr>
@@ -978,87 +978,94 @@
         </w:tabs>
         <w:ind w:left="440"/>
         <w:rPr>
-          <w:rFonts w:ascii="Times New Roman" w:hAnsi="Times New Roman" w:eastAsia="微软雅黑"/>
-          <w:sz w:val="28"/>
-        </w:rPr>
-      </w:pPr>
-      <w:r>
-        <w:rPr>
-          <w:rFonts w:ascii="Times New Roman" w:hAnsi="Times New Roman" w:eastAsia="微软雅黑"/>
-          <w:sz w:val="28"/>
-          <w:lang w:eastAsia="zh-CN"/>
-        </w:rPr>
-        <w:fldChar w:fldCharType="begin"/>
-      </w:r>
-      <w:r>
-        <w:rPr>
-          <w:rFonts w:ascii="Times New Roman" w:hAnsi="Times New Roman" w:eastAsia="微软雅黑"/>
-          <w:sz w:val="28"/>
-          <w:lang w:eastAsia="zh-CN"/>
-        </w:rPr>
-        <w:instrText xml:space="preserve"> HYPERLINK \l _Toc8896 </w:instrText>
-      </w:r>
-      <w:r>
-        <w:rPr>
-          <w:rFonts w:ascii="Times New Roman" w:hAnsi="Times New Roman" w:eastAsia="微软雅黑"/>
-          <w:sz w:val="28"/>
-          <w:lang w:eastAsia="zh-CN"/>
-        </w:rPr>
-        <w:fldChar w:fldCharType="separate"/>
-      </w:r>
-      <w:r>
-        <w:rPr>
           <w:rFonts w:hint="eastAsia" w:ascii="Times New Roman" w:hAnsi="Times New Roman" w:eastAsia="微软雅黑"/>
           <w:sz w:val="28"/>
           <w:lang w:eastAsia="zh-CN"/>
         </w:rPr>
+      </w:pPr>
+      <w:r>
+        <w:rPr>
+          <w:rFonts w:hint="eastAsia" w:ascii="Times New Roman" w:hAnsi="Times New Roman" w:eastAsia="微软雅黑"/>
+          <w:sz w:val="28"/>
+          <w:lang w:eastAsia="zh-CN"/>
+        </w:rPr>
+        <w:fldChar w:fldCharType="begin"/>
+      </w:r>
+      <w:r>
+        <w:rPr>
+          <w:rFonts w:hint="eastAsia" w:ascii="Times New Roman" w:hAnsi="Times New Roman" w:eastAsia="微软雅黑"/>
+          <w:sz w:val="28"/>
+          <w:lang w:eastAsia="zh-CN"/>
+        </w:rPr>
+        <w:instrText xml:space="preserve"> HYPERLINK \l _Toc6088 </w:instrText>
+      </w:r>
+      <w:r>
+        <w:rPr>
+          <w:rFonts w:hint="eastAsia" w:ascii="Times New Roman" w:hAnsi="Times New Roman" w:eastAsia="微软雅黑"/>
+          <w:sz w:val="28"/>
+          <w:lang w:eastAsia="zh-CN"/>
+        </w:rPr>
+        <w:fldChar w:fldCharType="separate"/>
+      </w:r>
+      <w:r>
+        <w:rPr>
+          <w:rFonts w:hint="eastAsia" w:ascii="Times New Roman" w:hAnsi="Times New Roman" w:eastAsia="微软雅黑"/>
+          <w:sz w:val="28"/>
+          <w:lang w:eastAsia="zh-CN"/>
+        </w:rPr>
         <w:t>检测结果小结</w:t>
       </w:r>
       <w:r>
         <w:rPr>
-          <w:rFonts w:ascii="Times New Roman" w:hAnsi="Times New Roman" w:eastAsia="微软雅黑"/>
+          <w:rFonts w:hint="eastAsia" w:ascii="Times New Roman" w:hAnsi="Times New Roman" w:eastAsia="微软雅黑"/>
           <w:sz w:val="28"/>
+          <w:lang w:eastAsia="zh-CN"/>
         </w:rPr>
         <w:tab/>
       </w:r>
       <w:r>
         <w:rPr>
-          <w:rFonts w:ascii="Times New Roman" w:hAnsi="Times New Roman" w:eastAsia="微软雅黑"/>
+          <w:rFonts w:hint="eastAsia" w:ascii="Times New Roman" w:hAnsi="Times New Roman" w:eastAsia="微软雅黑"/>
           <w:sz w:val="28"/>
+          <w:lang w:eastAsia="zh-CN"/>
         </w:rPr>
         <w:fldChar w:fldCharType="begin"/>
       </w:r>
       <w:r>
         <w:rPr>
-          <w:rFonts w:ascii="Times New Roman" w:hAnsi="Times New Roman" w:eastAsia="微软雅黑"/>
+          <w:rFonts w:hint="eastAsia" w:ascii="Times New Roman" w:hAnsi="Times New Roman" w:eastAsia="微软雅黑"/>
           <w:sz w:val="28"/>
-        </w:rPr>
-        <w:instrText xml:space="preserve"> PAGEREF _Toc8896 \h </w:instrText>
-      </w:r>
-      <w:r>
-        <w:rPr>
-          <w:rFonts w:ascii="Times New Roman" w:hAnsi="Times New Roman" w:eastAsia="微软雅黑"/>
+          <w:lang w:eastAsia="zh-CN"/>
+        </w:rPr>
+        <w:instrText xml:space="preserve"> PAGEREF _Toc6088 \h </w:instrText>
+      </w:r>
+      <w:r>
+        <w:rPr>
+          <w:rFonts w:hint="eastAsia" w:ascii="Times New Roman" w:hAnsi="Times New Roman" w:eastAsia="微软雅黑"/>
           <w:sz w:val="28"/>
+          <w:lang w:eastAsia="zh-CN"/>
         </w:rPr>
         <w:fldChar w:fldCharType="separate"/>
       </w:r>
       <w:r>
         <w:rPr>
-          <w:rFonts w:ascii="Times New Roman" w:hAnsi="Times New Roman" w:eastAsia="微软雅黑"/>
+          <w:rFonts w:hint="eastAsia" w:ascii="Times New Roman" w:hAnsi="Times New Roman" w:eastAsia="微软雅黑"/>
           <w:sz w:val="28"/>
+          <w:lang w:eastAsia="zh-CN"/>
         </w:rPr>
         <w:t>1</w:t>
       </w:r>
       <w:r>
         <w:rPr>
-          <w:rFonts w:ascii="Times New Roman" w:hAnsi="Times New Roman" w:eastAsia="微软雅黑"/>
+          <w:rFonts w:hint="eastAsia" w:ascii="Times New Roman" w:hAnsi="Times New Roman" w:eastAsia="微软雅黑"/>
           <w:sz w:val="28"/>
+          <w:lang w:eastAsia="zh-CN"/>
         </w:rPr>
         <w:fldChar w:fldCharType="end"/>
       </w:r>
       <w:r>
         <w:rPr>
-          <w:rFonts w:ascii="Times New Roman" w:hAnsi="Times New Roman" w:eastAsia="微软雅黑"/>
+          <w:rFonts w:hint="eastAsia" w:ascii="Times New Roman" w:hAnsi="Times New Roman" w:eastAsia="微软雅黑"/>
           <w:sz w:val="28"/>
           <w:lang w:eastAsia="zh-CN"/>
         </w:rPr>
@@ -1075,43 +1082,11 @@
       </w:pPr>
       <w:r>
         <w:rPr>
-          <w:rFonts w:ascii="Times New Roman" w:hAnsi="Times New Roman" w:eastAsia="微软雅黑"/>
-          <w:sz w:val="28"/>
-          <w:lang w:eastAsia="zh-CN"/>
-        </w:rPr>
-        <w:fldChar w:fldCharType="begin"/>
-      </w:r>
-      <w:r>
-        <w:rPr>
-          <w:rFonts w:ascii="Times New Roman" w:hAnsi="Times New Roman" w:eastAsia="微软雅黑"/>
-          <w:sz w:val="28"/>
-          <w:lang w:eastAsia="zh-CN"/>
-        </w:rPr>
-        <w:instrText xml:space="preserve"> HYPERLINK \l _Toc2344 </w:instrText>
-      </w:r>
-      <w:r>
-        <w:rPr>
-          <w:rFonts w:ascii="Times New Roman" w:hAnsi="Times New Roman" w:eastAsia="微软雅黑"/>
-          <w:sz w:val="28"/>
-          <w:lang w:eastAsia="zh-CN"/>
-        </w:rPr>
-        <w:fldChar w:fldCharType="separate"/>
-      </w:r>
-      <w:r>
-        <w:rPr>
           <w:rFonts w:hint="eastAsia" w:ascii="Times New Roman" w:hAnsi="Times New Roman" w:eastAsia="微软雅黑"/>
           <w:sz w:val="28"/>
           <w:lang w:eastAsia="zh-CN"/>
         </w:rPr>
-        <w:t xml:space="preserve">{% if importantTargetedDiseaseName == </w:t>
-      </w:r>
-      <w:r>
-        <w:rPr>
-          <w:rFonts w:ascii="Times New Roman" w:hAnsi="Times New Roman" w:eastAsia="微软雅黑"/>
-          <w:sz w:val="28"/>
-          <w:lang w:eastAsia="zh-CN"/>
-        </w:rPr>
-        <w:t>‘</w:t>
+        <w:fldChar w:fldCharType="begin"/>
       </w:r>
       <w:r>
         <w:rPr>
@@ -1119,15 +1094,7 @@
           <w:sz w:val="28"/>
           <w:lang w:eastAsia="zh-CN"/>
         </w:rPr>
-        <w:t>泛癌种</w:t>
-      </w:r>
-      <w:r>
-        <w:rPr>
-          <w:rFonts w:ascii="Times New Roman" w:hAnsi="Times New Roman" w:eastAsia="微软雅黑"/>
-          <w:sz w:val="28"/>
-          <w:lang w:eastAsia="zh-CN"/>
-        </w:rPr>
-        <w:t>’</w:t>
+        <w:instrText xml:space="preserve"> HYPERLINK \l _Toc3706 </w:instrText>
       </w:r>
       <w:r>
         <w:rPr>
@@ -1135,15 +1102,7 @@
           <w:sz w:val="28"/>
           <w:lang w:eastAsia="zh-CN"/>
         </w:rPr>
-        <w:t>%}重要靶向用药</w:t>
-      </w:r>
-      <w:r>
-        <w:rPr>
-          <w:rFonts w:ascii="Times New Roman" w:hAnsi="Times New Roman" w:eastAsia="微软雅黑"/>
-          <w:sz w:val="28"/>
-          <w:lang w:eastAsia="zh-CN"/>
-        </w:rPr>
-        <w:t>{%else%}</w:t>
+        <w:fldChar w:fldCharType="separate"/>
       </w:r>
       <w:r>
         <w:rPr>
@@ -1151,15 +1110,7 @@
           <w:sz w:val="28"/>
           <w:lang w:eastAsia="zh-CN"/>
         </w:rPr>
-        <w:t xml:space="preserve">{% if importantTargetedDiseaseName == </w:t>
-      </w:r>
-      <w:r>
-        <w:rPr>
-          <w:rFonts w:ascii="Times New Roman" w:hAnsi="Times New Roman" w:eastAsia="微软雅黑"/>
-          <w:sz w:val="28"/>
-          <w:lang w:eastAsia="zh-CN"/>
-        </w:rPr>
-        <w:t>‘</w:t>
+        <w:t>{% if importantTargetedDiseaseName == ‘泛癌种’%}重要靶向用药{%else%}{% if importantTargetedDiseaseName == ‘肺癌’%}肺癌{% elif importantTargetedDiseaseName == ‘结直肠癌’ %}结直肠癌{% elif importantTargetedDiseaseName == ‘乳腺癌’ %}乳腺癌{% endif %}精准诊疗{% endif %}相关基因结果汇总</w:t>
       </w:r>
       <w:r>
         <w:rPr>
@@ -1167,15 +1118,7 @@
           <w:sz w:val="28"/>
           <w:lang w:eastAsia="zh-CN"/>
         </w:rPr>
-        <w:t>肺癌</w:t>
-      </w:r>
-      <w:r>
-        <w:rPr>
-          <w:rFonts w:ascii="Times New Roman" w:hAnsi="Times New Roman" w:eastAsia="微软雅黑"/>
-          <w:sz w:val="28"/>
-          <w:lang w:eastAsia="zh-CN"/>
-        </w:rPr>
-        <w:t>’</w:t>
+        <w:tab/>
       </w:r>
       <w:r>
         <w:rPr>
@@ -1183,15 +1126,7 @@
           <w:sz w:val="28"/>
           <w:lang w:eastAsia="zh-CN"/>
         </w:rPr>
-        <w:t xml:space="preserve">%}肺癌{% elif importantTargetedDiseaseName == </w:t>
-      </w:r>
-      <w:r>
-        <w:rPr>
-          <w:rFonts w:ascii="Times New Roman" w:hAnsi="Times New Roman" w:eastAsia="微软雅黑"/>
-          <w:sz w:val="28"/>
-          <w:lang w:eastAsia="zh-CN"/>
-        </w:rPr>
-        <w:t>‘</w:t>
+        <w:fldChar w:fldCharType="begin"/>
       </w:r>
       <w:r>
         <w:rPr>
@@ -1199,15 +1134,7 @@
           <w:sz w:val="28"/>
           <w:lang w:eastAsia="zh-CN"/>
         </w:rPr>
-        <w:t>结直肠癌</w:t>
-      </w:r>
-      <w:r>
-        <w:rPr>
-          <w:rFonts w:ascii="Times New Roman" w:hAnsi="Times New Roman" w:eastAsia="微软雅黑"/>
-          <w:sz w:val="28"/>
-          <w:lang w:eastAsia="zh-CN"/>
-        </w:rPr>
-        <w:t>’</w:t>
+        <w:instrText xml:space="preserve"> PAGEREF _Toc3706 \h </w:instrText>
       </w:r>
       <w:r>
         <w:rPr>
@@ -1215,15 +1142,7 @@
           <w:sz w:val="28"/>
           <w:lang w:eastAsia="zh-CN"/>
         </w:rPr>
-        <w:t xml:space="preserve"> %}结直肠癌{% elif importantTargetedDiseaseName == </w:t>
-      </w:r>
-      <w:r>
-        <w:rPr>
-          <w:rFonts w:ascii="Times New Roman" w:hAnsi="Times New Roman" w:eastAsia="微软雅黑"/>
-          <w:sz w:val="28"/>
-          <w:lang w:eastAsia="zh-CN"/>
-        </w:rPr>
-        <w:t>‘</w:t>
+        <w:fldChar w:fldCharType="separate"/>
       </w:r>
       <w:r>
         <w:rPr>
@@ -1231,15 +1150,7 @@
           <w:sz w:val="28"/>
           <w:lang w:eastAsia="zh-CN"/>
         </w:rPr>
-        <w:t>乳腺癌</w:t>
-      </w:r>
-      <w:r>
-        <w:rPr>
-          <w:rFonts w:ascii="Times New Roman" w:hAnsi="Times New Roman" w:eastAsia="微软雅黑"/>
-          <w:sz w:val="28"/>
-          <w:lang w:eastAsia="zh-CN"/>
-        </w:rPr>
-        <w:t>’</w:t>
+        <w:t>3</w:t>
       </w:r>
       <w:r>
         <w:rPr>
@@ -1247,53 +1158,11 @@
           <w:sz w:val="28"/>
           <w:lang w:eastAsia="zh-CN"/>
         </w:rPr>
-        <w:t xml:space="preserve"> %}乳腺癌{% endif %}精准诊疗{% endif %}相关基因结果汇总</w:t>
-      </w:r>
-      <w:r>
-        <w:rPr>
-          <w:rFonts w:ascii="Times New Roman" w:hAnsi="Times New Roman" w:eastAsia="微软雅黑"/>
-          <w:sz w:val="28"/>
-        </w:rPr>
-        <w:tab/>
-      </w:r>
-      <w:r>
-        <w:rPr>
-          <w:rFonts w:ascii="Times New Roman" w:hAnsi="Times New Roman" w:eastAsia="微软雅黑"/>
-          <w:sz w:val="28"/>
-        </w:rPr>
-        <w:fldChar w:fldCharType="begin"/>
-      </w:r>
-      <w:r>
-        <w:rPr>
-          <w:rFonts w:ascii="Times New Roman" w:hAnsi="Times New Roman" w:eastAsia="微软雅黑"/>
-          <w:sz w:val="28"/>
-        </w:rPr>
-        <w:instrText xml:space="preserve"> PAGEREF _Toc2344 \h </w:instrText>
-      </w:r>
-      <w:r>
-        <w:rPr>
-          <w:rFonts w:ascii="Times New Roman" w:hAnsi="Times New Roman" w:eastAsia="微软雅黑"/>
-          <w:sz w:val="28"/>
-        </w:rPr>
-        <w:fldChar w:fldCharType="separate"/>
-      </w:r>
-      <w:r>
-        <w:rPr>
-          <w:rFonts w:ascii="Times New Roman" w:hAnsi="Times New Roman" w:eastAsia="微软雅黑"/>
-          <w:sz w:val="28"/>
-        </w:rPr>
-        <w:t>3</w:t>
-      </w:r>
-      <w:r>
-        <w:rPr>
-          <w:rFonts w:ascii="Times New Roman" w:hAnsi="Times New Roman" w:eastAsia="微软雅黑"/>
-          <w:sz w:val="28"/>
-        </w:rPr>
         <w:fldChar w:fldCharType="end"/>
       </w:r>
       <w:r>
         <w:rPr>
-          <w:rFonts w:ascii="Times New Roman" w:hAnsi="Times New Roman" w:eastAsia="微软雅黑"/>
+          <w:rFonts w:hint="eastAsia" w:ascii="Times New Roman" w:hAnsi="Times New Roman" w:eastAsia="微软雅黑"/>
           <w:sz w:val="28"/>
           <w:lang w:eastAsia="zh-CN"/>
         </w:rPr>
@@ -1331,7 +1200,7 @@
           <w:sz w:val="32"/>
           <w:lang w:eastAsia="zh-CN"/>
         </w:rPr>
-        <w:instrText xml:space="preserve"> HYPERLINK \l _Toc14185 </w:instrText>
+        <w:instrText xml:space="preserve"> HYPERLINK \l _Toc67 </w:instrText>
       </w:r>
       <w:r>
         <w:rPr>
@@ -1377,7 +1246,7 @@
           <w:color w:val="62B541"/>
           <w:sz w:val="32"/>
         </w:rPr>
-        <w:instrText xml:space="preserve"> PAGEREF _Toc14185 \h </w:instrText>
+        <w:instrText xml:space="preserve"> PAGEREF _Toc67 \h </w:instrText>
       </w:r>
       <w:r>
         <w:rPr>
@@ -1425,87 +1294,94 @@
         </w:tabs>
         <w:ind w:left="440"/>
         <w:rPr>
-          <w:rFonts w:ascii="Times New Roman" w:hAnsi="Times New Roman" w:eastAsia="微软雅黑"/>
-          <w:sz w:val="28"/>
-        </w:rPr>
-      </w:pPr>
-      <w:r>
-        <w:rPr>
-          <w:rFonts w:ascii="Times New Roman" w:hAnsi="Times New Roman" w:eastAsia="微软雅黑"/>
-          <w:sz w:val="28"/>
-          <w:lang w:eastAsia="zh-CN"/>
-        </w:rPr>
-        <w:fldChar w:fldCharType="begin"/>
-      </w:r>
-      <w:r>
-        <w:rPr>
-          <w:rFonts w:ascii="Times New Roman" w:hAnsi="Times New Roman" w:eastAsia="微软雅黑"/>
-          <w:sz w:val="28"/>
-          <w:lang w:eastAsia="zh-CN"/>
-        </w:rPr>
-        <w:instrText xml:space="preserve"> HYPERLINK \l _Toc4649 </w:instrText>
-      </w:r>
-      <w:r>
-        <w:rPr>
-          <w:rFonts w:ascii="Times New Roman" w:hAnsi="Times New Roman" w:eastAsia="微软雅黑"/>
-          <w:sz w:val="28"/>
-          <w:lang w:eastAsia="zh-CN"/>
-        </w:rPr>
-        <w:fldChar w:fldCharType="separate"/>
-      </w:r>
-      <w:r>
-        <w:rPr>
           <w:rFonts w:hint="eastAsia" w:ascii="Times New Roman" w:hAnsi="Times New Roman" w:eastAsia="微软雅黑"/>
           <w:sz w:val="28"/>
           <w:lang w:eastAsia="zh-CN"/>
         </w:rPr>
+      </w:pPr>
+      <w:r>
+        <w:rPr>
+          <w:rFonts w:hint="eastAsia" w:ascii="Times New Roman" w:hAnsi="Times New Roman" w:eastAsia="微软雅黑"/>
+          <w:sz w:val="28"/>
+          <w:lang w:eastAsia="zh-CN"/>
+        </w:rPr>
+        <w:fldChar w:fldCharType="begin"/>
+      </w:r>
+      <w:r>
+        <w:rPr>
+          <w:rFonts w:hint="eastAsia" w:ascii="Times New Roman" w:hAnsi="Times New Roman" w:eastAsia="微软雅黑"/>
+          <w:sz w:val="28"/>
+          <w:lang w:eastAsia="zh-CN"/>
+        </w:rPr>
+        <w:instrText xml:space="preserve"> HYPERLINK \l _Toc23288 </w:instrText>
+      </w:r>
+      <w:r>
+        <w:rPr>
+          <w:rFonts w:hint="eastAsia" w:ascii="Times New Roman" w:hAnsi="Times New Roman" w:eastAsia="微软雅黑"/>
+          <w:sz w:val="28"/>
+          <w:lang w:eastAsia="zh-CN"/>
+        </w:rPr>
+        <w:fldChar w:fldCharType="separate"/>
+      </w:r>
+      <w:r>
+        <w:rPr>
+          <w:rFonts w:hint="eastAsia" w:ascii="Times New Roman" w:hAnsi="Times New Roman" w:eastAsia="微软雅黑"/>
+          <w:sz w:val="28"/>
+          <w:lang w:eastAsia="zh-CN"/>
+        </w:rPr>
         <w:t>体细胞变异分级提示</w:t>
       </w:r>
       <w:r>
         <w:rPr>
-          <w:rFonts w:ascii="Times New Roman" w:hAnsi="Times New Roman" w:eastAsia="微软雅黑"/>
+          <w:rFonts w:hint="eastAsia" w:ascii="Times New Roman" w:hAnsi="Times New Roman" w:eastAsia="微软雅黑"/>
           <w:sz w:val="28"/>
+          <w:lang w:eastAsia="zh-CN"/>
         </w:rPr>
         <w:tab/>
       </w:r>
       <w:r>
         <w:rPr>
-          <w:rFonts w:ascii="Times New Roman" w:hAnsi="Times New Roman" w:eastAsia="微软雅黑"/>
+          <w:rFonts w:hint="eastAsia" w:ascii="Times New Roman" w:hAnsi="Times New Roman" w:eastAsia="微软雅黑"/>
           <w:sz w:val="28"/>
+          <w:lang w:eastAsia="zh-CN"/>
         </w:rPr>
         <w:fldChar w:fldCharType="begin"/>
       </w:r>
       <w:r>
         <w:rPr>
-          <w:rFonts w:ascii="Times New Roman" w:hAnsi="Times New Roman" w:eastAsia="微软雅黑"/>
+          <w:rFonts w:hint="eastAsia" w:ascii="Times New Roman" w:hAnsi="Times New Roman" w:eastAsia="微软雅黑"/>
           <w:sz w:val="28"/>
-        </w:rPr>
-        <w:instrText xml:space="preserve"> PAGEREF _Toc4649 \h </w:instrText>
-      </w:r>
-      <w:r>
-        <w:rPr>
-          <w:rFonts w:ascii="Times New Roman" w:hAnsi="Times New Roman" w:eastAsia="微软雅黑"/>
+          <w:lang w:eastAsia="zh-CN"/>
+        </w:rPr>
+        <w:instrText xml:space="preserve"> PAGEREF _Toc23288 \h </w:instrText>
+      </w:r>
+      <w:r>
+        <w:rPr>
+          <w:rFonts w:hint="eastAsia" w:ascii="Times New Roman" w:hAnsi="Times New Roman" w:eastAsia="微软雅黑"/>
           <w:sz w:val="28"/>
+          <w:lang w:eastAsia="zh-CN"/>
         </w:rPr>
         <w:fldChar w:fldCharType="separate"/>
       </w:r>
       <w:r>
         <w:rPr>
-          <w:rFonts w:ascii="Times New Roman" w:hAnsi="Times New Roman" w:eastAsia="微软雅黑"/>
+          <w:rFonts w:hint="eastAsia" w:ascii="Times New Roman" w:hAnsi="Times New Roman" w:eastAsia="微软雅黑"/>
           <w:sz w:val="28"/>
+          <w:lang w:eastAsia="zh-CN"/>
         </w:rPr>
         <w:t>4</w:t>
       </w:r>
       <w:r>
         <w:rPr>
-          <w:rFonts w:ascii="Times New Roman" w:hAnsi="Times New Roman" w:eastAsia="微软雅黑"/>
+          <w:rFonts w:hint="eastAsia" w:ascii="Times New Roman" w:hAnsi="Times New Roman" w:eastAsia="微软雅黑"/>
           <w:sz w:val="28"/>
+          <w:lang w:eastAsia="zh-CN"/>
         </w:rPr>
         <w:fldChar w:fldCharType="end"/>
       </w:r>
       <w:r>
         <w:rPr>
-          <w:rFonts w:ascii="Times New Roman" w:hAnsi="Times New Roman" w:eastAsia="微软雅黑"/>
+          <w:rFonts w:hint="eastAsia" w:ascii="Times New Roman" w:hAnsi="Times New Roman" w:eastAsia="微软雅黑"/>
           <w:sz w:val="28"/>
           <w:lang w:eastAsia="zh-CN"/>
         </w:rPr>
@@ -1520,87 +1396,94 @@
         </w:tabs>
         <w:ind w:left="440"/>
         <w:rPr>
-          <w:rFonts w:ascii="Times New Roman" w:hAnsi="Times New Roman" w:eastAsia="微软雅黑"/>
-          <w:sz w:val="28"/>
-        </w:rPr>
-      </w:pPr>
-      <w:r>
-        <w:rPr>
-          <w:rFonts w:ascii="Times New Roman" w:hAnsi="Times New Roman" w:eastAsia="微软雅黑"/>
-          <w:sz w:val="28"/>
-          <w:lang w:eastAsia="zh-CN"/>
-        </w:rPr>
-        <w:fldChar w:fldCharType="begin"/>
-      </w:r>
-      <w:r>
-        <w:rPr>
-          <w:rFonts w:ascii="Times New Roman" w:hAnsi="Times New Roman" w:eastAsia="微软雅黑"/>
-          <w:sz w:val="28"/>
-          <w:lang w:eastAsia="zh-CN"/>
-        </w:rPr>
-        <w:instrText xml:space="preserve"> HYPERLINK \l _Toc29585 </w:instrText>
-      </w:r>
-      <w:r>
-        <w:rPr>
-          <w:rFonts w:ascii="Times New Roman" w:hAnsi="Times New Roman" w:eastAsia="微软雅黑"/>
-          <w:sz w:val="28"/>
-          <w:lang w:eastAsia="zh-CN"/>
-        </w:rPr>
-        <w:fldChar w:fldCharType="separate"/>
-      </w:r>
-      <w:r>
-        <w:rPr>
           <w:rFonts w:hint="eastAsia" w:ascii="Times New Roman" w:hAnsi="Times New Roman" w:eastAsia="微软雅黑"/>
           <w:sz w:val="28"/>
           <w:lang w:eastAsia="zh-CN"/>
         </w:rPr>
+      </w:pPr>
+      <w:r>
+        <w:rPr>
+          <w:rFonts w:hint="eastAsia" w:ascii="Times New Roman" w:hAnsi="Times New Roman" w:eastAsia="微软雅黑"/>
+          <w:sz w:val="28"/>
+          <w:lang w:eastAsia="zh-CN"/>
+        </w:rPr>
+        <w:fldChar w:fldCharType="begin"/>
+      </w:r>
+      <w:r>
+        <w:rPr>
+          <w:rFonts w:hint="eastAsia" w:ascii="Times New Roman" w:hAnsi="Times New Roman" w:eastAsia="微软雅黑"/>
+          <w:sz w:val="28"/>
+          <w:lang w:eastAsia="zh-CN"/>
+        </w:rPr>
+        <w:instrText xml:space="preserve"> HYPERLINK \l _Toc26015 </w:instrText>
+      </w:r>
+      <w:r>
+        <w:rPr>
+          <w:rFonts w:hint="eastAsia" w:ascii="Times New Roman" w:hAnsi="Times New Roman" w:eastAsia="微软雅黑"/>
+          <w:sz w:val="28"/>
+          <w:lang w:eastAsia="zh-CN"/>
+        </w:rPr>
+        <w:fldChar w:fldCharType="separate"/>
+      </w:r>
+      <w:r>
+        <w:rPr>
+          <w:rFonts w:hint="eastAsia" w:ascii="Times New Roman" w:hAnsi="Times New Roman" w:eastAsia="微软雅黑"/>
+          <w:sz w:val="28"/>
+          <w:lang w:eastAsia="zh-CN"/>
+        </w:rPr>
         <w:t>胚系变异结果提示</w:t>
       </w:r>
       <w:r>
         <w:rPr>
-          <w:rFonts w:ascii="Times New Roman" w:hAnsi="Times New Roman" w:eastAsia="微软雅黑"/>
+          <w:rFonts w:hint="eastAsia" w:ascii="Times New Roman" w:hAnsi="Times New Roman" w:eastAsia="微软雅黑"/>
           <w:sz w:val="28"/>
+          <w:lang w:eastAsia="zh-CN"/>
         </w:rPr>
         <w:tab/>
       </w:r>
       <w:r>
         <w:rPr>
-          <w:rFonts w:ascii="Times New Roman" w:hAnsi="Times New Roman" w:eastAsia="微软雅黑"/>
+          <w:rFonts w:hint="eastAsia" w:ascii="Times New Roman" w:hAnsi="Times New Roman" w:eastAsia="微软雅黑"/>
           <w:sz w:val="28"/>
+          <w:lang w:eastAsia="zh-CN"/>
         </w:rPr>
         <w:fldChar w:fldCharType="begin"/>
       </w:r>
       <w:r>
         <w:rPr>
-          <w:rFonts w:ascii="Times New Roman" w:hAnsi="Times New Roman" w:eastAsia="微软雅黑"/>
+          <w:rFonts w:hint="eastAsia" w:ascii="Times New Roman" w:hAnsi="Times New Roman" w:eastAsia="微软雅黑"/>
           <w:sz w:val="28"/>
-        </w:rPr>
-        <w:instrText xml:space="preserve"> PAGEREF _Toc29585 \h </w:instrText>
-      </w:r>
-      <w:r>
-        <w:rPr>
-          <w:rFonts w:ascii="Times New Roman" w:hAnsi="Times New Roman" w:eastAsia="微软雅黑"/>
+          <w:lang w:eastAsia="zh-CN"/>
+        </w:rPr>
+        <w:instrText xml:space="preserve"> PAGEREF _Toc26015 \h </w:instrText>
+      </w:r>
+      <w:r>
+        <w:rPr>
+          <w:rFonts w:hint="eastAsia" w:ascii="Times New Roman" w:hAnsi="Times New Roman" w:eastAsia="微软雅黑"/>
           <w:sz w:val="28"/>
+          <w:lang w:eastAsia="zh-CN"/>
         </w:rPr>
         <w:fldChar w:fldCharType="separate"/>
       </w:r>
       <w:r>
         <w:rPr>
-          <w:rFonts w:ascii="Times New Roman" w:hAnsi="Times New Roman" w:eastAsia="微软雅黑"/>
+          <w:rFonts w:hint="eastAsia" w:ascii="Times New Roman" w:hAnsi="Times New Roman" w:eastAsia="微软雅黑"/>
           <w:sz w:val="28"/>
+          <w:lang w:eastAsia="zh-CN"/>
         </w:rPr>
         <w:t>7</w:t>
       </w:r>
       <w:r>
         <w:rPr>
-          <w:rFonts w:ascii="Times New Roman" w:hAnsi="Times New Roman" w:eastAsia="微软雅黑"/>
+          <w:rFonts w:hint="eastAsia" w:ascii="Times New Roman" w:hAnsi="Times New Roman" w:eastAsia="微软雅黑"/>
           <w:sz w:val="28"/>
+          <w:lang w:eastAsia="zh-CN"/>
         </w:rPr>
         <w:fldChar w:fldCharType="end"/>
       </w:r>
       <w:r>
         <w:rPr>
-          <w:rFonts w:ascii="Times New Roman" w:hAnsi="Times New Roman" w:eastAsia="微软雅黑"/>
+          <w:rFonts w:hint="eastAsia" w:ascii="Times New Roman" w:hAnsi="Times New Roman" w:eastAsia="微软雅黑"/>
           <w:sz w:val="28"/>
           <w:lang w:eastAsia="zh-CN"/>
         </w:rPr>
@@ -1647,116 +1530,18 @@
         </w:tabs>
         <w:ind w:left="440"/>
         <w:rPr>
-          <w:rFonts w:ascii="Times New Roman" w:hAnsi="Times New Roman" w:eastAsia="微软雅黑"/>
-          <w:sz w:val="28"/>
-        </w:rPr>
-      </w:pPr>
-      <w:r>
-        <w:rPr>
-          <w:rFonts w:ascii="Times New Roman" w:hAnsi="Times New Roman" w:eastAsia="微软雅黑"/>
-          <w:sz w:val="28"/>
-          <w:lang w:eastAsia="zh-CN"/>
-        </w:rPr>
-        <w:fldChar w:fldCharType="begin"/>
-      </w:r>
-      <w:r>
-        <w:rPr>
-          <w:rFonts w:ascii="Times New Roman" w:hAnsi="Times New Roman" w:eastAsia="微软雅黑"/>
-          <w:sz w:val="28"/>
-          <w:lang w:eastAsia="zh-CN"/>
-        </w:rPr>
-        <w:instrText xml:space="preserve"> HYPERLINK \l _Toc21457 </w:instrText>
-      </w:r>
-      <w:r>
-        <w:rPr>
-          <w:rFonts w:ascii="Times New Roman" w:hAnsi="Times New Roman" w:eastAsia="微软雅黑"/>
-          <w:sz w:val="28"/>
-          <w:lang w:eastAsia="zh-CN"/>
-        </w:rPr>
-        <w:fldChar w:fldCharType="separate"/>
-      </w:r>
-      <w:r>
-        <w:rPr>
           <w:rFonts w:hint="eastAsia" w:ascii="Times New Roman" w:hAnsi="Times New Roman" w:eastAsia="微软雅黑"/>
           <w:sz w:val="28"/>
           <w:lang w:eastAsia="zh-CN"/>
         </w:rPr>
-        <w:t>本癌种FDA/NMPA获批的其他可选靶向药物</w:t>
-      </w:r>
-      <w:r>
-        <w:rPr>
-          <w:rFonts w:ascii="Times New Roman" w:hAnsi="Times New Roman" w:eastAsia="微软雅黑"/>
-          <w:sz w:val="28"/>
-        </w:rPr>
-        <w:tab/>
-      </w:r>
-      <w:r>
-        <w:rPr>
-          <w:rFonts w:ascii="Times New Roman" w:hAnsi="Times New Roman" w:eastAsia="微软雅黑"/>
-          <w:sz w:val="28"/>
-        </w:rPr>
-        <w:fldChar w:fldCharType="begin"/>
-      </w:r>
-      <w:r>
-        <w:rPr>
-          <w:rFonts w:ascii="Times New Roman" w:hAnsi="Times New Roman" w:eastAsia="微软雅黑"/>
-          <w:sz w:val="28"/>
-        </w:rPr>
-        <w:instrText xml:space="preserve"> PAGEREF _Toc21457 \h </w:instrText>
-      </w:r>
-      <w:r>
-        <w:rPr>
-          <w:rFonts w:ascii="Times New Roman" w:hAnsi="Times New Roman" w:eastAsia="微软雅黑"/>
-          <w:sz w:val="28"/>
-        </w:rPr>
-        <w:fldChar w:fldCharType="separate"/>
-      </w:r>
-      <w:r>
-        <w:rPr>
-          <w:rFonts w:ascii="Times New Roman" w:hAnsi="Times New Roman" w:eastAsia="微软雅黑"/>
-          <w:sz w:val="28"/>
-        </w:rPr>
-        <w:t>9</w:t>
-      </w:r>
-      <w:r>
-        <w:rPr>
-          <w:rFonts w:ascii="Times New Roman" w:hAnsi="Times New Roman" w:eastAsia="微软雅黑"/>
-          <w:sz w:val="28"/>
-        </w:rPr>
-        <w:fldChar w:fldCharType="end"/>
-      </w:r>
-      <w:r>
-        <w:rPr>
-          <w:rFonts w:ascii="Times New Roman" w:hAnsi="Times New Roman" w:eastAsia="微软雅黑"/>
-          <w:sz w:val="28"/>
-          <w:lang w:eastAsia="zh-CN"/>
-        </w:rPr>
-        <w:fldChar w:fldCharType="end"/>
-      </w:r>
-      <w:r>
-        <w:rPr>
-          <w:rFonts w:hint="eastAsia" w:ascii="Times New Roman" w:hAnsi="Times New Roman" w:eastAsia="微软雅黑"/>
-          <w:sz w:val="24"/>
-          <w:szCs w:val="24"/>
-          <w:lang w:eastAsia="zh-CN"/>
-        </w:rPr>
-        <w:t>{% endif %}</w:t>
-      </w:r>
+      </w:pPr>
       <w:r>
         <w:rPr>
           <w:rFonts w:hint="eastAsia" w:ascii="Times New Roman" w:hAnsi="Times New Roman" w:eastAsia="微软雅黑"/>
           <w:sz w:val="28"/>
           <w:lang w:eastAsia="zh-CN"/>
         </w:rPr>
-        <w:t xml:space="preserve">{%if </w:t>
-      </w:r>
-      <w:r>
-        <w:rPr>
-          <w:rFonts w:ascii="Times New Roman" w:hAnsi="Times New Roman" w:eastAsia="微软雅黑"/>
-          <w:sz w:val="28"/>
-          <w:lang w:eastAsia="zh-CN"/>
-        </w:rPr>
-        <w:t>PDInfo</w:t>
+        <w:fldChar w:fldCharType="begin"/>
       </w:r>
       <w:r>
         <w:rPr>
@@ -1764,15 +1549,7 @@
           <w:sz w:val="28"/>
           <w:lang w:eastAsia="zh-CN"/>
         </w:rPr>
-        <w:t xml:space="preserve"> != </w:t>
-      </w:r>
-      <w:r>
-        <w:rPr>
-          <w:rFonts w:ascii="Times New Roman" w:hAnsi="Times New Roman" w:eastAsia="微软雅黑"/>
-          <w:sz w:val="28"/>
-          <w:lang w:eastAsia="zh-CN"/>
-        </w:rPr>
-        <w:t>undefined</w:t>
+        <w:instrText xml:space="preserve"> HYPERLINK \l _Toc13448 </w:instrText>
       </w:r>
       <w:r>
         <w:rPr>
@@ -1780,7 +1557,80 @@
           <w:sz w:val="28"/>
           <w:lang w:eastAsia="zh-CN"/>
         </w:rPr>
-        <w:t xml:space="preserve"> %}</w:t>
+        <w:fldChar w:fldCharType="separate"/>
+      </w:r>
+      <w:r>
+        <w:rPr>
+          <w:rFonts w:hint="eastAsia" w:ascii="Times New Roman" w:hAnsi="Times New Roman" w:eastAsia="微软雅黑"/>
+          <w:sz w:val="28"/>
+          <w:lang w:eastAsia="zh-CN"/>
+        </w:rPr>
+        <w:t>本癌种FDA/NMPA获批的其他可选靶向药物</w:t>
+      </w:r>
+      <w:r>
+        <w:rPr>
+          <w:rFonts w:hint="eastAsia" w:ascii="Times New Roman" w:hAnsi="Times New Roman" w:eastAsia="微软雅黑"/>
+          <w:sz w:val="28"/>
+          <w:lang w:eastAsia="zh-CN"/>
+        </w:rPr>
+        <w:tab/>
+      </w:r>
+      <w:r>
+        <w:rPr>
+          <w:rFonts w:hint="eastAsia" w:ascii="Times New Roman" w:hAnsi="Times New Roman" w:eastAsia="微软雅黑"/>
+          <w:sz w:val="28"/>
+          <w:lang w:eastAsia="zh-CN"/>
+        </w:rPr>
+        <w:fldChar w:fldCharType="begin"/>
+      </w:r>
+      <w:r>
+        <w:rPr>
+          <w:rFonts w:hint="eastAsia" w:ascii="Times New Roman" w:hAnsi="Times New Roman" w:eastAsia="微软雅黑"/>
+          <w:sz w:val="28"/>
+          <w:lang w:eastAsia="zh-CN"/>
+        </w:rPr>
+        <w:instrText xml:space="preserve"> PAGEREF _Toc13448 \h </w:instrText>
+      </w:r>
+      <w:r>
+        <w:rPr>
+          <w:rFonts w:hint="eastAsia" w:ascii="Times New Roman" w:hAnsi="Times New Roman" w:eastAsia="微软雅黑"/>
+          <w:sz w:val="28"/>
+          <w:lang w:eastAsia="zh-CN"/>
+        </w:rPr>
+        <w:fldChar w:fldCharType="separate"/>
+      </w:r>
+      <w:r>
+        <w:rPr>
+          <w:rFonts w:hint="eastAsia" w:ascii="Times New Roman" w:hAnsi="Times New Roman" w:eastAsia="微软雅黑"/>
+          <w:sz w:val="28"/>
+          <w:lang w:eastAsia="zh-CN"/>
+        </w:rPr>
+        <w:t>9</w:t>
+      </w:r>
+      <w:r>
+        <w:rPr>
+          <w:rFonts w:hint="eastAsia" w:ascii="Times New Roman" w:hAnsi="Times New Roman" w:eastAsia="微软雅黑"/>
+          <w:sz w:val="28"/>
+          <w:lang w:eastAsia="zh-CN"/>
+        </w:rPr>
+        <w:fldChar w:fldCharType="end"/>
+      </w:r>
+      <w:r>
+        <w:rPr>
+          <w:rFonts w:hint="eastAsia" w:ascii="Times New Roman" w:hAnsi="Times New Roman" w:eastAsia="微软雅黑"/>
+          <w:sz w:val="28"/>
+          <w:lang w:eastAsia="zh-CN"/>
+        </w:rPr>
+        <w:fldChar w:fldCharType="end"/>
+      </w:r>
+      <w:r>
+        <w:rPr>
+          <w:rFonts w:hint="eastAsia" w:ascii="Times New Roman" w:hAnsi="Times New Roman" w:eastAsia="微软雅黑"/>
+          <w:sz w:val="21"/>
+          <w:szCs w:val="21"/>
+          <w:lang w:eastAsia="zh-CN"/>
+        </w:rPr>
+        <w:t>{% endif %}{%if PDInfo != undefined %}</w:t>
       </w:r>
     </w:p>
     <w:p>
@@ -1791,108 +1641,107 @@
         </w:tabs>
         <w:ind w:left="440"/>
         <w:rPr>
-          <w:rFonts w:ascii="Times New Roman" w:hAnsi="Times New Roman" w:eastAsia="微软雅黑"/>
-          <w:sz w:val="28"/>
-        </w:rPr>
-      </w:pPr>
-      <w:r>
-        <w:rPr>
-          <w:rFonts w:ascii="Times New Roman" w:hAnsi="Times New Roman" w:eastAsia="微软雅黑"/>
-          <w:sz w:val="28"/>
-          <w:lang w:eastAsia="zh-CN"/>
-        </w:rPr>
-        <w:fldChar w:fldCharType="begin"/>
-      </w:r>
-      <w:r>
-        <w:rPr>
-          <w:rFonts w:ascii="Times New Roman" w:hAnsi="Times New Roman" w:eastAsia="微软雅黑"/>
-          <w:sz w:val="28"/>
-          <w:lang w:eastAsia="zh-CN"/>
-        </w:rPr>
-        <w:instrText xml:space="preserve"> HYPERLINK \l _Toc22871 </w:instrText>
-      </w:r>
-      <w:r>
-        <w:rPr>
-          <w:rFonts w:ascii="Times New Roman" w:hAnsi="Times New Roman" w:eastAsia="微软雅黑"/>
-          <w:sz w:val="28"/>
-          <w:lang w:eastAsia="zh-CN"/>
-        </w:rPr>
-        <w:fldChar w:fldCharType="separate"/>
-      </w:r>
-      <w:r>
-        <w:rPr>
           <w:rFonts w:hint="eastAsia" w:ascii="Times New Roman" w:hAnsi="Times New Roman" w:eastAsia="微软雅黑"/>
           <w:sz w:val="28"/>
           <w:lang w:eastAsia="zh-CN"/>
         </w:rPr>
-        <w:t>PD-L1检测结果</w:t>
-      </w:r>
-      <w:r>
-        <w:rPr>
-          <w:rFonts w:ascii="Times New Roman" w:hAnsi="Times New Roman" w:eastAsia="微软雅黑"/>
-          <w:sz w:val="28"/>
-        </w:rPr>
-        <w:tab/>
-      </w:r>
-      <w:r>
-        <w:rPr>
-          <w:rFonts w:ascii="Times New Roman" w:hAnsi="Times New Roman" w:eastAsia="微软雅黑"/>
-          <w:sz w:val="28"/>
-        </w:rPr>
-        <w:fldChar w:fldCharType="begin"/>
-      </w:r>
-      <w:r>
-        <w:rPr>
-          <w:rFonts w:ascii="Times New Roman" w:hAnsi="Times New Roman" w:eastAsia="微软雅黑"/>
-          <w:sz w:val="28"/>
-        </w:rPr>
-        <w:instrText xml:space="preserve"> PAGEREF _Toc22871 \h </w:instrText>
-      </w:r>
-      <w:r>
-        <w:rPr>
-          <w:rFonts w:ascii="Times New Roman" w:hAnsi="Times New Roman" w:eastAsia="微软雅黑"/>
-          <w:sz w:val="28"/>
-        </w:rPr>
-        <w:fldChar w:fldCharType="separate"/>
-      </w:r>
-      <w:r>
-        <w:rPr>
-          <w:rFonts w:ascii="Times New Roman" w:hAnsi="Times New Roman" w:eastAsia="微软雅黑"/>
-          <w:sz w:val="28"/>
-        </w:rPr>
-        <w:t>10</w:t>
-      </w:r>
-      <w:r>
-        <w:rPr>
-          <w:rFonts w:ascii="Times New Roman" w:hAnsi="Times New Roman" w:eastAsia="微软雅黑"/>
-          <w:sz w:val="28"/>
-        </w:rPr>
-        <w:fldChar w:fldCharType="end"/>
-      </w:r>
-      <w:r>
-        <w:rPr>
-          <w:rFonts w:ascii="Times New Roman" w:hAnsi="Times New Roman" w:eastAsia="微软雅黑"/>
-          <w:sz w:val="28"/>
-          <w:lang w:eastAsia="zh-CN"/>
-        </w:rPr>
-        <w:fldChar w:fldCharType="end"/>
-      </w:r>
+      </w:pPr>
       <w:r>
         <w:rPr>
           <w:rFonts w:hint="eastAsia" w:ascii="Times New Roman" w:hAnsi="Times New Roman" w:eastAsia="微软雅黑"/>
           <w:sz w:val="28"/>
           <w:lang w:eastAsia="zh-CN"/>
         </w:rPr>
-        <w:t>{% endif %}</w:t>
-      </w:r>
-      <w:r>
-        <w:rPr>
-          <w:rFonts w:hint="eastAsia" w:ascii="Times New Roman" w:hAnsi="Times New Roman" w:eastAsia="微软雅黑" w:cs="Times New Roman"/>
+        <w:fldChar w:fldCharType="begin"/>
+      </w:r>
+      <w:r>
+        <w:rPr>
+          <w:rFonts w:hint="eastAsia" w:ascii="Times New Roman" w:hAnsi="Times New Roman" w:eastAsia="微软雅黑"/>
+          <w:sz w:val="28"/>
+          <w:lang w:eastAsia="zh-CN"/>
+        </w:rPr>
+        <w:instrText xml:space="preserve"> HYPERLINK \l _Toc32164 </w:instrText>
+      </w:r>
+      <w:r>
+        <w:rPr>
+          <w:rFonts w:hint="eastAsia" w:ascii="Times New Roman" w:hAnsi="Times New Roman" w:eastAsia="微软雅黑"/>
+          <w:sz w:val="28"/>
+          <w:lang w:eastAsia="zh-CN"/>
+        </w:rPr>
+        <w:fldChar w:fldCharType="separate"/>
+      </w:r>
+      <w:r>
+        <w:rPr>
+          <w:rFonts w:hint="eastAsia" w:ascii="Times New Roman" w:hAnsi="Times New Roman" w:eastAsia="微软雅黑"/>
+          <w:sz w:val="28"/>
+          <w:lang w:eastAsia="zh-CN"/>
+        </w:rPr>
+        <w:t>PD-L1检测结果</w:t>
+      </w:r>
+      <w:r>
+        <w:rPr>
+          <w:rFonts w:hint="eastAsia" w:ascii="Times New Roman" w:hAnsi="Times New Roman" w:eastAsia="微软雅黑"/>
+          <w:sz w:val="28"/>
+          <w:lang w:eastAsia="zh-CN"/>
+        </w:rPr>
+        <w:tab/>
+      </w:r>
+      <w:r>
+        <w:rPr>
+          <w:rFonts w:hint="eastAsia" w:ascii="Times New Roman" w:hAnsi="Times New Roman" w:eastAsia="微软雅黑"/>
+          <w:sz w:val="28"/>
+          <w:lang w:eastAsia="zh-CN"/>
+        </w:rPr>
+        <w:fldChar w:fldCharType="begin"/>
+      </w:r>
+      <w:r>
+        <w:rPr>
+          <w:rFonts w:hint="eastAsia" w:ascii="Times New Roman" w:hAnsi="Times New Roman" w:eastAsia="微软雅黑"/>
+          <w:sz w:val="28"/>
+          <w:lang w:eastAsia="zh-CN"/>
+        </w:rPr>
+        <w:instrText xml:space="preserve"> PAGEREF _Toc32164 \h </w:instrText>
+      </w:r>
+      <w:r>
+        <w:rPr>
+          <w:rFonts w:hint="eastAsia" w:ascii="Times New Roman" w:hAnsi="Times New Roman" w:eastAsia="微软雅黑"/>
+          <w:sz w:val="28"/>
+          <w:lang w:eastAsia="zh-CN"/>
+        </w:rPr>
+        <w:fldChar w:fldCharType="separate"/>
+      </w:r>
+      <w:r>
+        <w:rPr>
+          <w:rFonts w:hint="eastAsia" w:ascii="Times New Roman" w:hAnsi="Times New Roman" w:eastAsia="微软雅黑"/>
+          <w:sz w:val="28"/>
+          <w:lang w:eastAsia="zh-CN"/>
+        </w:rPr>
+        <w:t>10</w:t>
+      </w:r>
+      <w:r>
+        <w:rPr>
+          <w:rFonts w:hint="eastAsia" w:ascii="Times New Roman" w:hAnsi="Times New Roman" w:eastAsia="微软雅黑"/>
+          <w:sz w:val="28"/>
+          <w:lang w:eastAsia="zh-CN"/>
+        </w:rPr>
+        <w:fldChar w:fldCharType="end"/>
+      </w:r>
+      <w:r>
+        <w:rPr>
+          <w:rFonts w:hint="eastAsia" w:ascii="Times New Roman" w:hAnsi="Times New Roman" w:eastAsia="微软雅黑"/>
+          <w:sz w:val="28"/>
+          <w:lang w:eastAsia="zh-CN"/>
+        </w:rPr>
+        <w:fldChar w:fldCharType="end"/>
+      </w:r>
+      <w:r>
+        <w:rPr>
+          <w:rFonts w:hint="eastAsia" w:ascii="Times New Roman" w:hAnsi="Times New Roman" w:eastAsia="微软雅黑"/>
           <w:sz w:val="24"/>
           <w:szCs w:val="24"/>
           <w:lang w:eastAsia="zh-CN"/>
         </w:rPr>
-        <w:t>{%if BodyDrugDrugDetectionStr or unknownVarAnalysisStr or geneticCancerRiskInfo %}</w:t>
+        <w:t>{% endif %}{%if BodyDrugDrugDetectionStr or unknownVarAnalysisStr or geneticCancerRiskInfo %}</w:t>
       </w:r>
     </w:p>
     <w:p>
@@ -1926,7 +1775,7 @@
           <w:sz w:val="32"/>
           <w:lang w:eastAsia="zh-CN"/>
         </w:rPr>
-        <w:instrText xml:space="preserve"> HYPERLINK \l _Toc31463 </w:instrText>
+        <w:instrText xml:space="preserve"> HYPERLINK \l _Toc14716 </w:instrText>
       </w:r>
       <w:r>
         <w:rPr>
@@ -1972,7 +1821,7 @@
           <w:color w:val="62B541"/>
           <w:sz w:val="32"/>
         </w:rPr>
-        <w:instrText xml:space="preserve"> PAGEREF _Toc31463 \h </w:instrText>
+        <w:instrText xml:space="preserve"> PAGEREF _Toc14716 \h </w:instrText>
       </w:r>
       <w:r>
         <w:rPr>
@@ -2031,87 +1880,94 @@
         </w:tabs>
         <w:ind w:left="440"/>
         <w:rPr>
-          <w:rFonts w:ascii="Times New Roman" w:hAnsi="Times New Roman" w:eastAsia="微软雅黑"/>
-          <w:sz w:val="28"/>
-        </w:rPr>
-      </w:pPr>
-      <w:r>
-        <w:rPr>
-          <w:rFonts w:ascii="Times New Roman" w:hAnsi="Times New Roman" w:eastAsia="微软雅黑"/>
-          <w:sz w:val="28"/>
-          <w:lang w:eastAsia="zh-CN"/>
-        </w:rPr>
-        <w:fldChar w:fldCharType="begin"/>
-      </w:r>
-      <w:r>
-        <w:rPr>
-          <w:rFonts w:ascii="Times New Roman" w:hAnsi="Times New Roman" w:eastAsia="微软雅黑"/>
-          <w:sz w:val="28"/>
-          <w:lang w:eastAsia="zh-CN"/>
-        </w:rPr>
-        <w:instrText xml:space="preserve"> HYPERLINK \l _Toc20735 </w:instrText>
-      </w:r>
-      <w:r>
-        <w:rPr>
-          <w:rFonts w:ascii="Times New Roman" w:hAnsi="Times New Roman" w:eastAsia="微软雅黑"/>
-          <w:sz w:val="28"/>
-          <w:lang w:eastAsia="zh-CN"/>
-        </w:rPr>
-        <w:fldChar w:fldCharType="separate"/>
-      </w:r>
-      <w:r>
-        <w:rPr>
           <w:rFonts w:hint="eastAsia" w:ascii="Times New Roman" w:hAnsi="Times New Roman" w:eastAsia="微软雅黑"/>
           <w:sz w:val="28"/>
           <w:lang w:eastAsia="zh-CN"/>
         </w:rPr>
+      </w:pPr>
+      <w:r>
+        <w:rPr>
+          <w:rFonts w:hint="eastAsia" w:ascii="Times New Roman" w:hAnsi="Times New Roman" w:eastAsia="微软雅黑"/>
+          <w:sz w:val="28"/>
+          <w:lang w:eastAsia="zh-CN"/>
+        </w:rPr>
+        <w:fldChar w:fldCharType="begin"/>
+      </w:r>
+      <w:r>
+        <w:rPr>
+          <w:rFonts w:hint="eastAsia" w:ascii="Times New Roman" w:hAnsi="Times New Roman" w:eastAsia="微软雅黑"/>
+          <w:sz w:val="28"/>
+          <w:lang w:eastAsia="zh-CN"/>
+        </w:rPr>
+        <w:instrText xml:space="preserve"> HYPERLINK \l _Toc22108 </w:instrText>
+      </w:r>
+      <w:r>
+        <w:rPr>
+          <w:rFonts w:hint="eastAsia" w:ascii="Times New Roman" w:hAnsi="Times New Roman" w:eastAsia="微软雅黑"/>
+          <w:sz w:val="28"/>
+          <w:lang w:eastAsia="zh-CN"/>
+        </w:rPr>
+        <w:fldChar w:fldCharType="separate"/>
+      </w:r>
+      <w:r>
+        <w:rPr>
+          <w:rFonts w:hint="eastAsia" w:ascii="Times New Roman" w:hAnsi="Times New Roman" w:eastAsia="微软雅黑"/>
+          <w:sz w:val="28"/>
+          <w:lang w:eastAsia="zh-CN"/>
+        </w:rPr>
         <w:t>体细胞变异结果解析</w:t>
       </w:r>
       <w:r>
         <w:rPr>
-          <w:rFonts w:ascii="Times New Roman" w:hAnsi="Times New Roman" w:eastAsia="微软雅黑"/>
+          <w:rFonts w:hint="eastAsia" w:ascii="Times New Roman" w:hAnsi="Times New Roman" w:eastAsia="微软雅黑"/>
           <w:sz w:val="28"/>
+          <w:lang w:eastAsia="zh-CN"/>
         </w:rPr>
         <w:tab/>
       </w:r>
       <w:r>
         <w:rPr>
-          <w:rFonts w:ascii="Times New Roman" w:hAnsi="Times New Roman" w:eastAsia="微软雅黑"/>
+          <w:rFonts w:hint="eastAsia" w:ascii="Times New Roman" w:hAnsi="Times New Roman" w:eastAsia="微软雅黑"/>
           <w:sz w:val="28"/>
+          <w:lang w:eastAsia="zh-CN"/>
         </w:rPr>
         <w:fldChar w:fldCharType="begin"/>
       </w:r>
       <w:r>
         <w:rPr>
-          <w:rFonts w:ascii="Times New Roman" w:hAnsi="Times New Roman" w:eastAsia="微软雅黑"/>
+          <w:rFonts w:hint="eastAsia" w:ascii="Times New Roman" w:hAnsi="Times New Roman" w:eastAsia="微软雅黑"/>
           <w:sz w:val="28"/>
-        </w:rPr>
-        <w:instrText xml:space="preserve"> PAGEREF _Toc20735 \h </w:instrText>
-      </w:r>
-      <w:r>
-        <w:rPr>
-          <w:rFonts w:ascii="Times New Roman" w:hAnsi="Times New Roman" w:eastAsia="微软雅黑"/>
+          <w:lang w:eastAsia="zh-CN"/>
+        </w:rPr>
+        <w:instrText xml:space="preserve"> PAGEREF _Toc22108 \h </w:instrText>
+      </w:r>
+      <w:r>
+        <w:rPr>
+          <w:rFonts w:hint="eastAsia" w:ascii="Times New Roman" w:hAnsi="Times New Roman" w:eastAsia="微软雅黑"/>
           <w:sz w:val="28"/>
+          <w:lang w:eastAsia="zh-CN"/>
         </w:rPr>
         <w:fldChar w:fldCharType="separate"/>
       </w:r>
       <w:r>
         <w:rPr>
-          <w:rFonts w:ascii="Times New Roman" w:hAnsi="Times New Roman" w:eastAsia="微软雅黑"/>
+          <w:rFonts w:hint="eastAsia" w:ascii="Times New Roman" w:hAnsi="Times New Roman" w:eastAsia="微软雅黑"/>
           <w:sz w:val="28"/>
+          <w:lang w:eastAsia="zh-CN"/>
         </w:rPr>
         <w:t>12</w:t>
       </w:r>
       <w:r>
         <w:rPr>
-          <w:rFonts w:ascii="Times New Roman" w:hAnsi="Times New Roman" w:eastAsia="微软雅黑"/>
+          <w:rFonts w:hint="eastAsia" w:ascii="Times New Roman" w:hAnsi="Times New Roman" w:eastAsia="微软雅黑"/>
           <w:sz w:val="28"/>
+          <w:lang w:eastAsia="zh-CN"/>
         </w:rPr>
         <w:fldChar w:fldCharType="end"/>
       </w:r>
       <w:r>
         <w:rPr>
-          <w:rFonts w:ascii="Times New Roman" w:hAnsi="Times New Roman" w:eastAsia="微软雅黑"/>
+          <w:rFonts w:hint="eastAsia" w:ascii="Times New Roman" w:hAnsi="Times New Roman" w:eastAsia="微软雅黑"/>
           <w:sz w:val="28"/>
           <w:lang w:eastAsia="zh-CN"/>
         </w:rPr>
@@ -2134,100 +1990,109 @@
         </w:tabs>
         <w:ind w:left="440"/>
         <w:rPr>
-          <w:rFonts w:ascii="Times New Roman" w:hAnsi="Times New Roman" w:eastAsia="微软雅黑"/>
-          <w:sz w:val="28"/>
-        </w:rPr>
-      </w:pPr>
-      <w:r>
-        <w:rPr>
-          <w:rFonts w:ascii="Times New Roman" w:hAnsi="Times New Roman" w:eastAsia="微软雅黑"/>
-          <w:sz w:val="28"/>
-          <w:lang w:eastAsia="zh-CN"/>
-        </w:rPr>
-        <w:fldChar w:fldCharType="begin"/>
-      </w:r>
-      <w:r>
-        <w:rPr>
-          <w:rFonts w:ascii="Times New Roman" w:hAnsi="Times New Roman" w:eastAsia="微软雅黑"/>
-          <w:sz w:val="28"/>
-          <w:lang w:eastAsia="zh-CN"/>
-        </w:rPr>
-        <w:instrText xml:space="preserve"> HYPERLINK \l _Toc27341 </w:instrText>
-      </w:r>
-      <w:r>
-        <w:rPr>
-          <w:rFonts w:ascii="Times New Roman" w:hAnsi="Times New Roman" w:eastAsia="微软雅黑"/>
-          <w:sz w:val="28"/>
-          <w:lang w:eastAsia="zh-CN"/>
-        </w:rPr>
-        <w:fldChar w:fldCharType="separate"/>
-      </w:r>
-      <w:r>
-        <w:rPr>
           <w:rFonts w:hint="eastAsia" w:ascii="Times New Roman" w:hAnsi="Times New Roman" w:eastAsia="微软雅黑"/>
           <w:sz w:val="28"/>
           <w:lang w:eastAsia="zh-CN"/>
         </w:rPr>
-        <w:t>胚系变异结果解析</w:t>
-      </w:r>
-      <w:r>
-        <w:rPr>
-          <w:rFonts w:ascii="Times New Roman" w:hAnsi="Times New Roman" w:eastAsia="微软雅黑"/>
-          <w:sz w:val="28"/>
-        </w:rPr>
-        <w:tab/>
-      </w:r>
-      <w:r>
-        <w:rPr>
-          <w:rFonts w:ascii="Times New Roman" w:hAnsi="Times New Roman" w:eastAsia="微软雅黑"/>
-          <w:sz w:val="28"/>
-        </w:rPr>
-        <w:fldChar w:fldCharType="begin"/>
-      </w:r>
-      <w:r>
-        <w:rPr>
-          <w:rFonts w:ascii="Times New Roman" w:hAnsi="Times New Roman" w:eastAsia="微软雅黑"/>
-          <w:sz w:val="28"/>
-        </w:rPr>
-        <w:instrText xml:space="preserve"> PAGEREF _Toc27341 \h </w:instrText>
-      </w:r>
-      <w:r>
-        <w:rPr>
-          <w:rFonts w:ascii="Times New Roman" w:hAnsi="Times New Roman" w:eastAsia="微软雅黑"/>
-          <w:sz w:val="28"/>
-        </w:rPr>
-        <w:fldChar w:fldCharType="separate"/>
-      </w:r>
-      <w:r>
-        <w:rPr>
-          <w:rFonts w:ascii="Times New Roman" w:hAnsi="Times New Roman" w:eastAsia="微软雅黑"/>
-          <w:sz w:val="28"/>
-        </w:rPr>
-        <w:t>15</w:t>
-      </w:r>
-      <w:r>
-        <w:rPr>
-          <w:rFonts w:ascii="Times New Roman" w:hAnsi="Times New Roman" w:eastAsia="微软雅黑"/>
-          <w:sz w:val="28"/>
-        </w:rPr>
-        <w:fldChar w:fldCharType="end"/>
-      </w:r>
-      <w:r>
-        <w:rPr>
-          <w:rFonts w:ascii="Times New Roman" w:hAnsi="Times New Roman" w:eastAsia="微软雅黑"/>
-          <w:sz w:val="28"/>
-          <w:lang w:eastAsia="zh-CN"/>
-        </w:rPr>
-        <w:fldChar w:fldCharType="end"/>
-      </w:r>
+      </w:pPr>
       <w:r>
         <w:rPr>
           <w:rFonts w:hint="eastAsia" w:ascii="Times New Roman" w:hAnsi="Times New Roman" w:eastAsia="微软雅黑"/>
           <w:sz w:val="28"/>
           <w:lang w:eastAsia="zh-CN"/>
         </w:rPr>
+        <w:fldChar w:fldCharType="begin"/>
+      </w:r>
+      <w:r>
+        <w:rPr>
+          <w:rFonts w:hint="eastAsia" w:ascii="Times New Roman" w:hAnsi="Times New Roman" w:eastAsia="微软雅黑"/>
+          <w:sz w:val="28"/>
+          <w:lang w:eastAsia="zh-CN"/>
+        </w:rPr>
+        <w:instrText xml:space="preserve"> HYPERLINK \l _Toc3247 </w:instrText>
+      </w:r>
+      <w:r>
+        <w:rPr>
+          <w:rFonts w:hint="eastAsia" w:ascii="Times New Roman" w:hAnsi="Times New Roman" w:eastAsia="微软雅黑"/>
+          <w:sz w:val="28"/>
+          <w:lang w:eastAsia="zh-CN"/>
+        </w:rPr>
+        <w:fldChar w:fldCharType="separate"/>
+      </w:r>
+      <w:r>
+        <w:rPr>
+          <w:rFonts w:hint="eastAsia" w:ascii="Times New Roman" w:hAnsi="Times New Roman" w:eastAsia="微软雅黑"/>
+          <w:sz w:val="28"/>
+          <w:lang w:eastAsia="zh-CN"/>
+        </w:rPr>
+        <w:t>胚系变异结果解析</w:t>
+      </w:r>
+      <w:r>
+        <w:rPr>
+          <w:rFonts w:hint="eastAsia" w:ascii="Times New Roman" w:hAnsi="Times New Roman" w:eastAsia="微软雅黑"/>
+          <w:sz w:val="28"/>
+          <w:lang w:eastAsia="zh-CN"/>
+        </w:rPr>
+        <w:tab/>
+      </w:r>
+      <w:r>
+        <w:rPr>
+          <w:rFonts w:hint="eastAsia" w:ascii="Times New Roman" w:hAnsi="Times New Roman" w:eastAsia="微软雅黑"/>
+          <w:sz w:val="28"/>
+          <w:lang w:eastAsia="zh-CN"/>
+        </w:rPr>
+        <w:fldChar w:fldCharType="begin"/>
+      </w:r>
+      <w:r>
+        <w:rPr>
+          <w:rFonts w:hint="eastAsia" w:ascii="Times New Roman" w:hAnsi="Times New Roman" w:eastAsia="微软雅黑"/>
+          <w:sz w:val="28"/>
+          <w:lang w:eastAsia="zh-CN"/>
+        </w:rPr>
+        <w:instrText xml:space="preserve"> PAGEREF _Toc3247 \h </w:instrText>
+      </w:r>
+      <w:r>
+        <w:rPr>
+          <w:rFonts w:hint="eastAsia" w:ascii="Times New Roman" w:hAnsi="Times New Roman" w:eastAsia="微软雅黑"/>
+          <w:sz w:val="28"/>
+          <w:lang w:eastAsia="zh-CN"/>
+        </w:rPr>
+        <w:fldChar w:fldCharType="separate"/>
+      </w:r>
+      <w:r>
+        <w:rPr>
+          <w:rFonts w:hint="eastAsia" w:ascii="Times New Roman" w:hAnsi="Times New Roman" w:eastAsia="微软雅黑"/>
+          <w:sz w:val="28"/>
+          <w:lang w:eastAsia="zh-CN"/>
+        </w:rPr>
+        <w:t>15</w:t>
+      </w:r>
+      <w:r>
+        <w:rPr>
+          <w:rFonts w:hint="eastAsia" w:ascii="Times New Roman" w:hAnsi="Times New Roman" w:eastAsia="微软雅黑"/>
+          <w:sz w:val="28"/>
+          <w:lang w:eastAsia="zh-CN"/>
+        </w:rPr>
+        <w:fldChar w:fldCharType="end"/>
+      </w:r>
+      <w:r>
+        <w:rPr>
+          <w:rFonts w:hint="eastAsia" w:ascii="Times New Roman" w:hAnsi="Times New Roman" w:eastAsia="微软雅黑"/>
+          <w:sz w:val="28"/>
+          <w:lang w:eastAsia="zh-CN"/>
+        </w:rPr>
+        <w:fldChar w:fldCharType="end"/>
+      </w:r>
+      <w:r>
+        <w:rPr>
+          <w:rFonts w:hint="eastAsia" w:ascii="Times New Roman" w:hAnsi="Times New Roman" w:eastAsia="微软雅黑"/>
+          <w:sz w:val="28"/>
+          <w:lang w:eastAsia="zh-CN"/>
+        </w:rPr>
         <w:t>{% endif %}{% endif %}</w:t>
       </w:r>
+      <w:bookmarkStart w:id="97" w:name="_GoBack"/>
+      <w:bookmarkEnd w:id="97"/>
     </w:p>
     <w:p>
       <w:pPr>
@@ -2260,7 +2125,7 @@
           <w:sz w:val="32"/>
           <w:lang w:eastAsia="zh-CN"/>
         </w:rPr>
-        <w:instrText xml:space="preserve"> HYPERLINK \l _Toc9167 </w:instrText>
+        <w:instrText xml:space="preserve"> HYPERLINK \l _Toc2127 </w:instrText>
       </w:r>
       <w:r>
         <w:rPr>
@@ -2306,7 +2171,7 @@
           <w:color w:val="62B541"/>
           <w:sz w:val="32"/>
         </w:rPr>
-        <w:instrText xml:space="preserve"> PAGEREF _Toc9167 \h </w:instrText>
+        <w:instrText xml:space="preserve"> PAGEREF _Toc2127 \h </w:instrText>
       </w:r>
       <w:r>
         <w:rPr>
@@ -2354,87 +2219,94 @@
         </w:tabs>
         <w:ind w:left="440"/>
         <w:rPr>
-          <w:rFonts w:ascii="Times New Roman" w:hAnsi="Times New Roman" w:eastAsia="微软雅黑"/>
-          <w:sz w:val="28"/>
-        </w:rPr>
-      </w:pPr>
-      <w:r>
-        <w:rPr>
-          <w:rFonts w:ascii="Times New Roman" w:hAnsi="Times New Roman" w:eastAsia="微软雅黑"/>
-          <w:sz w:val="28"/>
-          <w:lang w:eastAsia="zh-CN"/>
-        </w:rPr>
-        <w:fldChar w:fldCharType="begin"/>
-      </w:r>
-      <w:r>
-        <w:rPr>
-          <w:rFonts w:ascii="Times New Roman" w:hAnsi="Times New Roman" w:eastAsia="微软雅黑"/>
-          <w:sz w:val="28"/>
-          <w:lang w:eastAsia="zh-CN"/>
-        </w:rPr>
-        <w:instrText xml:space="preserve"> HYPERLINK \l _Toc5496 </w:instrText>
-      </w:r>
-      <w:r>
-        <w:rPr>
-          <w:rFonts w:ascii="Times New Roman" w:hAnsi="Times New Roman" w:eastAsia="微软雅黑"/>
-          <w:sz w:val="28"/>
-          <w:lang w:eastAsia="zh-CN"/>
-        </w:rPr>
-        <w:fldChar w:fldCharType="separate"/>
-      </w:r>
-      <w:r>
-        <w:rPr>
           <w:rFonts w:hint="eastAsia" w:ascii="Times New Roman" w:hAnsi="Times New Roman" w:eastAsia="微软雅黑"/>
           <w:sz w:val="28"/>
           <w:lang w:eastAsia="zh-CN"/>
         </w:rPr>
+      </w:pPr>
+      <w:r>
+        <w:rPr>
+          <w:rFonts w:hint="eastAsia" w:ascii="Times New Roman" w:hAnsi="Times New Roman" w:eastAsia="微软雅黑"/>
+          <w:sz w:val="28"/>
+          <w:lang w:eastAsia="zh-CN"/>
+        </w:rPr>
+        <w:fldChar w:fldCharType="begin"/>
+      </w:r>
+      <w:r>
+        <w:rPr>
+          <w:rFonts w:hint="eastAsia" w:ascii="Times New Roman" w:hAnsi="Times New Roman" w:eastAsia="微软雅黑"/>
+          <w:sz w:val="28"/>
+          <w:lang w:eastAsia="zh-CN"/>
+        </w:rPr>
+        <w:instrText xml:space="preserve"> HYPERLINK \l _Toc10581 </w:instrText>
+      </w:r>
+      <w:r>
+        <w:rPr>
+          <w:rFonts w:hint="eastAsia" w:ascii="Times New Roman" w:hAnsi="Times New Roman" w:eastAsia="微软雅黑"/>
+          <w:sz w:val="28"/>
+          <w:lang w:eastAsia="zh-CN"/>
+        </w:rPr>
+        <w:fldChar w:fldCharType="separate"/>
+      </w:r>
+      <w:r>
+        <w:rPr>
+          <w:rFonts w:hint="eastAsia" w:ascii="Times New Roman" w:hAnsi="Times New Roman" w:eastAsia="微软雅黑"/>
+          <w:sz w:val="28"/>
+          <w:lang w:eastAsia="zh-CN"/>
+        </w:rPr>
         <w:t>样本质控情况</w:t>
       </w:r>
       <w:r>
         <w:rPr>
-          <w:rFonts w:ascii="Times New Roman" w:hAnsi="Times New Roman" w:eastAsia="微软雅黑"/>
+          <w:rFonts w:hint="eastAsia" w:ascii="Times New Roman" w:hAnsi="Times New Roman" w:eastAsia="微软雅黑"/>
           <w:sz w:val="28"/>
+          <w:lang w:eastAsia="zh-CN"/>
         </w:rPr>
         <w:tab/>
       </w:r>
       <w:r>
         <w:rPr>
-          <w:rFonts w:ascii="Times New Roman" w:hAnsi="Times New Roman" w:eastAsia="微软雅黑"/>
+          <w:rFonts w:hint="eastAsia" w:ascii="Times New Roman" w:hAnsi="Times New Roman" w:eastAsia="微软雅黑"/>
           <w:sz w:val="28"/>
+          <w:lang w:eastAsia="zh-CN"/>
         </w:rPr>
         <w:fldChar w:fldCharType="begin"/>
       </w:r>
       <w:r>
         <w:rPr>
-          <w:rFonts w:ascii="Times New Roman" w:hAnsi="Times New Roman" w:eastAsia="微软雅黑"/>
+          <w:rFonts w:hint="eastAsia" w:ascii="Times New Roman" w:hAnsi="Times New Roman" w:eastAsia="微软雅黑"/>
           <w:sz w:val="28"/>
-        </w:rPr>
-        <w:instrText xml:space="preserve"> PAGEREF _Toc5496 \h </w:instrText>
-      </w:r>
-      <w:r>
-        <w:rPr>
-          <w:rFonts w:ascii="Times New Roman" w:hAnsi="Times New Roman" w:eastAsia="微软雅黑"/>
+          <w:lang w:eastAsia="zh-CN"/>
+        </w:rPr>
+        <w:instrText xml:space="preserve"> PAGEREF _Toc10581 \h </w:instrText>
+      </w:r>
+      <w:r>
+        <w:rPr>
+          <w:rFonts w:hint="eastAsia" w:ascii="Times New Roman" w:hAnsi="Times New Roman" w:eastAsia="微软雅黑"/>
           <w:sz w:val="28"/>
+          <w:lang w:eastAsia="zh-CN"/>
         </w:rPr>
         <w:fldChar w:fldCharType="separate"/>
       </w:r>
       <w:r>
         <w:rPr>
-          <w:rFonts w:ascii="Times New Roman" w:hAnsi="Times New Roman" w:eastAsia="微软雅黑"/>
+          <w:rFonts w:hint="eastAsia" w:ascii="Times New Roman" w:hAnsi="Times New Roman" w:eastAsia="微软雅黑"/>
           <w:sz w:val="28"/>
+          <w:lang w:eastAsia="zh-CN"/>
         </w:rPr>
         <w:t>17</w:t>
       </w:r>
       <w:r>
         <w:rPr>
-          <w:rFonts w:ascii="Times New Roman" w:hAnsi="Times New Roman" w:eastAsia="微软雅黑"/>
+          <w:rFonts w:hint="eastAsia" w:ascii="Times New Roman" w:hAnsi="Times New Roman" w:eastAsia="微软雅黑"/>
           <w:sz w:val="28"/>
+          <w:lang w:eastAsia="zh-CN"/>
         </w:rPr>
         <w:fldChar w:fldCharType="end"/>
       </w:r>
       <w:r>
         <w:rPr>
-          <w:rFonts w:ascii="Times New Roman" w:hAnsi="Times New Roman" w:eastAsia="微软雅黑"/>
+          <w:rFonts w:hint="eastAsia" w:ascii="Times New Roman" w:hAnsi="Times New Roman" w:eastAsia="微软雅黑"/>
           <w:sz w:val="28"/>
           <w:lang w:eastAsia="zh-CN"/>
         </w:rPr>
@@ -2449,87 +2321,94 @@
         </w:tabs>
         <w:ind w:left="440"/>
         <w:rPr>
-          <w:rFonts w:ascii="Times New Roman" w:hAnsi="Times New Roman" w:eastAsia="微软雅黑"/>
-          <w:sz w:val="28"/>
-        </w:rPr>
-      </w:pPr>
-      <w:r>
-        <w:rPr>
-          <w:rFonts w:ascii="Times New Roman" w:hAnsi="Times New Roman" w:eastAsia="微软雅黑"/>
-          <w:sz w:val="28"/>
-          <w:lang w:eastAsia="zh-CN"/>
-        </w:rPr>
-        <w:fldChar w:fldCharType="begin"/>
-      </w:r>
-      <w:r>
-        <w:rPr>
-          <w:rFonts w:ascii="Times New Roman" w:hAnsi="Times New Roman" w:eastAsia="微软雅黑"/>
-          <w:sz w:val="28"/>
-          <w:lang w:eastAsia="zh-CN"/>
-        </w:rPr>
-        <w:instrText xml:space="preserve"> HYPERLINK \l _Toc6819 </w:instrText>
-      </w:r>
-      <w:r>
-        <w:rPr>
-          <w:rFonts w:ascii="Times New Roman" w:hAnsi="Times New Roman" w:eastAsia="微软雅黑"/>
-          <w:sz w:val="28"/>
-          <w:lang w:eastAsia="zh-CN"/>
-        </w:rPr>
-        <w:fldChar w:fldCharType="separate"/>
-      </w:r>
-      <w:r>
-        <w:rPr>
           <w:rFonts w:hint="eastAsia" w:ascii="Times New Roman" w:hAnsi="Times New Roman" w:eastAsia="微软雅黑"/>
           <w:sz w:val="28"/>
           <w:lang w:eastAsia="zh-CN"/>
         </w:rPr>
+      </w:pPr>
+      <w:r>
+        <w:rPr>
+          <w:rFonts w:hint="eastAsia" w:ascii="Times New Roman" w:hAnsi="Times New Roman" w:eastAsia="微软雅黑"/>
+          <w:sz w:val="28"/>
+          <w:lang w:eastAsia="zh-CN"/>
+        </w:rPr>
+        <w:fldChar w:fldCharType="begin"/>
+      </w:r>
+      <w:r>
+        <w:rPr>
+          <w:rFonts w:hint="eastAsia" w:ascii="Times New Roman" w:hAnsi="Times New Roman" w:eastAsia="微软雅黑"/>
+          <w:sz w:val="28"/>
+          <w:lang w:eastAsia="zh-CN"/>
+        </w:rPr>
+        <w:instrText xml:space="preserve"> HYPERLINK \l _Toc31613 </w:instrText>
+      </w:r>
+      <w:r>
+        <w:rPr>
+          <w:rFonts w:hint="eastAsia" w:ascii="Times New Roman" w:hAnsi="Times New Roman" w:eastAsia="微软雅黑"/>
+          <w:sz w:val="28"/>
+          <w:lang w:eastAsia="zh-CN"/>
+        </w:rPr>
+        <w:fldChar w:fldCharType="separate"/>
+      </w:r>
+      <w:r>
+        <w:rPr>
+          <w:rFonts w:hint="eastAsia" w:ascii="Times New Roman" w:hAnsi="Times New Roman" w:eastAsia="微软雅黑"/>
+          <w:sz w:val="28"/>
+          <w:lang w:eastAsia="zh-CN"/>
+        </w:rPr>
         <w:t>BRCA1&amp;BRCA2基因背景介绍</w:t>
       </w:r>
       <w:r>
         <w:rPr>
-          <w:rFonts w:ascii="Times New Roman" w:hAnsi="Times New Roman" w:eastAsia="微软雅黑"/>
+          <w:rFonts w:hint="eastAsia" w:ascii="Times New Roman" w:hAnsi="Times New Roman" w:eastAsia="微软雅黑"/>
           <w:sz w:val="28"/>
+          <w:lang w:eastAsia="zh-CN"/>
         </w:rPr>
         <w:tab/>
       </w:r>
       <w:r>
         <w:rPr>
-          <w:rFonts w:ascii="Times New Roman" w:hAnsi="Times New Roman" w:eastAsia="微软雅黑"/>
+          <w:rFonts w:hint="eastAsia" w:ascii="Times New Roman" w:hAnsi="Times New Roman" w:eastAsia="微软雅黑"/>
           <w:sz w:val="28"/>
+          <w:lang w:eastAsia="zh-CN"/>
         </w:rPr>
         <w:fldChar w:fldCharType="begin"/>
       </w:r>
       <w:r>
         <w:rPr>
-          <w:rFonts w:ascii="Times New Roman" w:hAnsi="Times New Roman" w:eastAsia="微软雅黑"/>
+          <w:rFonts w:hint="eastAsia" w:ascii="Times New Roman" w:hAnsi="Times New Roman" w:eastAsia="微软雅黑"/>
           <w:sz w:val="28"/>
-        </w:rPr>
-        <w:instrText xml:space="preserve"> PAGEREF _Toc6819 \h </w:instrText>
-      </w:r>
-      <w:r>
-        <w:rPr>
-          <w:rFonts w:ascii="Times New Roman" w:hAnsi="Times New Roman" w:eastAsia="微软雅黑"/>
+          <w:lang w:eastAsia="zh-CN"/>
+        </w:rPr>
+        <w:instrText xml:space="preserve"> PAGEREF _Toc31613 \h </w:instrText>
+      </w:r>
+      <w:r>
+        <w:rPr>
+          <w:rFonts w:hint="eastAsia" w:ascii="Times New Roman" w:hAnsi="Times New Roman" w:eastAsia="微软雅黑"/>
           <w:sz w:val="28"/>
+          <w:lang w:eastAsia="zh-CN"/>
         </w:rPr>
         <w:fldChar w:fldCharType="separate"/>
       </w:r>
       <w:r>
         <w:rPr>
-          <w:rFonts w:ascii="Times New Roman" w:hAnsi="Times New Roman" w:eastAsia="微软雅黑"/>
+          <w:rFonts w:hint="eastAsia" w:ascii="Times New Roman" w:hAnsi="Times New Roman" w:eastAsia="微软雅黑"/>
           <w:sz w:val="28"/>
+          <w:lang w:eastAsia="zh-CN"/>
         </w:rPr>
         <w:t>18</w:t>
       </w:r>
       <w:r>
         <w:rPr>
-          <w:rFonts w:ascii="Times New Roman" w:hAnsi="Times New Roman" w:eastAsia="微软雅黑"/>
+          <w:rFonts w:hint="eastAsia" w:ascii="Times New Roman" w:hAnsi="Times New Roman" w:eastAsia="微软雅黑"/>
           <w:sz w:val="28"/>
+          <w:lang w:eastAsia="zh-CN"/>
         </w:rPr>
         <w:fldChar w:fldCharType="end"/>
       </w:r>
       <w:r>
         <w:rPr>
-          <w:rFonts w:ascii="Times New Roman" w:hAnsi="Times New Roman" w:eastAsia="微软雅黑"/>
+          <w:rFonts w:hint="eastAsia" w:ascii="Times New Roman" w:hAnsi="Times New Roman" w:eastAsia="微软雅黑"/>
           <w:sz w:val="28"/>
           <w:lang w:eastAsia="zh-CN"/>
         </w:rPr>
@@ -2544,87 +2423,94 @@
         </w:tabs>
         <w:ind w:left="440"/>
         <w:rPr>
-          <w:rFonts w:ascii="Times New Roman" w:hAnsi="Times New Roman" w:eastAsia="微软雅黑"/>
-          <w:sz w:val="28"/>
-        </w:rPr>
-      </w:pPr>
-      <w:r>
-        <w:rPr>
-          <w:rFonts w:ascii="Times New Roman" w:hAnsi="Times New Roman" w:eastAsia="微软雅黑"/>
-          <w:sz w:val="28"/>
-          <w:lang w:eastAsia="zh-CN"/>
-        </w:rPr>
-        <w:fldChar w:fldCharType="begin"/>
-      </w:r>
-      <w:r>
-        <w:rPr>
-          <w:rFonts w:ascii="Times New Roman" w:hAnsi="Times New Roman" w:eastAsia="微软雅黑"/>
-          <w:sz w:val="28"/>
-          <w:lang w:eastAsia="zh-CN"/>
-        </w:rPr>
-        <w:instrText xml:space="preserve"> HYPERLINK \l _Toc18002 </w:instrText>
-      </w:r>
-      <w:r>
-        <w:rPr>
-          <w:rFonts w:ascii="Times New Roman" w:hAnsi="Times New Roman" w:eastAsia="微软雅黑"/>
-          <w:sz w:val="28"/>
-          <w:lang w:eastAsia="zh-CN"/>
-        </w:rPr>
-        <w:fldChar w:fldCharType="separate"/>
-      </w:r>
-      <w:r>
-        <w:rPr>
           <w:rFonts w:hint="eastAsia" w:ascii="Times New Roman" w:hAnsi="Times New Roman" w:eastAsia="微软雅黑"/>
           <w:sz w:val="28"/>
           <w:lang w:eastAsia="zh-CN"/>
         </w:rPr>
-        <w:t>易感人群特征</w:t>
-      </w:r>
-      <w:r>
-        <w:rPr>
-          <w:rFonts w:ascii="Times New Roman" w:hAnsi="Times New Roman" w:eastAsia="微软雅黑"/>
+      </w:pPr>
+      <w:r>
+        <w:rPr>
+          <w:rFonts w:hint="eastAsia" w:ascii="Times New Roman" w:hAnsi="Times New Roman" w:eastAsia="微软雅黑"/>
           <w:sz w:val="28"/>
+          <w:lang w:eastAsia="zh-CN"/>
+        </w:rPr>
+        <w:fldChar w:fldCharType="begin"/>
+      </w:r>
+      <w:r>
+        <w:rPr>
+          <w:rFonts w:hint="eastAsia" w:ascii="Times New Roman" w:hAnsi="Times New Roman" w:eastAsia="微软雅黑"/>
+          <w:sz w:val="28"/>
+          <w:lang w:eastAsia="zh-CN"/>
+        </w:rPr>
+        <w:instrText xml:space="preserve"> HYPERLINK \l _Toc21130 </w:instrText>
+      </w:r>
+      <w:r>
+        <w:rPr>
+          <w:rFonts w:hint="eastAsia" w:ascii="Times New Roman" w:hAnsi="Times New Roman" w:eastAsia="微软雅黑"/>
+          <w:sz w:val="28"/>
+          <w:lang w:eastAsia="zh-CN"/>
+        </w:rPr>
+        <w:fldChar w:fldCharType="separate"/>
+      </w:r>
+      <w:r>
+        <w:rPr>
+          <w:rFonts w:hint="eastAsia" w:ascii="Times New Roman" w:hAnsi="Times New Roman" w:eastAsia="微软雅黑"/>
+          <w:sz w:val="28"/>
+          <w:lang w:eastAsia="zh-CN"/>
+        </w:rPr>
+        <w:t>HRR及其它相关基因说明</w:t>
+      </w:r>
+      <w:r>
+        <w:rPr>
+          <w:rFonts w:hint="eastAsia" w:ascii="Times New Roman" w:hAnsi="Times New Roman" w:eastAsia="微软雅黑"/>
+          <w:sz w:val="28"/>
+          <w:lang w:eastAsia="zh-CN"/>
         </w:rPr>
         <w:tab/>
       </w:r>
       <w:r>
         <w:rPr>
-          <w:rFonts w:ascii="Times New Roman" w:hAnsi="Times New Roman" w:eastAsia="微软雅黑"/>
+          <w:rFonts w:hint="eastAsia" w:ascii="Times New Roman" w:hAnsi="Times New Roman" w:eastAsia="微软雅黑"/>
           <w:sz w:val="28"/>
+          <w:lang w:eastAsia="zh-CN"/>
         </w:rPr>
         <w:fldChar w:fldCharType="begin"/>
       </w:r>
       <w:r>
         <w:rPr>
-          <w:rFonts w:ascii="Times New Roman" w:hAnsi="Times New Roman" w:eastAsia="微软雅黑"/>
+          <w:rFonts w:hint="eastAsia" w:ascii="Times New Roman" w:hAnsi="Times New Roman" w:eastAsia="微软雅黑"/>
           <w:sz w:val="28"/>
-        </w:rPr>
-        <w:instrText xml:space="preserve"> PAGEREF _Toc18002 \h </w:instrText>
-      </w:r>
-      <w:r>
-        <w:rPr>
-          <w:rFonts w:ascii="Times New Roman" w:hAnsi="Times New Roman" w:eastAsia="微软雅黑"/>
+          <w:lang w:eastAsia="zh-CN"/>
+        </w:rPr>
+        <w:instrText xml:space="preserve"> PAGEREF _Toc21130 \h </w:instrText>
+      </w:r>
+      <w:r>
+        <w:rPr>
+          <w:rFonts w:hint="eastAsia" w:ascii="Times New Roman" w:hAnsi="Times New Roman" w:eastAsia="微软雅黑"/>
           <w:sz w:val="28"/>
+          <w:lang w:eastAsia="zh-CN"/>
         </w:rPr>
         <w:fldChar w:fldCharType="separate"/>
       </w:r>
       <w:r>
         <w:rPr>
-          <w:rFonts w:ascii="Times New Roman" w:hAnsi="Times New Roman" w:eastAsia="微软雅黑"/>
+          <w:rFonts w:hint="eastAsia" w:ascii="Times New Roman" w:hAnsi="Times New Roman" w:eastAsia="微软雅黑"/>
           <w:sz w:val="28"/>
+          <w:lang w:eastAsia="zh-CN"/>
         </w:rPr>
         <w:t>19</w:t>
       </w:r>
       <w:r>
         <w:rPr>
-          <w:rFonts w:ascii="Times New Roman" w:hAnsi="Times New Roman" w:eastAsia="微软雅黑"/>
+          <w:rFonts w:hint="eastAsia" w:ascii="Times New Roman" w:hAnsi="Times New Roman" w:eastAsia="微软雅黑"/>
           <w:sz w:val="28"/>
+          <w:lang w:eastAsia="zh-CN"/>
         </w:rPr>
         <w:fldChar w:fldCharType="end"/>
       </w:r>
       <w:r>
         <w:rPr>
-          <w:rFonts w:ascii="Times New Roman" w:hAnsi="Times New Roman" w:eastAsia="微软雅黑"/>
+          <w:rFonts w:hint="eastAsia" w:ascii="Times New Roman" w:hAnsi="Times New Roman" w:eastAsia="微软雅黑"/>
           <w:sz w:val="28"/>
           <w:lang w:eastAsia="zh-CN"/>
         </w:rPr>
@@ -2639,86 +2525,94 @@
         </w:tabs>
         <w:ind w:left="440"/>
         <w:rPr>
-          <w:rFonts w:ascii="Times New Roman" w:hAnsi="Times New Roman" w:eastAsia="微软雅黑"/>
-          <w:sz w:val="28"/>
-        </w:rPr>
-      </w:pPr>
-      <w:r>
-        <w:rPr>
-          <w:rFonts w:ascii="Times New Roman" w:hAnsi="Times New Roman" w:eastAsia="微软雅黑"/>
-          <w:sz w:val="28"/>
-          <w:lang w:eastAsia="zh-CN"/>
-        </w:rPr>
-        <w:fldChar w:fldCharType="begin"/>
-      </w:r>
-      <w:r>
-        <w:rPr>
-          <w:rFonts w:ascii="Times New Roman" w:hAnsi="Times New Roman" w:eastAsia="微软雅黑"/>
-          <w:sz w:val="28"/>
-          <w:lang w:eastAsia="zh-CN"/>
-        </w:rPr>
-        <w:instrText xml:space="preserve"> HYPERLINK \l _Toc13993 </w:instrText>
-      </w:r>
-      <w:r>
-        <w:rPr>
-          <w:rFonts w:ascii="Times New Roman" w:hAnsi="Times New Roman" w:eastAsia="微软雅黑"/>
-          <w:sz w:val="28"/>
-          <w:lang w:eastAsia="zh-CN"/>
-        </w:rPr>
-        <w:fldChar w:fldCharType="separate"/>
-      </w:r>
-      <w:r>
-        <w:rPr>
           <w:rFonts w:hint="eastAsia" w:ascii="Times New Roman" w:hAnsi="Times New Roman" w:eastAsia="微软雅黑"/>
           <w:sz w:val="28"/>
-        </w:rPr>
-        <w:t>检测基因列表</w:t>
-      </w:r>
-      <w:r>
-        <w:rPr>
-          <w:rFonts w:ascii="Times New Roman" w:hAnsi="Times New Roman" w:eastAsia="微软雅黑"/>
+          <w:lang w:eastAsia="zh-CN"/>
+        </w:rPr>
+      </w:pPr>
+      <w:r>
+        <w:rPr>
+          <w:rFonts w:hint="eastAsia" w:ascii="Times New Roman" w:hAnsi="Times New Roman" w:eastAsia="微软雅黑"/>
           <w:sz w:val="28"/>
+          <w:lang w:eastAsia="zh-CN"/>
+        </w:rPr>
+        <w:fldChar w:fldCharType="begin"/>
+      </w:r>
+      <w:r>
+        <w:rPr>
+          <w:rFonts w:hint="eastAsia" w:ascii="Times New Roman" w:hAnsi="Times New Roman" w:eastAsia="微软雅黑"/>
+          <w:sz w:val="28"/>
+          <w:lang w:eastAsia="zh-CN"/>
+        </w:rPr>
+        <w:instrText xml:space="preserve"> HYPERLINK \l _Toc23881 </w:instrText>
+      </w:r>
+      <w:r>
+        <w:rPr>
+          <w:rFonts w:hint="eastAsia" w:ascii="Times New Roman" w:hAnsi="Times New Roman" w:eastAsia="微软雅黑"/>
+          <w:sz w:val="28"/>
+          <w:lang w:eastAsia="zh-CN"/>
+        </w:rPr>
+        <w:fldChar w:fldCharType="separate"/>
+      </w:r>
+      <w:r>
+        <w:rPr>
+          <w:rFonts w:hint="eastAsia" w:ascii="Times New Roman" w:hAnsi="Times New Roman" w:eastAsia="微软雅黑"/>
+          <w:sz w:val="28"/>
+          <w:lang w:eastAsia="zh-CN"/>
+        </w:rPr>
+        <w:t>易感人群特征</w:t>
+      </w:r>
+      <w:r>
+        <w:rPr>
+          <w:rFonts w:hint="eastAsia" w:ascii="Times New Roman" w:hAnsi="Times New Roman" w:eastAsia="微软雅黑"/>
+          <w:sz w:val="28"/>
+          <w:lang w:eastAsia="zh-CN"/>
         </w:rPr>
         <w:tab/>
       </w:r>
       <w:r>
         <w:rPr>
-          <w:rFonts w:ascii="Times New Roman" w:hAnsi="Times New Roman" w:eastAsia="微软雅黑"/>
+          <w:rFonts w:hint="eastAsia" w:ascii="Times New Roman" w:hAnsi="Times New Roman" w:eastAsia="微软雅黑"/>
           <w:sz w:val="28"/>
+          <w:lang w:eastAsia="zh-CN"/>
         </w:rPr>
         <w:fldChar w:fldCharType="begin"/>
       </w:r>
       <w:r>
         <w:rPr>
-          <w:rFonts w:ascii="Times New Roman" w:hAnsi="Times New Roman" w:eastAsia="微软雅黑"/>
+          <w:rFonts w:hint="eastAsia" w:ascii="Times New Roman" w:hAnsi="Times New Roman" w:eastAsia="微软雅黑"/>
           <w:sz w:val="28"/>
-        </w:rPr>
-        <w:instrText xml:space="preserve"> PAGEREF _Toc13993 \h </w:instrText>
-      </w:r>
-      <w:r>
-        <w:rPr>
-          <w:rFonts w:ascii="Times New Roman" w:hAnsi="Times New Roman" w:eastAsia="微软雅黑"/>
+          <w:lang w:eastAsia="zh-CN"/>
+        </w:rPr>
+        <w:instrText xml:space="preserve"> PAGEREF _Toc23881 \h </w:instrText>
+      </w:r>
+      <w:r>
+        <w:rPr>
+          <w:rFonts w:hint="eastAsia" w:ascii="Times New Roman" w:hAnsi="Times New Roman" w:eastAsia="微软雅黑"/>
           <w:sz w:val="28"/>
+          <w:lang w:eastAsia="zh-CN"/>
         </w:rPr>
         <w:fldChar w:fldCharType="separate"/>
       </w:r>
       <w:r>
         <w:rPr>
-          <w:rFonts w:ascii="Times New Roman" w:hAnsi="Times New Roman" w:eastAsia="微软雅黑"/>
+          <w:rFonts w:hint="eastAsia" w:ascii="Times New Roman" w:hAnsi="Times New Roman" w:eastAsia="微软雅黑"/>
           <w:sz w:val="28"/>
-        </w:rPr>
-        <w:t>21</w:t>
-      </w:r>
-      <w:r>
-        <w:rPr>
-          <w:rFonts w:ascii="Times New Roman" w:hAnsi="Times New Roman" w:eastAsia="微软雅黑"/>
+          <w:lang w:eastAsia="zh-CN"/>
+        </w:rPr>
+        <w:t>22</w:t>
+      </w:r>
+      <w:r>
+        <w:rPr>
+          <w:rFonts w:hint="eastAsia" w:ascii="Times New Roman" w:hAnsi="Times New Roman" w:eastAsia="微软雅黑"/>
           <w:sz w:val="28"/>
+          <w:lang w:eastAsia="zh-CN"/>
         </w:rPr>
         <w:fldChar w:fldCharType="end"/>
       </w:r>
       <w:r>
         <w:rPr>
-          <w:rFonts w:ascii="Times New Roman" w:hAnsi="Times New Roman" w:eastAsia="微软雅黑"/>
+          <w:rFonts w:hint="eastAsia" w:ascii="Times New Roman" w:hAnsi="Times New Roman" w:eastAsia="微软雅黑"/>
           <w:sz w:val="28"/>
           <w:lang w:eastAsia="zh-CN"/>
         </w:rPr>
@@ -2733,87 +2627,94 @@
         </w:tabs>
         <w:ind w:left="440"/>
         <w:rPr>
-          <w:rFonts w:ascii="Times New Roman" w:hAnsi="Times New Roman" w:eastAsia="微软雅黑"/>
-          <w:sz w:val="28"/>
-        </w:rPr>
-      </w:pPr>
-      <w:r>
-        <w:rPr>
-          <w:rFonts w:ascii="Times New Roman" w:hAnsi="Times New Roman" w:eastAsia="微软雅黑"/>
-          <w:sz w:val="28"/>
-          <w:lang w:eastAsia="zh-CN"/>
-        </w:rPr>
-        <w:fldChar w:fldCharType="begin"/>
-      </w:r>
-      <w:r>
-        <w:rPr>
-          <w:rFonts w:ascii="Times New Roman" w:hAnsi="Times New Roman" w:eastAsia="微软雅黑"/>
-          <w:sz w:val="28"/>
-          <w:lang w:eastAsia="zh-CN"/>
-        </w:rPr>
-        <w:instrText xml:space="preserve"> HYPERLINK \l _Toc26657 </w:instrText>
-      </w:r>
-      <w:r>
-        <w:rPr>
-          <w:rFonts w:ascii="Times New Roman" w:hAnsi="Times New Roman" w:eastAsia="微软雅黑"/>
-          <w:sz w:val="28"/>
-          <w:lang w:eastAsia="zh-CN"/>
-        </w:rPr>
-        <w:fldChar w:fldCharType="separate"/>
-      </w:r>
-      <w:r>
-        <w:rPr>
           <w:rFonts w:hint="eastAsia" w:ascii="Times New Roman" w:hAnsi="Times New Roman" w:eastAsia="微软雅黑"/>
           <w:sz w:val="28"/>
           <w:lang w:eastAsia="zh-CN"/>
         </w:rPr>
-        <w:t>检测方法与局限性</w:t>
-      </w:r>
-      <w:r>
-        <w:rPr>
-          <w:rFonts w:ascii="Times New Roman" w:hAnsi="Times New Roman" w:eastAsia="微软雅黑"/>
+      </w:pPr>
+      <w:r>
+        <w:rPr>
+          <w:rFonts w:hint="eastAsia" w:ascii="Times New Roman" w:hAnsi="Times New Roman" w:eastAsia="微软雅黑"/>
           <w:sz w:val="28"/>
+          <w:lang w:eastAsia="zh-CN"/>
+        </w:rPr>
+        <w:fldChar w:fldCharType="begin"/>
+      </w:r>
+      <w:r>
+        <w:rPr>
+          <w:rFonts w:hint="eastAsia" w:ascii="Times New Roman" w:hAnsi="Times New Roman" w:eastAsia="微软雅黑"/>
+          <w:sz w:val="28"/>
+          <w:lang w:eastAsia="zh-CN"/>
+        </w:rPr>
+        <w:instrText xml:space="preserve"> HYPERLINK \l _Toc25610 </w:instrText>
+      </w:r>
+      <w:r>
+        <w:rPr>
+          <w:rFonts w:hint="eastAsia" w:ascii="Times New Roman" w:hAnsi="Times New Roman" w:eastAsia="微软雅黑"/>
+          <w:sz w:val="28"/>
+          <w:lang w:eastAsia="zh-CN"/>
+        </w:rPr>
+        <w:fldChar w:fldCharType="separate"/>
+      </w:r>
+      <w:r>
+        <w:rPr>
+          <w:rFonts w:hint="eastAsia" w:ascii="Times New Roman" w:hAnsi="Times New Roman" w:eastAsia="微软雅黑"/>
+          <w:sz w:val="28"/>
+          <w:lang w:eastAsia="zh-CN"/>
+        </w:rPr>
+        <w:t>检测基因列表</w:t>
+      </w:r>
+      <w:r>
+        <w:rPr>
+          <w:rFonts w:hint="eastAsia" w:ascii="Times New Roman" w:hAnsi="Times New Roman" w:eastAsia="微软雅黑"/>
+          <w:sz w:val="28"/>
+          <w:lang w:eastAsia="zh-CN"/>
         </w:rPr>
         <w:tab/>
       </w:r>
       <w:r>
         <w:rPr>
-          <w:rFonts w:ascii="Times New Roman" w:hAnsi="Times New Roman" w:eastAsia="微软雅黑"/>
+          <w:rFonts w:hint="eastAsia" w:ascii="Times New Roman" w:hAnsi="Times New Roman" w:eastAsia="微软雅黑"/>
           <w:sz w:val="28"/>
+          <w:lang w:eastAsia="zh-CN"/>
         </w:rPr>
         <w:fldChar w:fldCharType="begin"/>
       </w:r>
       <w:r>
         <w:rPr>
-          <w:rFonts w:ascii="Times New Roman" w:hAnsi="Times New Roman" w:eastAsia="微软雅黑"/>
+          <w:rFonts w:hint="eastAsia" w:ascii="Times New Roman" w:hAnsi="Times New Roman" w:eastAsia="微软雅黑"/>
           <w:sz w:val="28"/>
-        </w:rPr>
-        <w:instrText xml:space="preserve"> PAGEREF _Toc26657 \h </w:instrText>
-      </w:r>
-      <w:r>
-        <w:rPr>
-          <w:rFonts w:ascii="Times New Roman" w:hAnsi="Times New Roman" w:eastAsia="微软雅黑"/>
+          <w:lang w:eastAsia="zh-CN"/>
+        </w:rPr>
+        <w:instrText xml:space="preserve"> PAGEREF _Toc25610 \h </w:instrText>
+      </w:r>
+      <w:r>
+        <w:rPr>
+          <w:rFonts w:hint="eastAsia" w:ascii="Times New Roman" w:hAnsi="Times New Roman" w:eastAsia="微软雅黑"/>
           <w:sz w:val="28"/>
+          <w:lang w:eastAsia="zh-CN"/>
         </w:rPr>
         <w:fldChar w:fldCharType="separate"/>
       </w:r>
       <w:r>
         <w:rPr>
-          <w:rFonts w:ascii="Times New Roman" w:hAnsi="Times New Roman" w:eastAsia="微软雅黑"/>
+          <w:rFonts w:hint="eastAsia" w:ascii="Times New Roman" w:hAnsi="Times New Roman" w:eastAsia="微软雅黑"/>
           <w:sz w:val="28"/>
-        </w:rPr>
-        <w:t>22</w:t>
-      </w:r>
-      <w:r>
-        <w:rPr>
-          <w:rFonts w:ascii="Times New Roman" w:hAnsi="Times New Roman" w:eastAsia="微软雅黑"/>
+          <w:lang w:eastAsia="zh-CN"/>
+        </w:rPr>
+        <w:t>24</w:t>
+      </w:r>
+      <w:r>
+        <w:rPr>
+          <w:rFonts w:hint="eastAsia" w:ascii="Times New Roman" w:hAnsi="Times New Roman" w:eastAsia="微软雅黑"/>
           <w:sz w:val="28"/>
+          <w:lang w:eastAsia="zh-CN"/>
         </w:rPr>
         <w:fldChar w:fldCharType="end"/>
       </w:r>
       <w:r>
         <w:rPr>
-          <w:rFonts w:ascii="Times New Roman" w:hAnsi="Times New Roman" w:eastAsia="微软雅黑"/>
+          <w:rFonts w:hint="eastAsia" w:ascii="Times New Roman" w:hAnsi="Times New Roman" w:eastAsia="微软雅黑"/>
           <w:sz w:val="28"/>
           <w:lang w:eastAsia="zh-CN"/>
         </w:rPr>
@@ -2828,87 +2729,196 @@
         </w:tabs>
         <w:ind w:left="440"/>
         <w:rPr>
-          <w:rFonts w:ascii="Times New Roman" w:hAnsi="Times New Roman" w:eastAsia="微软雅黑"/>
-          <w:sz w:val="28"/>
-        </w:rPr>
-      </w:pPr>
-      <w:r>
-        <w:rPr>
-          <w:rFonts w:ascii="Times New Roman" w:hAnsi="Times New Roman" w:eastAsia="微软雅黑"/>
-          <w:sz w:val="28"/>
-          <w:lang w:eastAsia="zh-CN"/>
-        </w:rPr>
-        <w:fldChar w:fldCharType="begin"/>
-      </w:r>
-      <w:r>
-        <w:rPr>
-          <w:rFonts w:ascii="Times New Roman" w:hAnsi="Times New Roman" w:eastAsia="微软雅黑"/>
-          <w:sz w:val="28"/>
-          <w:lang w:eastAsia="zh-CN"/>
-        </w:rPr>
-        <w:instrText xml:space="preserve"> HYPERLINK \l _Toc25294 </w:instrText>
-      </w:r>
-      <w:r>
-        <w:rPr>
-          <w:rFonts w:ascii="Times New Roman" w:hAnsi="Times New Roman" w:eastAsia="微软雅黑"/>
-          <w:sz w:val="28"/>
-          <w:lang w:eastAsia="zh-CN"/>
-        </w:rPr>
-        <w:fldChar w:fldCharType="separate"/>
-      </w:r>
-      <w:r>
-        <w:rPr>
           <w:rFonts w:hint="eastAsia" w:ascii="Times New Roman" w:hAnsi="Times New Roman" w:eastAsia="微软雅黑"/>
           <w:sz w:val="28"/>
           <w:lang w:eastAsia="zh-CN"/>
         </w:rPr>
+      </w:pPr>
+      <w:r>
+        <w:rPr>
+          <w:rFonts w:hint="eastAsia" w:ascii="Times New Roman" w:hAnsi="Times New Roman" w:eastAsia="微软雅黑"/>
+          <w:sz w:val="28"/>
+          <w:lang w:eastAsia="zh-CN"/>
+        </w:rPr>
+        <w:fldChar w:fldCharType="begin"/>
+      </w:r>
+      <w:r>
+        <w:rPr>
+          <w:rFonts w:hint="eastAsia" w:ascii="Times New Roman" w:hAnsi="Times New Roman" w:eastAsia="微软雅黑"/>
+          <w:sz w:val="28"/>
+          <w:lang w:eastAsia="zh-CN"/>
+        </w:rPr>
+        <w:instrText xml:space="preserve"> HYPERLINK \l _Toc5818 </w:instrText>
+      </w:r>
+      <w:r>
+        <w:rPr>
+          <w:rFonts w:hint="eastAsia" w:ascii="Times New Roman" w:hAnsi="Times New Roman" w:eastAsia="微软雅黑"/>
+          <w:sz w:val="28"/>
+          <w:lang w:eastAsia="zh-CN"/>
+        </w:rPr>
+        <w:fldChar w:fldCharType="separate"/>
+      </w:r>
+      <w:r>
+        <w:rPr>
+          <w:rFonts w:hint="eastAsia" w:ascii="Times New Roman" w:hAnsi="Times New Roman" w:eastAsia="微软雅黑"/>
+          <w:sz w:val="28"/>
+          <w:lang w:eastAsia="zh-CN"/>
+        </w:rPr>
+        <w:t>检测方法与局限性</w:t>
+      </w:r>
+      <w:r>
+        <w:rPr>
+          <w:rFonts w:hint="eastAsia" w:ascii="Times New Roman" w:hAnsi="Times New Roman" w:eastAsia="微软雅黑"/>
+          <w:sz w:val="28"/>
+          <w:lang w:eastAsia="zh-CN"/>
+        </w:rPr>
+        <w:tab/>
+      </w:r>
+      <w:r>
+        <w:rPr>
+          <w:rFonts w:hint="eastAsia" w:ascii="Times New Roman" w:hAnsi="Times New Roman" w:eastAsia="微软雅黑"/>
+          <w:sz w:val="28"/>
+          <w:lang w:eastAsia="zh-CN"/>
+        </w:rPr>
+        <w:fldChar w:fldCharType="begin"/>
+      </w:r>
+      <w:r>
+        <w:rPr>
+          <w:rFonts w:hint="eastAsia" w:ascii="Times New Roman" w:hAnsi="Times New Roman" w:eastAsia="微软雅黑"/>
+          <w:sz w:val="28"/>
+          <w:lang w:eastAsia="zh-CN"/>
+        </w:rPr>
+        <w:instrText xml:space="preserve"> PAGEREF _Toc5818 \h </w:instrText>
+      </w:r>
+      <w:r>
+        <w:rPr>
+          <w:rFonts w:hint="eastAsia" w:ascii="Times New Roman" w:hAnsi="Times New Roman" w:eastAsia="微软雅黑"/>
+          <w:sz w:val="28"/>
+          <w:lang w:eastAsia="zh-CN"/>
+        </w:rPr>
+        <w:fldChar w:fldCharType="separate"/>
+      </w:r>
+      <w:r>
+        <w:rPr>
+          <w:rFonts w:hint="eastAsia" w:ascii="Times New Roman" w:hAnsi="Times New Roman" w:eastAsia="微软雅黑"/>
+          <w:sz w:val="28"/>
+          <w:lang w:eastAsia="zh-CN"/>
+        </w:rPr>
+        <w:t>25</w:t>
+      </w:r>
+      <w:r>
+        <w:rPr>
+          <w:rFonts w:hint="eastAsia" w:ascii="Times New Roman" w:hAnsi="Times New Roman" w:eastAsia="微软雅黑"/>
+          <w:sz w:val="28"/>
+          <w:lang w:eastAsia="zh-CN"/>
+        </w:rPr>
+        <w:fldChar w:fldCharType="end"/>
+      </w:r>
+      <w:r>
+        <w:rPr>
+          <w:rFonts w:hint="eastAsia" w:ascii="Times New Roman" w:hAnsi="Times New Roman" w:eastAsia="微软雅黑"/>
+          <w:sz w:val="28"/>
+          <w:lang w:eastAsia="zh-CN"/>
+        </w:rPr>
+        <w:fldChar w:fldCharType="end"/>
+      </w:r>
+    </w:p>
+    <w:p>
+      <w:pPr>
+        <w:pStyle w:val="12"/>
+        <w:tabs>
+          <w:tab w:val="right" w:leader="dot" w:pos="9861"/>
+        </w:tabs>
+        <w:ind w:left="440"/>
+        <w:rPr>
+          <w:rFonts w:hint="eastAsia" w:ascii="Times New Roman" w:hAnsi="Times New Roman" w:eastAsia="微软雅黑"/>
+          <w:sz w:val="28"/>
+          <w:lang w:eastAsia="zh-CN"/>
+        </w:rPr>
+      </w:pPr>
+      <w:r>
+        <w:rPr>
+          <w:rFonts w:hint="eastAsia" w:ascii="Times New Roman" w:hAnsi="Times New Roman" w:eastAsia="微软雅黑"/>
+          <w:sz w:val="28"/>
+          <w:lang w:eastAsia="zh-CN"/>
+        </w:rPr>
+        <w:fldChar w:fldCharType="begin"/>
+      </w:r>
+      <w:r>
+        <w:rPr>
+          <w:rFonts w:hint="eastAsia" w:ascii="Times New Roman" w:hAnsi="Times New Roman" w:eastAsia="微软雅黑"/>
+          <w:sz w:val="28"/>
+          <w:lang w:eastAsia="zh-CN"/>
+        </w:rPr>
+        <w:instrText xml:space="preserve"> HYPERLINK \l _Toc13819 </w:instrText>
+      </w:r>
+      <w:r>
+        <w:rPr>
+          <w:rFonts w:hint="eastAsia" w:ascii="Times New Roman" w:hAnsi="Times New Roman" w:eastAsia="微软雅黑"/>
+          <w:sz w:val="28"/>
+          <w:lang w:eastAsia="zh-CN"/>
+        </w:rPr>
+        <w:fldChar w:fldCharType="separate"/>
+      </w:r>
+      <w:r>
+        <w:rPr>
+          <w:rFonts w:hint="eastAsia" w:ascii="Times New Roman" w:hAnsi="Times New Roman" w:eastAsia="微软雅黑"/>
+          <w:sz w:val="28"/>
+          <w:lang w:eastAsia="zh-CN"/>
+        </w:rPr>
         <w:t>参考文献</w:t>
       </w:r>
       <w:r>
         <w:rPr>
-          <w:rFonts w:ascii="Times New Roman" w:hAnsi="Times New Roman" w:eastAsia="微软雅黑"/>
+          <w:rFonts w:hint="eastAsia" w:ascii="Times New Roman" w:hAnsi="Times New Roman" w:eastAsia="微软雅黑"/>
           <w:sz w:val="28"/>
+          <w:lang w:eastAsia="zh-CN"/>
         </w:rPr>
         <w:tab/>
       </w:r>
       <w:r>
         <w:rPr>
-          <w:rFonts w:ascii="Times New Roman" w:hAnsi="Times New Roman" w:eastAsia="微软雅黑"/>
+          <w:rFonts w:hint="eastAsia" w:ascii="Times New Roman" w:hAnsi="Times New Roman" w:eastAsia="微软雅黑"/>
           <w:sz w:val="28"/>
+          <w:lang w:eastAsia="zh-CN"/>
         </w:rPr>
         <w:fldChar w:fldCharType="begin"/>
       </w:r>
       <w:r>
         <w:rPr>
-          <w:rFonts w:ascii="Times New Roman" w:hAnsi="Times New Roman" w:eastAsia="微软雅黑"/>
+          <w:rFonts w:hint="eastAsia" w:ascii="Times New Roman" w:hAnsi="Times New Roman" w:eastAsia="微软雅黑"/>
           <w:sz w:val="28"/>
-        </w:rPr>
-        <w:instrText xml:space="preserve"> PAGEREF _Toc25294 \h </w:instrText>
-      </w:r>
-      <w:r>
-        <w:rPr>
-          <w:rFonts w:ascii="Times New Roman" w:hAnsi="Times New Roman" w:eastAsia="微软雅黑"/>
+          <w:lang w:eastAsia="zh-CN"/>
+        </w:rPr>
+        <w:instrText xml:space="preserve"> PAGEREF _Toc13819 \h </w:instrText>
+      </w:r>
+      <w:r>
+        <w:rPr>
+          <w:rFonts w:hint="eastAsia" w:ascii="Times New Roman" w:hAnsi="Times New Roman" w:eastAsia="微软雅黑"/>
           <w:sz w:val="28"/>
+          <w:lang w:eastAsia="zh-CN"/>
         </w:rPr>
         <w:fldChar w:fldCharType="separate"/>
       </w:r>
       <w:r>
         <w:rPr>
-          <w:rFonts w:ascii="Times New Roman" w:hAnsi="Times New Roman" w:eastAsia="微软雅黑"/>
+          <w:rFonts w:hint="eastAsia" w:ascii="Times New Roman" w:hAnsi="Times New Roman" w:eastAsia="微软雅黑"/>
           <w:sz w:val="28"/>
-        </w:rPr>
-        <w:t>23</w:t>
-      </w:r>
-      <w:r>
-        <w:rPr>
-          <w:rFonts w:ascii="Times New Roman" w:hAnsi="Times New Roman" w:eastAsia="微软雅黑"/>
+          <w:lang w:eastAsia="zh-CN"/>
+        </w:rPr>
+        <w:t>26</w:t>
+      </w:r>
+      <w:r>
+        <w:rPr>
+          <w:rFonts w:hint="eastAsia" w:ascii="Times New Roman" w:hAnsi="Times New Roman" w:eastAsia="微软雅黑"/>
           <w:sz w:val="28"/>
+          <w:lang w:eastAsia="zh-CN"/>
         </w:rPr>
         <w:fldChar w:fldCharType="end"/>
       </w:r>
       <w:r>
         <w:rPr>
-          <w:rFonts w:ascii="Times New Roman" w:hAnsi="Times New Roman" w:eastAsia="微软雅黑"/>
+          <w:rFonts w:hint="eastAsia" w:ascii="Times New Roman" w:hAnsi="Times New Roman" w:eastAsia="微软雅黑"/>
           <w:sz w:val="28"/>
           <w:lang w:eastAsia="zh-CN"/>
         </w:rPr>
@@ -2957,12 +2967,12 @@
           </w14:shadow>
         </w:rPr>
       </w:pPr>
-      <w:bookmarkStart w:id="0" w:name="_Toc30143_WPSOffice_Level1"/>
-      <w:bookmarkStart w:id="1" w:name="_Toc21009_WPSOffice_Level1"/>
-      <w:bookmarkStart w:id="2" w:name="_Toc24178_WPSOffice_Level1"/>
-      <w:bookmarkStart w:id="3" w:name="_Toc21669"/>
-      <w:bookmarkStart w:id="4" w:name="_Toc13806"/>
-      <w:bookmarkStart w:id="5" w:name="_Toc16997"/>
+      <w:bookmarkStart w:id="0" w:name="_Toc21009_WPSOffice_Level1"/>
+      <w:bookmarkStart w:id="1" w:name="_Toc13806"/>
+      <w:bookmarkStart w:id="2" w:name="_Toc21669"/>
+      <w:bookmarkStart w:id="3" w:name="_Toc30143_WPSOffice_Level1"/>
+      <w:bookmarkStart w:id="4" w:name="_Toc24178_WPSOffice_Level1"/>
+      <w:bookmarkStart w:id="5" w:name="_Toc738"/>
       <w:bookmarkStart w:id="6" w:name="_Toc17451"/>
       <w:bookmarkStart w:id="7" w:name="_Toc18062_WPSOffice_Level1"/>
       <w:bookmarkStart w:id="8" w:name="_Toc7021_WPSOffice_Level1"/>
@@ -3859,7 +3869,7 @@
           </w14:shadow>
         </w:rPr>
       </w:pPr>
-      <w:bookmarkStart w:id="11" w:name="_Toc15039"/>
+      <w:bookmarkStart w:id="11" w:name="_Toc2125"/>
       <w:r>
         <w:rPr>
           <w:color w:val="62B541"/>
@@ -4089,7 +4099,7 @@
       </w:pPr>
       <w:bookmarkStart w:id="12" w:name="_Toc16576"/>
       <w:bookmarkStart w:id="13" w:name="_Toc149837253"/>
-      <w:bookmarkStart w:id="14" w:name="_Toc15040"/>
+      <w:bookmarkStart w:id="14" w:name="_Toc20951"/>
       <w:r>
         <w:rPr>
           <w:rStyle w:val="42"/>
@@ -4152,7 +4162,7 @@
         </w:rPr>
       </w:pPr>
       <w:bookmarkStart w:id="15" w:name="_Toc149837254"/>
-      <w:bookmarkStart w:id="16" w:name="_Toc8896"/>
+      <w:bookmarkStart w:id="16" w:name="_Toc6088"/>
       <w:r>
         <w:rPr>
           <w:rFonts w:hint="eastAsia"/>
@@ -5472,7 +5482,7 @@
       </w:pPr>
       <w:bookmarkStart w:id="18" w:name="_Toc21059"/>
       <w:bookmarkStart w:id="19" w:name="_Toc149837255"/>
-      <w:bookmarkStart w:id="20" w:name="_Toc2344"/>
+      <w:bookmarkStart w:id="20" w:name="_Toc3706"/>
       <w:bookmarkStart w:id="21" w:name="_Toc22132"/>
       <w:bookmarkStart w:id="22" w:name="_Toc20136_WPSOffice_Level1"/>
       <w:bookmarkStart w:id="23" w:name="_Toc19898_WPSOffice_Level1"/>
@@ -7221,12 +7231,12 @@
         </w:rPr>
       </w:pPr>
       <w:bookmarkStart w:id="25" w:name="_Toc149837256"/>
-      <w:bookmarkStart w:id="26" w:name="_Toc14185"/>
-      <w:bookmarkStart w:id="27" w:name="_Toc24235"/>
-      <w:bookmarkStart w:id="28" w:name="_Toc18062_WPSOffice_Level2"/>
-      <w:bookmarkStart w:id="29" w:name="_Toc11015_WPSOffice_Level2"/>
-      <w:bookmarkStart w:id="30" w:name="_Toc23375"/>
-      <w:bookmarkStart w:id="31" w:name="_Toc9088"/>
+      <w:bookmarkStart w:id="26" w:name="_Toc24235"/>
+      <w:bookmarkStart w:id="27" w:name="_Toc67"/>
+      <w:bookmarkStart w:id="28" w:name="_Toc9088"/>
+      <w:bookmarkStart w:id="29" w:name="_Toc18062_WPSOffice_Level2"/>
+      <w:bookmarkStart w:id="30" w:name="_Toc11015_WPSOffice_Level2"/>
+      <w:bookmarkStart w:id="31" w:name="_Toc23375"/>
       <w:r>
         <w:rPr>
           <w:rStyle w:val="42"/>
@@ -7267,7 +7277,7 @@
         </w:rPr>
       </w:pPr>
       <w:bookmarkStart w:id="32" w:name="_Toc149837258"/>
-      <w:bookmarkStart w:id="33" w:name="_Toc4649"/>
+      <w:bookmarkStart w:id="33" w:name="_Toc23288"/>
       <w:r>
         <w:rPr>
           <w:rFonts w:hint="eastAsia"/>
@@ -12076,7 +12086,7 @@
         <w:jc w:val="left"/>
       </w:pPr>
       <w:bookmarkStart w:id="34" w:name="_Toc149837259"/>
-      <w:bookmarkStart w:id="35" w:name="_Toc29585"/>
+      <w:bookmarkStart w:id="35" w:name="_Toc26015"/>
       <w:r>
         <w:rPr>
           <w:rFonts w:hint="eastAsia"/>
@@ -15941,11 +15951,11 @@
         </w:rPr>
       </w:pPr>
       <w:bookmarkStart w:id="36" w:name="_Toc149837260"/>
-      <w:bookmarkStart w:id="37" w:name="_Toc21457"/>
-      <w:bookmarkStart w:id="38" w:name="_Toc25727"/>
-      <w:bookmarkStart w:id="39" w:name="_Toc23903"/>
-      <w:bookmarkStart w:id="40" w:name="_Toc4331_WPSOffice_Level1"/>
-      <w:bookmarkStart w:id="41" w:name="_Toc32443_WPSOffice_Level1"/>
+      <w:bookmarkStart w:id="37" w:name="_Toc13448"/>
+      <w:bookmarkStart w:id="38" w:name="_Toc4331_WPSOffice_Level1"/>
+      <w:bookmarkStart w:id="39" w:name="_Toc32443_WPSOffice_Level1"/>
+      <w:bookmarkStart w:id="40" w:name="_Toc23903"/>
+      <w:bookmarkStart w:id="41" w:name="_Toc25727"/>
       <w:bookmarkStart w:id="42" w:name="_Toc23846_WPSOffice_Level1"/>
       <w:r>
         <w:rPr>
@@ -15996,12 +16006,6 @@
             <w:insideH w:val="single" w:color="A4A4A4" w:sz="4" w:space="0"/>
             <w:insideV w:val="single" w:color="A4A4A4" w:sz="4" w:space="0"/>
           </w:tblBorders>
-          <w:tblCellMar>
-            <w:top w:w="0" w:type="dxa"/>
-            <w:left w:w="113" w:type="dxa"/>
-            <w:bottom w:w="0" w:type="dxa"/>
-            <w:right w:w="113" w:type="dxa"/>
-          </w:tblCellMar>
         </w:tblPrEx>
         <w:trPr>
           <w:trHeight w:val="567" w:hRule="atLeast"/>
@@ -16527,10 +16531,10 @@
           <w:lang w:eastAsia="zh-CN"/>
         </w:rPr>
       </w:pPr>
-      <w:bookmarkStart w:id="43" w:name="_Toc10223"/>
-      <w:bookmarkStart w:id="44" w:name="_Toc20034"/>
-      <w:bookmarkStart w:id="45" w:name="_Toc22871"/>
-      <w:bookmarkStart w:id="46" w:name="_Toc106719764"/>
+      <w:bookmarkStart w:id="43" w:name="_Toc106719764"/>
+      <w:bookmarkStart w:id="44" w:name="_Toc10223"/>
+      <w:bookmarkStart w:id="45" w:name="_Toc20034"/>
+      <w:bookmarkStart w:id="46" w:name="_Toc32164"/>
       <w:r>
         <w:rPr>
           <w:rFonts w:hint="eastAsia"/>
@@ -19595,11 +19599,11 @@
       <w:bookmarkEnd w:id="40"/>
       <w:bookmarkEnd w:id="41"/>
       <w:bookmarkEnd w:id="42"/>
-      <w:bookmarkStart w:id="47" w:name="_Toc21764_WPSOffice_Level1"/>
+      <w:bookmarkStart w:id="47" w:name="_Toc1707_WPSOffice_Level1"/>
       <w:bookmarkStart w:id="48" w:name="_Toc15289_WPSOffice_Level3"/>
       <w:bookmarkStart w:id="49" w:name="_Toc13196_WPSOffice_Level1"/>
-      <w:bookmarkStart w:id="50" w:name="_Toc1707_WPSOffice_Level1"/>
-      <w:bookmarkStart w:id="51" w:name="_Toc27302"/>
+      <w:bookmarkStart w:id="50" w:name="_Toc27302"/>
+      <w:bookmarkStart w:id="51" w:name="_Toc21764_WPSOffice_Level1"/>
       <w:bookmarkStart w:id="52" w:name="_Toc6931_WPSOffice_Level3"/>
       <w:r>
         <w:rPr>
@@ -19630,9 +19634,9 @@
           </w14:shadow>
         </w:rPr>
       </w:pPr>
-      <w:bookmarkStart w:id="53" w:name="_Toc31463"/>
+      <w:bookmarkStart w:id="53" w:name="_Toc149837263"/>
       <w:bookmarkStart w:id="54" w:name="_Toc180"/>
-      <w:bookmarkStart w:id="55" w:name="_Toc149837263"/>
+      <w:bookmarkStart w:id="55" w:name="_Toc14716"/>
       <w:r>
         <w:rPr>
           <w:color w:val="62B541"/>
@@ -19685,11 +19689,11 @@
           <w:lang w:eastAsia="zh-CN"/>
         </w:rPr>
       </w:pPr>
-      <w:bookmarkStart w:id="56" w:name="_Toc20735"/>
+      <w:bookmarkStart w:id="56" w:name="_Toc23606"/>
       <w:bookmarkStart w:id="57" w:name="_Toc32302"/>
       <w:bookmarkStart w:id="58" w:name="_Toc32443_WPSOffice_Level2"/>
-      <w:bookmarkStart w:id="59" w:name="_Toc23606"/>
-      <w:bookmarkStart w:id="60" w:name="_Toc4331_WPSOffice_Level2"/>
+      <w:bookmarkStart w:id="59" w:name="_Toc4331_WPSOffice_Level2"/>
+      <w:bookmarkStart w:id="60" w:name="_Toc22108"/>
       <w:bookmarkStart w:id="61" w:name="_Toc149837264"/>
       <w:r>
         <w:rPr>
@@ -28664,7 +28668,7 @@
           <w:lang w:eastAsia="zh-CN"/>
         </w:rPr>
       </w:pPr>
-      <w:bookmarkStart w:id="62" w:name="_Toc27341"/>
+      <w:bookmarkStart w:id="62" w:name="_Toc3247"/>
       <w:bookmarkStart w:id="63" w:name="_Toc149837265"/>
       <w:r>
         <w:rPr>
@@ -33018,7 +33022,7 @@
           </w14:shadow>
         </w:rPr>
       </w:pPr>
-      <w:bookmarkStart w:id="64" w:name="_Toc9167"/>
+      <w:bookmarkStart w:id="64" w:name="_Toc2127"/>
       <w:r>
         <w:rPr>
           <w:color w:val="62B541"/>
@@ -33053,8 +33057,8 @@
         </w:rPr>
       </w:pPr>
       <w:bookmarkStart w:id="65" w:name="_Toc14255_WPSOffice_Level1"/>
-      <w:bookmarkStart w:id="66" w:name="_Toc5496"/>
-      <w:bookmarkStart w:id="67" w:name="_Toc15840_WPSOffice_Level1"/>
+      <w:bookmarkStart w:id="66" w:name="_Toc15840_WPSOffice_Level1"/>
+      <w:bookmarkStart w:id="67" w:name="_Toc10581"/>
       <w:r>
         <w:rPr>
           <w:rFonts w:hint="eastAsia"/>
@@ -35043,8 +35047,6 @@
           <w:lang w:eastAsia="zh-CN"/>
         </w:rPr>
       </w:pPr>
-      <w:bookmarkStart w:id="92" w:name="_GoBack"/>
-      <w:bookmarkEnd w:id="92"/>
       <w:r>
         <w:rPr>
           <w:rFonts w:hint="eastAsia" w:ascii="Times New Roman" w:hAnsi="Times New Roman" w:eastAsia="微软雅黑" w:cs="Times New Roman"/>
@@ -35617,7 +35619,7 @@
         </w:rPr>
       </w:pPr>
       <w:bookmarkStart w:id="68" w:name="_Hlk33190413"/>
-      <w:bookmarkStart w:id="69" w:name="_Toc6819"/>
+      <w:bookmarkStart w:id="69" w:name="_Toc31613"/>
       <w:r>
         <w:rPr>
           <w:rFonts w:hint="eastAsia"/>
@@ -36415,25 +36417,5356 @@
         </w:numPr>
         <w:jc w:val="left"/>
         <w:rPr>
-          <w:color w:val="auto"/>
-          <w:sz w:val="30"/>
-          <w:lang w:eastAsia="zh-CN"/>
-        </w:rPr>
-      </w:pPr>
-      <w:bookmarkStart w:id="71" w:name="_Toc18002"/>
-      <w:bookmarkStart w:id="72" w:name="_Toc28454_WPSOffice_Level1"/>
-      <w:bookmarkStart w:id="73" w:name="_Toc20170_WPSOffice_Level1"/>
-      <w:bookmarkStart w:id="74" w:name="_Toc26985_WPSOffice_Level1"/>
-      <w:r>
-        <w:rPr>
           <w:rFonts w:hint="eastAsia"/>
           <w:color w:val="auto"/>
           <w:sz w:val="30"/>
           <w:lang w:eastAsia="zh-CN"/>
         </w:rPr>
+      </w:pPr>
+      <w:bookmarkStart w:id="71" w:name="_Toc107825567"/>
+      <w:bookmarkStart w:id="72" w:name="_Toc29676"/>
+      <w:bookmarkStart w:id="73" w:name="_Toc31498"/>
+      <w:bookmarkStart w:id="74" w:name="_Toc7858"/>
+      <w:bookmarkStart w:id="75" w:name="_Toc21130"/>
+      <w:bookmarkStart w:id="76" w:name="_Toc20170_WPSOffice_Level1"/>
+      <w:bookmarkStart w:id="77" w:name="_Toc26985_WPSOffice_Level1"/>
+      <w:bookmarkStart w:id="78" w:name="_Toc28454_WPSOffice_Level1"/>
+      <w:r>
+        <w:rPr>
+          <w:rFonts w:hint="eastAsia"/>
+          <w:color w:val="auto"/>
+          <w:sz w:val="30"/>
+          <w:lang w:eastAsia="zh-CN"/>
+        </w:rPr>
+        <w:t>HRR及其它相关基因说明</w:t>
+      </w:r>
+      <w:bookmarkEnd w:id="71"/>
+      <w:bookmarkEnd w:id="72"/>
+      <w:bookmarkEnd w:id="73"/>
+      <w:bookmarkEnd w:id="74"/>
+      <w:bookmarkEnd w:id="75"/>
+    </w:p>
+    <w:tbl>
+      <w:tblPr>
+        <w:tblStyle w:val="16"/>
+        <w:tblpPr w:leftFromText="181" w:rightFromText="181" w:vertAnchor="text" w:horzAnchor="page" w:tblpXSpec="center" w:tblpY="1"/>
+        <w:tblOverlap w:val="never"/>
+        <w:tblW w:w="10113" w:type="dxa"/>
+        <w:jc w:val="center"/>
+        <w:tblBorders>
+          <w:top w:val="single" w:color="A4A4A4" w:sz="4" w:space="0"/>
+          <w:left w:val="none" w:color="auto" w:sz="0" w:space="0"/>
+          <w:bottom w:val="single" w:color="A4A4A4" w:sz="4" w:space="0"/>
+          <w:right w:val="none" w:color="auto" w:sz="0" w:space="0"/>
+          <w:insideH w:val="single" w:color="A4A4A4" w:sz="4" w:space="0"/>
+          <w:insideV w:val="single" w:color="A4A4A4" w:sz="4" w:space="0"/>
+        </w:tblBorders>
+        <w:tblLayout w:type="fixed"/>
+        <w:tblCellMar>
+          <w:top w:w="0" w:type="dxa"/>
+          <w:left w:w="113" w:type="dxa"/>
+          <w:bottom w:w="0" w:type="dxa"/>
+          <w:right w:w="113" w:type="dxa"/>
+        </w:tblCellMar>
+      </w:tblPr>
+      <w:tblGrid>
+        <w:gridCol w:w="1015"/>
+        <w:gridCol w:w="9098"/>
+      </w:tblGrid>
+      <w:tr>
+        <w:tblPrEx>
+          <w:tblBorders>
+            <w:top w:val="single" w:color="A4A4A4" w:sz="4" w:space="0"/>
+            <w:left w:val="none" w:color="auto" w:sz="0" w:space="0"/>
+            <w:bottom w:val="single" w:color="A4A4A4" w:sz="4" w:space="0"/>
+            <w:right w:val="none" w:color="auto" w:sz="0" w:space="0"/>
+            <w:insideH w:val="single" w:color="A4A4A4" w:sz="4" w:space="0"/>
+            <w:insideV w:val="single" w:color="A4A4A4" w:sz="4" w:space="0"/>
+          </w:tblBorders>
+          <w:tblCellMar>
+            <w:top w:w="0" w:type="dxa"/>
+            <w:left w:w="113" w:type="dxa"/>
+            <w:bottom w:w="0" w:type="dxa"/>
+            <w:right w:w="113" w:type="dxa"/>
+          </w:tblCellMar>
+        </w:tblPrEx>
+        <w:trPr>
+          <w:trHeight w:val="0" w:hRule="atLeast"/>
+          <w:tblHeader/>
+          <w:jc w:val="center"/>
+        </w:trPr>
+        <w:tc>
+          <w:tcPr>
+            <w:tcW w:w="1015" w:type="dxa"/>
+            <w:tcBorders>
+              <w:top w:val="nil"/>
+              <w:bottom w:val="nil"/>
+              <w:right w:val="single" w:color="FFFFFF" w:sz="18" w:space="0"/>
+            </w:tcBorders>
+            <w:shd w:val="clear" w:color="auto" w:fill="62BC41"/>
+            <w:vAlign w:val="center"/>
+          </w:tcPr>
+          <w:p>
+            <w:pPr>
+              <w:keepNext w:val="0"/>
+              <w:keepLines w:val="0"/>
+              <w:pageBreakBefore w:val="0"/>
+              <w:widowControl w:val="0"/>
+              <w:kinsoku/>
+              <w:wordWrap/>
+              <w:overflowPunct/>
+              <w:topLinePunct w:val="0"/>
+              <w:autoSpaceDE/>
+              <w:autoSpaceDN/>
+              <w:bidi w:val="0"/>
+              <w:adjustRightInd/>
+              <w:snapToGrid/>
+              <w:spacing w:before="0" w:beforeLines="10" w:after="0" w:afterLines="10" w:line="220" w:lineRule="atLeast"/>
+              <w:ind w:leftChars="-4" w:hanging="9" w:hangingChars="5"/>
+              <w:jc w:val="center"/>
+              <w:textAlignment w:val="auto"/>
+              <w:rPr>
+                <w:rFonts w:ascii="Times New Roman" w:hAnsi="Times New Roman" w:eastAsia="微软雅黑" w:cs="Times New Roman"/>
+                <w:b/>
+                <w:bCs/>
+                <w:color w:val="FFFFFF" w:themeColor="background1"/>
+                <w:sz w:val="18"/>
+                <w:szCs w:val="18"/>
+                <w14:textFill>
+                  <w14:solidFill>
+                    <w14:schemeClr w14:val="bg1"/>
+                  </w14:solidFill>
+                </w14:textFill>
+              </w:rPr>
+            </w:pPr>
+            <w:r>
+              <w:rPr>
+                <w:rFonts w:ascii="Times New Roman" w:hAnsi="Times New Roman" w:eastAsia="微软雅黑" w:cs="Times New Roman"/>
+                <w:b/>
+                <w:bCs/>
+                <w:color w:val="FFFFFF" w:themeColor="background1"/>
+                <w:sz w:val="18"/>
+                <w:szCs w:val="18"/>
+                <w14:textFill>
+                  <w14:solidFill>
+                    <w14:schemeClr w14:val="bg1"/>
+                  </w14:solidFill>
+                </w14:textFill>
+              </w:rPr>
+              <w:t>基因</w:t>
+            </w:r>
+          </w:p>
+        </w:tc>
+        <w:tc>
+          <w:tcPr>
+            <w:tcW w:w="9098" w:type="dxa"/>
+            <w:tcBorders>
+              <w:top w:val="nil"/>
+              <w:left w:val="single" w:color="FFFFFF" w:sz="18" w:space="0"/>
+              <w:bottom w:val="nil"/>
+            </w:tcBorders>
+            <w:shd w:val="clear" w:color="auto" w:fill="62BC41"/>
+            <w:vAlign w:val="center"/>
+          </w:tcPr>
+          <w:p>
+            <w:pPr>
+              <w:keepNext w:val="0"/>
+              <w:keepLines w:val="0"/>
+              <w:pageBreakBefore w:val="0"/>
+              <w:widowControl w:val="0"/>
+              <w:kinsoku/>
+              <w:wordWrap/>
+              <w:overflowPunct/>
+              <w:topLinePunct w:val="0"/>
+              <w:autoSpaceDE/>
+              <w:autoSpaceDN/>
+              <w:bidi w:val="0"/>
+              <w:adjustRightInd/>
+              <w:snapToGrid/>
+              <w:spacing w:before="0" w:beforeLines="10" w:after="0" w:afterLines="10" w:line="220" w:lineRule="atLeast"/>
+              <w:ind w:left="365"/>
+              <w:jc w:val="center"/>
+              <w:textAlignment w:val="auto"/>
+              <w:rPr>
+                <w:rFonts w:ascii="Times New Roman" w:hAnsi="Times New Roman" w:eastAsia="微软雅黑" w:cs="Times New Roman"/>
+                <w:b/>
+                <w:bCs/>
+                <w:color w:val="FFFFFF" w:themeColor="background1"/>
+                <w:sz w:val="18"/>
+                <w:szCs w:val="18"/>
+                <w:lang w:eastAsia="zh-CN"/>
+                <w14:textFill>
+                  <w14:solidFill>
+                    <w14:schemeClr w14:val="bg1"/>
+                  </w14:solidFill>
+                </w14:textFill>
+              </w:rPr>
+            </w:pPr>
+            <w:r>
+              <w:rPr>
+                <w:rFonts w:hint="eastAsia" w:ascii="Times New Roman" w:hAnsi="Times New Roman" w:eastAsia="微软雅黑" w:cs="Times New Roman"/>
+                <w:b/>
+                <w:bCs/>
+                <w:color w:val="FFFFFF" w:themeColor="background1"/>
+                <w:sz w:val="18"/>
+                <w:szCs w:val="18"/>
+                <w:lang w:eastAsia="zh-CN"/>
+                <w14:textFill>
+                  <w14:solidFill>
+                    <w14:schemeClr w14:val="bg1"/>
+                  </w14:solidFill>
+                </w14:textFill>
+              </w:rPr>
+              <w:t>基因说明</w:t>
+            </w:r>
+          </w:p>
+        </w:tc>
+      </w:tr>
+      <w:tr>
+        <w:tblPrEx>
+          <w:tblBorders>
+            <w:top w:val="single" w:color="A4A4A4" w:sz="4" w:space="0"/>
+            <w:left w:val="none" w:color="auto" w:sz="0" w:space="0"/>
+            <w:bottom w:val="single" w:color="A4A4A4" w:sz="4" w:space="0"/>
+            <w:right w:val="none" w:color="auto" w:sz="0" w:space="0"/>
+            <w:insideH w:val="single" w:color="A4A4A4" w:sz="4" w:space="0"/>
+            <w:insideV w:val="single" w:color="A4A4A4" w:sz="4" w:space="0"/>
+          </w:tblBorders>
+          <w:tblCellMar>
+            <w:top w:w="0" w:type="dxa"/>
+            <w:left w:w="113" w:type="dxa"/>
+            <w:bottom w:w="0" w:type="dxa"/>
+            <w:right w:w="113" w:type="dxa"/>
+          </w:tblCellMar>
+        </w:tblPrEx>
+        <w:trPr>
+          <w:trHeight w:val="0" w:hRule="atLeast"/>
+          <w:tblHeader/>
+          <w:jc w:val="center"/>
+        </w:trPr>
+        <w:tc>
+          <w:tcPr>
+            <w:tcW w:w="1015" w:type="dxa"/>
+            <w:tcBorders>
+              <w:top w:val="nil"/>
+              <w:tl2br w:val="nil"/>
+              <w:tr2bl w:val="nil"/>
+            </w:tcBorders>
+            <w:vAlign w:val="center"/>
+          </w:tcPr>
+          <w:p>
+            <w:pPr>
+              <w:keepNext w:val="0"/>
+              <w:keepLines w:val="0"/>
+              <w:pageBreakBefore w:val="0"/>
+              <w:widowControl w:val="0"/>
+              <w:kinsoku/>
+              <w:wordWrap/>
+              <w:overflowPunct/>
+              <w:topLinePunct w:val="0"/>
+              <w:autoSpaceDE/>
+              <w:autoSpaceDN/>
+              <w:bidi w:val="0"/>
+              <w:adjustRightInd/>
+              <w:snapToGrid/>
+              <w:spacing w:before="0" w:beforeLines="20" w:after="0" w:afterLines="20" w:line="260" w:lineRule="exact"/>
+              <w:jc w:val="center"/>
+              <w:textAlignment w:val="auto"/>
+              <w:rPr>
+                <w:rFonts w:ascii="Times New Roman" w:hAnsi="Times New Roman" w:eastAsia="微软雅黑" w:cs="Times New Roman"/>
+                <w:b/>
+                <w:bCs/>
+                <w:sz w:val="18"/>
+                <w:szCs w:val="18"/>
+              </w:rPr>
+            </w:pPr>
+            <w:r>
+              <w:rPr>
+                <w:rFonts w:ascii="Times New Roman" w:hAnsi="Times New Roman" w:eastAsia="微软雅黑" w:cs="Times New Roman"/>
+                <w:b/>
+                <w:bCs/>
+                <w:color w:val="000000"/>
+                <w:sz w:val="18"/>
+                <w:szCs w:val="18"/>
+              </w:rPr>
+              <w:t>ATM</w:t>
+            </w:r>
+          </w:p>
+        </w:tc>
+        <w:tc>
+          <w:tcPr>
+            <w:tcW w:w="9098" w:type="dxa"/>
+            <w:tcBorders>
+              <w:top w:val="nil"/>
+            </w:tcBorders>
+            <w:vAlign w:val="center"/>
+          </w:tcPr>
+          <w:p>
+            <w:pPr>
+              <w:keepNext w:val="0"/>
+              <w:keepLines w:val="0"/>
+              <w:pageBreakBefore w:val="0"/>
+              <w:widowControl w:val="0"/>
+              <w:kinsoku/>
+              <w:wordWrap/>
+              <w:overflowPunct/>
+              <w:topLinePunct w:val="0"/>
+              <w:autoSpaceDE/>
+              <w:autoSpaceDN/>
+              <w:bidi w:val="0"/>
+              <w:adjustRightInd/>
+              <w:snapToGrid/>
+              <w:spacing w:before="0" w:beforeLines="20" w:after="0" w:afterLines="20" w:line="260" w:lineRule="exact"/>
+              <w:jc w:val="left"/>
+              <w:textAlignment w:val="auto"/>
+              <w:rPr>
+                <w:rFonts w:ascii="Times New Roman" w:hAnsi="Times New Roman" w:eastAsia="微软雅黑" w:cs="Times New Roman"/>
+                <w:sz w:val="18"/>
+                <w:szCs w:val="18"/>
+                <w:lang w:eastAsia="zh-CN"/>
+              </w:rPr>
+            </w:pPr>
+            <w:r>
+              <w:rPr>
+                <w:rFonts w:ascii="Times New Roman" w:hAnsi="Times New Roman" w:eastAsia="微软雅黑" w:cs="Times New Roman"/>
+                <w:color w:val="000000"/>
+                <w:sz w:val="18"/>
+                <w:szCs w:val="18"/>
+                <w:lang w:eastAsia="zh-CN"/>
+              </w:rPr>
+              <w:t>ATM，又称共济失调毛细血管扩张突变基因，定位于11q22.3，包含63个外显子。ATM与DNA损伤检验有关的一个重要基因，是直接感受DNA双链断裂损伤并起始诸多DNA损伤信号反应通路的主开关分子。与ATM相关的疾病包括毛细血管扩张性失调综合征、家族性非霍金奇淋巴瘤、T-细胞幼淋巴细胞白血病、乳腺癌等。</w:t>
+            </w:r>
+          </w:p>
+        </w:tc>
+      </w:tr>
+      <w:tr>
+        <w:tblPrEx>
+          <w:tblBorders>
+            <w:top w:val="single" w:color="A4A4A4" w:sz="4" w:space="0"/>
+            <w:left w:val="none" w:color="auto" w:sz="0" w:space="0"/>
+            <w:bottom w:val="single" w:color="A4A4A4" w:sz="4" w:space="0"/>
+            <w:right w:val="none" w:color="auto" w:sz="0" w:space="0"/>
+            <w:insideH w:val="single" w:color="A4A4A4" w:sz="4" w:space="0"/>
+            <w:insideV w:val="single" w:color="A4A4A4" w:sz="4" w:space="0"/>
+          </w:tblBorders>
+          <w:tblCellMar>
+            <w:top w:w="0" w:type="dxa"/>
+            <w:left w:w="113" w:type="dxa"/>
+            <w:bottom w:w="0" w:type="dxa"/>
+            <w:right w:w="113" w:type="dxa"/>
+          </w:tblCellMar>
+        </w:tblPrEx>
+        <w:trPr>
+          <w:trHeight w:val="0" w:hRule="atLeast"/>
+          <w:tblHeader/>
+          <w:jc w:val="center"/>
+        </w:trPr>
+        <w:tc>
+          <w:tcPr>
+            <w:tcW w:w="1015" w:type="dxa"/>
+            <w:tcBorders>
+              <w:tl2br w:val="nil"/>
+              <w:tr2bl w:val="nil"/>
+            </w:tcBorders>
+            <w:vAlign w:val="center"/>
+          </w:tcPr>
+          <w:p>
+            <w:pPr>
+              <w:keepNext w:val="0"/>
+              <w:keepLines w:val="0"/>
+              <w:pageBreakBefore w:val="0"/>
+              <w:widowControl w:val="0"/>
+              <w:kinsoku/>
+              <w:wordWrap/>
+              <w:overflowPunct/>
+              <w:topLinePunct w:val="0"/>
+              <w:autoSpaceDE/>
+              <w:autoSpaceDN/>
+              <w:bidi w:val="0"/>
+              <w:adjustRightInd/>
+              <w:snapToGrid/>
+              <w:spacing w:before="0" w:beforeLines="20" w:after="0" w:afterLines="20" w:line="260" w:lineRule="exact"/>
+              <w:jc w:val="center"/>
+              <w:textAlignment w:val="auto"/>
+              <w:rPr>
+                <w:rFonts w:ascii="Times New Roman" w:hAnsi="Times New Roman" w:eastAsia="微软雅黑" w:cs="Times New Roman"/>
+                <w:b/>
+                <w:bCs/>
+                <w:color w:val="000000"/>
+                <w:sz w:val="18"/>
+                <w:szCs w:val="18"/>
+              </w:rPr>
+            </w:pPr>
+            <w:r>
+              <w:rPr>
+                <w:rFonts w:ascii="Times New Roman" w:hAnsi="Times New Roman" w:eastAsia="微软雅黑" w:cs="Times New Roman"/>
+                <w:b/>
+                <w:bCs/>
+                <w:color w:val="000000"/>
+                <w:sz w:val="18"/>
+                <w:szCs w:val="18"/>
+              </w:rPr>
+              <w:t>ATR</w:t>
+            </w:r>
+          </w:p>
+        </w:tc>
+        <w:tc>
+          <w:tcPr>
+            <w:tcW w:w="9098" w:type="dxa"/>
+            <w:vAlign w:val="center"/>
+          </w:tcPr>
+          <w:p>
+            <w:pPr>
+              <w:keepNext w:val="0"/>
+              <w:keepLines w:val="0"/>
+              <w:pageBreakBefore w:val="0"/>
+              <w:widowControl w:val="0"/>
+              <w:kinsoku/>
+              <w:wordWrap/>
+              <w:overflowPunct/>
+              <w:topLinePunct w:val="0"/>
+              <w:autoSpaceDE/>
+              <w:autoSpaceDN/>
+              <w:bidi w:val="0"/>
+              <w:adjustRightInd/>
+              <w:snapToGrid/>
+              <w:spacing w:before="0" w:beforeLines="20" w:after="0" w:afterLines="20" w:line="260" w:lineRule="exact"/>
+              <w:jc w:val="left"/>
+              <w:textAlignment w:val="auto"/>
+              <w:rPr>
+                <w:rFonts w:ascii="Times New Roman" w:hAnsi="Times New Roman" w:eastAsia="微软雅黑" w:cs="Times New Roman"/>
+                <w:color w:val="000000"/>
+                <w:sz w:val="18"/>
+                <w:szCs w:val="18"/>
+                <w:lang w:eastAsia="zh-CN"/>
+              </w:rPr>
+            </w:pPr>
+            <w:r>
+              <w:rPr>
+                <w:rFonts w:ascii="Times New Roman" w:hAnsi="Times New Roman" w:eastAsia="微软雅黑" w:cs="Times New Roman"/>
+                <w:color w:val="000000"/>
+                <w:sz w:val="18"/>
+                <w:szCs w:val="18"/>
+                <w:lang w:eastAsia="zh-CN"/>
+              </w:rPr>
+              <w:t>ATR属于磷脂酰肌醇3-激酶相关的激酶家族，参与DNA损伤检测，激活DNA损伤检查点并阻滞细胞周期。ATR会对单链DNA产生响应，DNA呈单链的情况常发生在DNA损伤切除和修复过程中，比如核苷酸切除修复和同源重组修复。ATR可以与ATRIP共同作用识别覆盖有RPA的单链DNA，一旦ATR被激活，它将磷酸化Chk1，启动信号传导。ATR蛋白可以使肿瘤抑制蛋白BRCA1及其他细胞周期检查点蛋白磷酸化。</w:t>
+            </w:r>
+          </w:p>
+        </w:tc>
+      </w:tr>
+      <w:tr>
+        <w:tblPrEx>
+          <w:tblBorders>
+            <w:top w:val="single" w:color="A4A4A4" w:sz="4" w:space="0"/>
+            <w:left w:val="none" w:color="auto" w:sz="0" w:space="0"/>
+            <w:bottom w:val="single" w:color="A4A4A4" w:sz="4" w:space="0"/>
+            <w:right w:val="none" w:color="auto" w:sz="0" w:space="0"/>
+            <w:insideH w:val="single" w:color="A4A4A4" w:sz="4" w:space="0"/>
+            <w:insideV w:val="single" w:color="A4A4A4" w:sz="4" w:space="0"/>
+          </w:tblBorders>
+          <w:tblCellMar>
+            <w:top w:w="0" w:type="dxa"/>
+            <w:left w:w="113" w:type="dxa"/>
+            <w:bottom w:w="0" w:type="dxa"/>
+            <w:right w:w="113" w:type="dxa"/>
+          </w:tblCellMar>
+        </w:tblPrEx>
+        <w:trPr>
+          <w:trHeight w:val="0" w:hRule="atLeast"/>
+          <w:tblHeader/>
+          <w:jc w:val="center"/>
+        </w:trPr>
+        <w:tc>
+          <w:tcPr>
+            <w:tcW w:w="1015" w:type="dxa"/>
+            <w:tcBorders>
+              <w:tl2br w:val="nil"/>
+              <w:tr2bl w:val="nil"/>
+            </w:tcBorders>
+            <w:vAlign w:val="center"/>
+          </w:tcPr>
+          <w:p>
+            <w:pPr>
+              <w:keepNext w:val="0"/>
+              <w:keepLines w:val="0"/>
+              <w:pageBreakBefore w:val="0"/>
+              <w:widowControl w:val="0"/>
+              <w:kinsoku/>
+              <w:wordWrap/>
+              <w:overflowPunct/>
+              <w:topLinePunct w:val="0"/>
+              <w:autoSpaceDE/>
+              <w:autoSpaceDN/>
+              <w:bidi w:val="0"/>
+              <w:adjustRightInd/>
+              <w:snapToGrid/>
+              <w:spacing w:before="0" w:beforeLines="20" w:after="0" w:afterLines="20" w:line="260" w:lineRule="exact"/>
+              <w:jc w:val="center"/>
+              <w:textAlignment w:val="auto"/>
+              <w:rPr>
+                <w:rFonts w:ascii="Times New Roman" w:hAnsi="Times New Roman" w:eastAsia="微软雅黑" w:cs="Times New Roman"/>
+                <w:b/>
+                <w:bCs/>
+                <w:color w:val="000000"/>
+                <w:sz w:val="18"/>
+                <w:szCs w:val="18"/>
+              </w:rPr>
+            </w:pPr>
+            <w:r>
+              <w:rPr>
+                <w:rFonts w:ascii="Times New Roman" w:hAnsi="Times New Roman" w:eastAsia="微软雅黑" w:cs="Times New Roman"/>
+                <w:b/>
+                <w:bCs/>
+                <w:color w:val="000000"/>
+                <w:sz w:val="18"/>
+                <w:szCs w:val="18"/>
+              </w:rPr>
+              <w:t>BARD1</w:t>
+            </w:r>
+          </w:p>
+        </w:tc>
+        <w:tc>
+          <w:tcPr>
+            <w:tcW w:w="9098" w:type="dxa"/>
+            <w:vAlign w:val="center"/>
+          </w:tcPr>
+          <w:p>
+            <w:pPr>
+              <w:keepNext w:val="0"/>
+              <w:keepLines w:val="0"/>
+              <w:pageBreakBefore w:val="0"/>
+              <w:widowControl w:val="0"/>
+              <w:kinsoku/>
+              <w:wordWrap/>
+              <w:overflowPunct/>
+              <w:topLinePunct w:val="0"/>
+              <w:autoSpaceDE/>
+              <w:autoSpaceDN/>
+              <w:bidi w:val="0"/>
+              <w:adjustRightInd/>
+              <w:snapToGrid/>
+              <w:spacing w:before="0" w:beforeLines="20" w:after="0" w:afterLines="20" w:line="260" w:lineRule="exact"/>
+              <w:jc w:val="left"/>
+              <w:textAlignment w:val="auto"/>
+              <w:rPr>
+                <w:rFonts w:ascii="Times New Roman" w:hAnsi="Times New Roman" w:eastAsia="微软雅黑" w:cs="Times New Roman"/>
+                <w:color w:val="000000"/>
+                <w:sz w:val="18"/>
+                <w:szCs w:val="18"/>
+                <w:lang w:eastAsia="zh-CN"/>
+              </w:rPr>
+            </w:pPr>
+            <w:r>
+              <w:rPr>
+                <w:rFonts w:ascii="Times New Roman" w:hAnsi="Times New Roman" w:eastAsia="微软雅黑" w:cs="Times New Roman"/>
+                <w:color w:val="000000"/>
+                <w:sz w:val="18"/>
+                <w:szCs w:val="18"/>
+                <w:lang w:eastAsia="zh-CN"/>
+              </w:rPr>
+              <w:t>BRAD1基因编码BRCA1环装结构域相关蛋白1，定位于2q35。BRAD1可与BRCA1形成异源二聚体，与遗传性乳腺癌和/或卵巢癌综合征发生相关。</w:t>
+            </w:r>
+          </w:p>
+        </w:tc>
+      </w:tr>
+      <w:tr>
+        <w:tblPrEx>
+          <w:tblBorders>
+            <w:top w:val="single" w:color="A4A4A4" w:sz="4" w:space="0"/>
+            <w:left w:val="none" w:color="auto" w:sz="0" w:space="0"/>
+            <w:bottom w:val="single" w:color="A4A4A4" w:sz="4" w:space="0"/>
+            <w:right w:val="none" w:color="auto" w:sz="0" w:space="0"/>
+            <w:insideH w:val="single" w:color="A4A4A4" w:sz="4" w:space="0"/>
+            <w:insideV w:val="single" w:color="A4A4A4" w:sz="4" w:space="0"/>
+          </w:tblBorders>
+          <w:tblCellMar>
+            <w:top w:w="0" w:type="dxa"/>
+            <w:left w:w="113" w:type="dxa"/>
+            <w:bottom w:w="0" w:type="dxa"/>
+            <w:right w:w="113" w:type="dxa"/>
+          </w:tblCellMar>
+        </w:tblPrEx>
+        <w:trPr>
+          <w:trHeight w:val="0" w:hRule="atLeast"/>
+          <w:tblHeader/>
+          <w:jc w:val="center"/>
+        </w:trPr>
+        <w:tc>
+          <w:tcPr>
+            <w:tcW w:w="1015" w:type="dxa"/>
+            <w:tcBorders>
+              <w:tl2br w:val="nil"/>
+              <w:tr2bl w:val="nil"/>
+            </w:tcBorders>
+            <w:vAlign w:val="center"/>
+          </w:tcPr>
+          <w:p>
+            <w:pPr>
+              <w:keepNext w:val="0"/>
+              <w:keepLines w:val="0"/>
+              <w:pageBreakBefore w:val="0"/>
+              <w:widowControl w:val="0"/>
+              <w:kinsoku/>
+              <w:wordWrap/>
+              <w:overflowPunct/>
+              <w:topLinePunct w:val="0"/>
+              <w:autoSpaceDE/>
+              <w:autoSpaceDN/>
+              <w:bidi w:val="0"/>
+              <w:adjustRightInd/>
+              <w:snapToGrid/>
+              <w:spacing w:before="0" w:beforeLines="20" w:after="0" w:afterLines="20" w:line="260" w:lineRule="exact"/>
+              <w:jc w:val="center"/>
+              <w:textAlignment w:val="auto"/>
+              <w:rPr>
+                <w:rFonts w:ascii="Times New Roman" w:hAnsi="Times New Roman" w:eastAsia="微软雅黑" w:cs="Times New Roman"/>
+                <w:b/>
+                <w:bCs/>
+                <w:color w:val="000000"/>
+                <w:sz w:val="18"/>
+                <w:szCs w:val="18"/>
+              </w:rPr>
+            </w:pPr>
+            <w:r>
+              <w:rPr>
+                <w:rFonts w:ascii="Times New Roman" w:hAnsi="Times New Roman" w:eastAsia="微软雅黑" w:cs="Times New Roman"/>
+                <w:b/>
+                <w:bCs/>
+                <w:color w:val="000000"/>
+                <w:sz w:val="18"/>
+                <w:szCs w:val="18"/>
+              </w:rPr>
+              <w:t>BRIP1</w:t>
+            </w:r>
+          </w:p>
+        </w:tc>
+        <w:tc>
+          <w:tcPr>
+            <w:tcW w:w="9098" w:type="dxa"/>
+            <w:vAlign w:val="center"/>
+          </w:tcPr>
+          <w:p>
+            <w:pPr>
+              <w:keepNext w:val="0"/>
+              <w:keepLines w:val="0"/>
+              <w:pageBreakBefore w:val="0"/>
+              <w:widowControl w:val="0"/>
+              <w:kinsoku/>
+              <w:wordWrap/>
+              <w:overflowPunct/>
+              <w:topLinePunct w:val="0"/>
+              <w:autoSpaceDE/>
+              <w:autoSpaceDN/>
+              <w:bidi w:val="0"/>
+              <w:adjustRightInd/>
+              <w:snapToGrid/>
+              <w:spacing w:before="0" w:beforeLines="20" w:after="0" w:afterLines="20" w:line="260" w:lineRule="exact"/>
+              <w:jc w:val="left"/>
+              <w:textAlignment w:val="auto"/>
+              <w:rPr>
+                <w:rFonts w:ascii="Times New Roman" w:hAnsi="Times New Roman" w:eastAsia="微软雅黑" w:cs="Times New Roman"/>
+                <w:color w:val="000000"/>
+                <w:sz w:val="18"/>
+                <w:szCs w:val="18"/>
+                <w:lang w:eastAsia="zh-CN"/>
+              </w:rPr>
+            </w:pPr>
+            <w:r>
+              <w:rPr>
+                <w:rFonts w:ascii="Times New Roman" w:hAnsi="Times New Roman" w:eastAsia="微软雅黑" w:cs="Times New Roman"/>
+                <w:color w:val="000000"/>
+                <w:sz w:val="18"/>
+                <w:szCs w:val="18"/>
+                <w:lang w:eastAsia="zh-CN"/>
+              </w:rPr>
+              <w:t>BRIP1基因编码的蛋白为RecQDEAH解旋酶家族成员之一，在乳腺癌1型中，与BRCT重复相互作用，该络合物在DNA双链修复中具有重要作用。若该基因发生突变则会引起DNA紊乱从而诱导癌症的发生。与BRIP1相关的疾病包括乳腺癌、子宫内膜癌、肠癌、胃癌等。</w:t>
+            </w:r>
+          </w:p>
+        </w:tc>
+      </w:tr>
+      <w:tr>
+        <w:tblPrEx>
+          <w:tblBorders>
+            <w:top w:val="single" w:color="A4A4A4" w:sz="4" w:space="0"/>
+            <w:left w:val="none" w:color="auto" w:sz="0" w:space="0"/>
+            <w:bottom w:val="single" w:color="A4A4A4" w:sz="4" w:space="0"/>
+            <w:right w:val="none" w:color="auto" w:sz="0" w:space="0"/>
+            <w:insideH w:val="single" w:color="A4A4A4" w:sz="4" w:space="0"/>
+            <w:insideV w:val="single" w:color="A4A4A4" w:sz="4" w:space="0"/>
+          </w:tblBorders>
+          <w:tblCellMar>
+            <w:top w:w="0" w:type="dxa"/>
+            <w:left w:w="113" w:type="dxa"/>
+            <w:bottom w:w="0" w:type="dxa"/>
+            <w:right w:w="113" w:type="dxa"/>
+          </w:tblCellMar>
+        </w:tblPrEx>
+        <w:trPr>
+          <w:trHeight w:val="0" w:hRule="atLeast"/>
+          <w:tblHeader/>
+          <w:jc w:val="center"/>
+        </w:trPr>
+        <w:tc>
+          <w:tcPr>
+            <w:tcW w:w="1015" w:type="dxa"/>
+            <w:tcBorders>
+              <w:tl2br w:val="nil"/>
+              <w:tr2bl w:val="nil"/>
+            </w:tcBorders>
+            <w:vAlign w:val="center"/>
+          </w:tcPr>
+          <w:p>
+            <w:pPr>
+              <w:keepNext w:val="0"/>
+              <w:keepLines w:val="0"/>
+              <w:pageBreakBefore w:val="0"/>
+              <w:widowControl w:val="0"/>
+              <w:kinsoku/>
+              <w:wordWrap/>
+              <w:overflowPunct/>
+              <w:topLinePunct w:val="0"/>
+              <w:autoSpaceDE/>
+              <w:autoSpaceDN/>
+              <w:bidi w:val="0"/>
+              <w:adjustRightInd/>
+              <w:snapToGrid/>
+              <w:spacing w:before="0" w:beforeLines="20" w:after="0" w:afterLines="20" w:line="260" w:lineRule="exact"/>
+              <w:jc w:val="center"/>
+              <w:textAlignment w:val="auto"/>
+              <w:rPr>
+                <w:rFonts w:ascii="Times New Roman" w:hAnsi="Times New Roman" w:eastAsia="微软雅黑" w:cs="Times New Roman"/>
+                <w:b/>
+                <w:bCs/>
+                <w:color w:val="000000"/>
+                <w:sz w:val="18"/>
+                <w:szCs w:val="18"/>
+              </w:rPr>
+            </w:pPr>
+            <w:r>
+              <w:rPr>
+                <w:rFonts w:ascii="Times New Roman" w:hAnsi="Times New Roman" w:eastAsia="微软雅黑" w:cs="Times New Roman"/>
+                <w:b/>
+                <w:bCs/>
+                <w:color w:val="000000"/>
+                <w:sz w:val="18"/>
+                <w:szCs w:val="18"/>
+              </w:rPr>
+              <w:t>CDK12</w:t>
+            </w:r>
+          </w:p>
+        </w:tc>
+        <w:tc>
+          <w:tcPr>
+            <w:tcW w:w="9098" w:type="dxa"/>
+            <w:vAlign w:val="center"/>
+          </w:tcPr>
+          <w:p>
+            <w:pPr>
+              <w:keepNext w:val="0"/>
+              <w:keepLines w:val="0"/>
+              <w:pageBreakBefore w:val="0"/>
+              <w:widowControl w:val="0"/>
+              <w:kinsoku/>
+              <w:wordWrap/>
+              <w:overflowPunct/>
+              <w:topLinePunct w:val="0"/>
+              <w:autoSpaceDE/>
+              <w:autoSpaceDN/>
+              <w:bidi w:val="0"/>
+              <w:adjustRightInd/>
+              <w:snapToGrid/>
+              <w:spacing w:before="0" w:beforeLines="20" w:after="0" w:afterLines="20" w:line="260" w:lineRule="exact"/>
+              <w:jc w:val="left"/>
+              <w:textAlignment w:val="auto"/>
+              <w:rPr>
+                <w:rFonts w:ascii="Times New Roman" w:hAnsi="Times New Roman" w:eastAsia="微软雅黑" w:cs="Times New Roman"/>
+                <w:color w:val="000000"/>
+                <w:sz w:val="18"/>
+                <w:szCs w:val="18"/>
+                <w:lang w:eastAsia="zh-CN"/>
+              </w:rPr>
+            </w:pPr>
+            <w:r>
+              <w:rPr>
+                <w:rFonts w:ascii="Times New Roman" w:hAnsi="Times New Roman" w:eastAsia="微软雅黑" w:cs="Times New Roman"/>
+                <w:color w:val="000000"/>
+                <w:sz w:val="18"/>
+                <w:szCs w:val="18"/>
+                <w:lang w:eastAsia="zh-CN"/>
+              </w:rPr>
+              <w:t>CDK12属于丝氨酸苏氨酸蛋白激酶家族，在RNA转录延长中起到非常重要的作用。参与维持基因组的稳定性及DNA修复相关进程。与CDK12相关的疾病包括子宫内膜癌、胃癌、肠癌等。</w:t>
+            </w:r>
+          </w:p>
+        </w:tc>
+      </w:tr>
+      <w:tr>
+        <w:tblPrEx>
+          <w:tblBorders>
+            <w:top w:val="single" w:color="A4A4A4" w:sz="4" w:space="0"/>
+            <w:left w:val="none" w:color="auto" w:sz="0" w:space="0"/>
+            <w:bottom w:val="single" w:color="A4A4A4" w:sz="4" w:space="0"/>
+            <w:right w:val="none" w:color="auto" w:sz="0" w:space="0"/>
+            <w:insideH w:val="single" w:color="A4A4A4" w:sz="4" w:space="0"/>
+            <w:insideV w:val="single" w:color="A4A4A4" w:sz="4" w:space="0"/>
+          </w:tblBorders>
+          <w:tblCellMar>
+            <w:top w:w="0" w:type="dxa"/>
+            <w:left w:w="113" w:type="dxa"/>
+            <w:bottom w:w="0" w:type="dxa"/>
+            <w:right w:w="113" w:type="dxa"/>
+          </w:tblCellMar>
+        </w:tblPrEx>
+        <w:trPr>
+          <w:trHeight w:val="0" w:hRule="atLeast"/>
+          <w:tblHeader/>
+          <w:jc w:val="center"/>
+        </w:trPr>
+        <w:tc>
+          <w:tcPr>
+            <w:tcW w:w="1015" w:type="dxa"/>
+            <w:tcBorders>
+              <w:tl2br w:val="nil"/>
+              <w:tr2bl w:val="nil"/>
+            </w:tcBorders>
+            <w:vAlign w:val="center"/>
+          </w:tcPr>
+          <w:p>
+            <w:pPr>
+              <w:keepNext w:val="0"/>
+              <w:keepLines w:val="0"/>
+              <w:pageBreakBefore w:val="0"/>
+              <w:widowControl w:val="0"/>
+              <w:kinsoku/>
+              <w:wordWrap/>
+              <w:overflowPunct/>
+              <w:topLinePunct w:val="0"/>
+              <w:autoSpaceDE/>
+              <w:autoSpaceDN/>
+              <w:bidi w:val="0"/>
+              <w:adjustRightInd/>
+              <w:snapToGrid/>
+              <w:spacing w:before="0" w:beforeLines="20" w:after="0" w:afterLines="20" w:line="260" w:lineRule="exact"/>
+              <w:jc w:val="center"/>
+              <w:textAlignment w:val="auto"/>
+              <w:rPr>
+                <w:rFonts w:ascii="Times New Roman" w:hAnsi="Times New Roman" w:eastAsia="微软雅黑" w:cs="Times New Roman"/>
+                <w:b/>
+                <w:bCs/>
+                <w:color w:val="000000"/>
+                <w:sz w:val="18"/>
+                <w:szCs w:val="18"/>
+              </w:rPr>
+            </w:pPr>
+            <w:r>
+              <w:rPr>
+                <w:rFonts w:ascii="Times New Roman" w:hAnsi="Times New Roman" w:eastAsia="微软雅黑" w:cs="Times New Roman"/>
+                <w:b/>
+                <w:bCs/>
+                <w:color w:val="000000"/>
+                <w:sz w:val="18"/>
+                <w:szCs w:val="18"/>
+              </w:rPr>
+              <w:t>CHEK1</w:t>
+            </w:r>
+          </w:p>
+        </w:tc>
+        <w:tc>
+          <w:tcPr>
+            <w:tcW w:w="9098" w:type="dxa"/>
+            <w:vAlign w:val="center"/>
+          </w:tcPr>
+          <w:p>
+            <w:pPr>
+              <w:keepNext w:val="0"/>
+              <w:keepLines w:val="0"/>
+              <w:pageBreakBefore w:val="0"/>
+              <w:widowControl w:val="0"/>
+              <w:kinsoku/>
+              <w:wordWrap/>
+              <w:overflowPunct/>
+              <w:topLinePunct w:val="0"/>
+              <w:autoSpaceDE/>
+              <w:autoSpaceDN/>
+              <w:bidi w:val="0"/>
+              <w:adjustRightInd/>
+              <w:snapToGrid/>
+              <w:spacing w:before="0" w:beforeLines="20" w:after="0" w:afterLines="20" w:line="260" w:lineRule="exact"/>
+              <w:jc w:val="left"/>
+              <w:textAlignment w:val="auto"/>
+              <w:rPr>
+                <w:rFonts w:ascii="Times New Roman" w:hAnsi="Times New Roman" w:eastAsia="微软雅黑" w:cs="Times New Roman"/>
+                <w:color w:val="000000"/>
+                <w:sz w:val="18"/>
+                <w:szCs w:val="18"/>
+                <w:lang w:eastAsia="zh-CN"/>
+              </w:rPr>
+            </w:pPr>
+            <w:r>
+              <w:rPr>
+                <w:rFonts w:ascii="Times New Roman" w:hAnsi="Times New Roman" w:eastAsia="微软雅黑" w:cs="Times New Roman"/>
+                <w:color w:val="000000"/>
+                <w:sz w:val="18"/>
+                <w:szCs w:val="18"/>
+                <w:lang w:eastAsia="zh-CN"/>
+              </w:rPr>
+              <w:t>CHEK1属于Ser/Thr蛋白激酶家族，该蛋白在由DNA损伤或未复制所引起的由周期检验点介导的细胞周期凝滞中具有重要作用。与CHEK1相关的疾病包括结肠癌、白血病、成视网膜细胞瘤、子宫内膜癌、肠癌、胃癌等。</w:t>
+            </w:r>
+          </w:p>
+        </w:tc>
+      </w:tr>
+      <w:tr>
+        <w:tblPrEx>
+          <w:tblBorders>
+            <w:top w:val="single" w:color="A4A4A4" w:sz="4" w:space="0"/>
+            <w:left w:val="none" w:color="auto" w:sz="0" w:space="0"/>
+            <w:bottom w:val="single" w:color="A4A4A4" w:sz="4" w:space="0"/>
+            <w:right w:val="none" w:color="auto" w:sz="0" w:space="0"/>
+            <w:insideH w:val="single" w:color="A4A4A4" w:sz="4" w:space="0"/>
+            <w:insideV w:val="single" w:color="A4A4A4" w:sz="4" w:space="0"/>
+          </w:tblBorders>
+          <w:tblCellMar>
+            <w:top w:w="0" w:type="dxa"/>
+            <w:left w:w="113" w:type="dxa"/>
+            <w:bottom w:w="0" w:type="dxa"/>
+            <w:right w:w="113" w:type="dxa"/>
+          </w:tblCellMar>
+        </w:tblPrEx>
+        <w:trPr>
+          <w:trHeight w:val="0" w:hRule="atLeast"/>
+          <w:tblHeader/>
+          <w:jc w:val="center"/>
+        </w:trPr>
+        <w:tc>
+          <w:tcPr>
+            <w:tcW w:w="1015" w:type="dxa"/>
+            <w:tcBorders>
+              <w:tl2br w:val="nil"/>
+              <w:tr2bl w:val="nil"/>
+            </w:tcBorders>
+            <w:vAlign w:val="center"/>
+          </w:tcPr>
+          <w:p>
+            <w:pPr>
+              <w:keepNext w:val="0"/>
+              <w:keepLines w:val="0"/>
+              <w:pageBreakBefore w:val="0"/>
+              <w:widowControl w:val="0"/>
+              <w:kinsoku/>
+              <w:wordWrap/>
+              <w:overflowPunct/>
+              <w:topLinePunct w:val="0"/>
+              <w:autoSpaceDE/>
+              <w:autoSpaceDN/>
+              <w:bidi w:val="0"/>
+              <w:adjustRightInd/>
+              <w:snapToGrid/>
+              <w:spacing w:before="0" w:beforeLines="20" w:after="0" w:afterLines="20" w:line="260" w:lineRule="exact"/>
+              <w:jc w:val="center"/>
+              <w:textAlignment w:val="auto"/>
+              <w:rPr>
+                <w:rFonts w:ascii="Times New Roman" w:hAnsi="Times New Roman" w:eastAsia="微软雅黑" w:cs="Times New Roman"/>
+                <w:b/>
+                <w:bCs/>
+                <w:color w:val="000000"/>
+                <w:sz w:val="18"/>
+                <w:szCs w:val="18"/>
+              </w:rPr>
+            </w:pPr>
+            <w:r>
+              <w:rPr>
+                <w:rFonts w:ascii="Times New Roman" w:hAnsi="Times New Roman" w:eastAsia="微软雅黑" w:cs="Times New Roman"/>
+                <w:b/>
+                <w:bCs/>
+                <w:color w:val="000000"/>
+                <w:sz w:val="18"/>
+                <w:szCs w:val="18"/>
+              </w:rPr>
+              <w:t>CHEK2</w:t>
+            </w:r>
+          </w:p>
+        </w:tc>
+        <w:tc>
+          <w:tcPr>
+            <w:tcW w:w="9098" w:type="dxa"/>
+            <w:vAlign w:val="center"/>
+          </w:tcPr>
+          <w:p>
+            <w:pPr>
+              <w:keepNext w:val="0"/>
+              <w:keepLines w:val="0"/>
+              <w:pageBreakBefore w:val="0"/>
+              <w:widowControl w:val="0"/>
+              <w:kinsoku/>
+              <w:wordWrap/>
+              <w:overflowPunct/>
+              <w:topLinePunct w:val="0"/>
+              <w:autoSpaceDE/>
+              <w:autoSpaceDN/>
+              <w:bidi w:val="0"/>
+              <w:adjustRightInd/>
+              <w:snapToGrid/>
+              <w:spacing w:before="0" w:beforeLines="20" w:after="0" w:afterLines="20" w:line="260" w:lineRule="exact"/>
+              <w:jc w:val="left"/>
+              <w:textAlignment w:val="auto"/>
+              <w:rPr>
+                <w:rFonts w:ascii="Times New Roman" w:hAnsi="Times New Roman" w:eastAsia="微软雅黑" w:cs="Times New Roman"/>
+                <w:color w:val="000000"/>
+                <w:sz w:val="18"/>
+                <w:szCs w:val="18"/>
+                <w:lang w:eastAsia="zh-CN"/>
+              </w:rPr>
+            </w:pPr>
+            <w:r>
+              <w:rPr>
+                <w:rFonts w:ascii="Times New Roman" w:hAnsi="Times New Roman" w:eastAsia="微软雅黑" w:cs="Times New Roman"/>
+                <w:color w:val="000000"/>
+                <w:sz w:val="18"/>
+                <w:szCs w:val="18"/>
+                <w:lang w:eastAsia="zh-CN"/>
+              </w:rPr>
+              <w:t>CHEK2是肿瘤抑制因子，编码蛋白属于Ser/Thr蛋白激酶家族，对细胞周期具有调控作用。当DNA损伤或复制出现空缺点时，该蛋白能快速活化，抑制CDC25C磷酸化，稳定P53，使得细胞停滞在G1期。与CHEK2相关的疾病包括乳腺癌、结直肠癌、子宫内膜癌、中枢神经系统癌症、甲状腺癌等。</w:t>
+            </w:r>
+          </w:p>
+        </w:tc>
+      </w:tr>
+      <w:tr>
+        <w:tblPrEx>
+          <w:tblBorders>
+            <w:top w:val="single" w:color="A4A4A4" w:sz="4" w:space="0"/>
+            <w:left w:val="none" w:color="auto" w:sz="0" w:space="0"/>
+            <w:bottom w:val="single" w:color="A4A4A4" w:sz="4" w:space="0"/>
+            <w:right w:val="none" w:color="auto" w:sz="0" w:space="0"/>
+            <w:insideH w:val="single" w:color="A4A4A4" w:sz="4" w:space="0"/>
+            <w:insideV w:val="single" w:color="A4A4A4" w:sz="4" w:space="0"/>
+          </w:tblBorders>
+          <w:tblCellMar>
+            <w:top w:w="0" w:type="dxa"/>
+            <w:left w:w="113" w:type="dxa"/>
+            <w:bottom w:w="0" w:type="dxa"/>
+            <w:right w:w="113" w:type="dxa"/>
+          </w:tblCellMar>
+        </w:tblPrEx>
+        <w:trPr>
+          <w:trHeight w:val="0" w:hRule="atLeast"/>
+          <w:tblHeader/>
+          <w:jc w:val="center"/>
+        </w:trPr>
+        <w:tc>
+          <w:tcPr>
+            <w:tcW w:w="1015" w:type="dxa"/>
+            <w:tcBorders>
+              <w:tl2br w:val="nil"/>
+              <w:tr2bl w:val="nil"/>
+            </w:tcBorders>
+            <w:vAlign w:val="center"/>
+          </w:tcPr>
+          <w:p>
+            <w:pPr>
+              <w:keepNext w:val="0"/>
+              <w:keepLines w:val="0"/>
+              <w:pageBreakBefore w:val="0"/>
+              <w:widowControl w:val="0"/>
+              <w:kinsoku/>
+              <w:wordWrap/>
+              <w:overflowPunct/>
+              <w:topLinePunct w:val="0"/>
+              <w:autoSpaceDE/>
+              <w:autoSpaceDN/>
+              <w:bidi w:val="0"/>
+              <w:adjustRightInd/>
+              <w:snapToGrid/>
+              <w:spacing w:before="0" w:beforeLines="20" w:after="0" w:afterLines="20" w:line="260" w:lineRule="exact"/>
+              <w:jc w:val="center"/>
+              <w:textAlignment w:val="auto"/>
+              <w:rPr>
+                <w:rFonts w:ascii="Times New Roman" w:hAnsi="Times New Roman" w:eastAsia="微软雅黑" w:cs="Times New Roman"/>
+                <w:b/>
+                <w:bCs/>
+                <w:color w:val="000000"/>
+                <w:sz w:val="18"/>
+                <w:szCs w:val="18"/>
+              </w:rPr>
+            </w:pPr>
+            <w:r>
+              <w:rPr>
+                <w:rFonts w:ascii="Times New Roman" w:hAnsi="Times New Roman" w:eastAsia="微软雅黑" w:cs="Times New Roman"/>
+                <w:b/>
+                <w:bCs/>
+                <w:color w:val="000000"/>
+                <w:sz w:val="18"/>
+                <w:szCs w:val="18"/>
+              </w:rPr>
+              <w:t>ERCC3</w:t>
+            </w:r>
+          </w:p>
+        </w:tc>
+        <w:tc>
+          <w:tcPr>
+            <w:tcW w:w="9098" w:type="dxa"/>
+            <w:vAlign w:val="center"/>
+          </w:tcPr>
+          <w:p>
+            <w:pPr>
+              <w:keepNext w:val="0"/>
+              <w:keepLines w:val="0"/>
+              <w:pageBreakBefore w:val="0"/>
+              <w:widowControl w:val="0"/>
+              <w:kinsoku/>
+              <w:wordWrap/>
+              <w:overflowPunct/>
+              <w:topLinePunct w:val="0"/>
+              <w:autoSpaceDE/>
+              <w:autoSpaceDN/>
+              <w:bidi w:val="0"/>
+              <w:adjustRightInd/>
+              <w:snapToGrid/>
+              <w:spacing w:before="0" w:beforeLines="20" w:after="0" w:afterLines="20" w:line="260" w:lineRule="exact"/>
+              <w:jc w:val="left"/>
+              <w:textAlignment w:val="auto"/>
+              <w:rPr>
+                <w:rFonts w:ascii="Times New Roman" w:hAnsi="Times New Roman" w:eastAsia="微软雅黑" w:cs="Times New Roman"/>
+                <w:color w:val="000000"/>
+                <w:sz w:val="18"/>
+                <w:szCs w:val="18"/>
+                <w:lang w:eastAsia="zh-CN"/>
+              </w:rPr>
+            </w:pPr>
+            <w:r>
+              <w:rPr>
+                <w:rFonts w:ascii="Times New Roman" w:hAnsi="Times New Roman" w:eastAsia="微软雅黑" w:cs="Times New Roman"/>
+                <w:color w:val="000000"/>
+                <w:sz w:val="18"/>
+                <w:szCs w:val="18"/>
+                <w:lang w:eastAsia="zh-CN"/>
+              </w:rPr>
+              <w:t>ERCC3编码一个ATP依赖的DNA解旋酶，该酶具有核苷酸切除修复的功能，同时该蛋白也是TFIIH的亚基之一，由于剪接位点不同可产生多种转录的变异体。与该基因相关的疾病包括B型着色性干皮病。</w:t>
+            </w:r>
+          </w:p>
+        </w:tc>
+      </w:tr>
+      <w:tr>
+        <w:tblPrEx>
+          <w:tblBorders>
+            <w:top w:val="single" w:color="A4A4A4" w:sz="4" w:space="0"/>
+            <w:left w:val="none" w:color="auto" w:sz="0" w:space="0"/>
+            <w:bottom w:val="single" w:color="A4A4A4" w:sz="4" w:space="0"/>
+            <w:right w:val="none" w:color="auto" w:sz="0" w:space="0"/>
+            <w:insideH w:val="single" w:color="A4A4A4" w:sz="4" w:space="0"/>
+            <w:insideV w:val="single" w:color="A4A4A4" w:sz="4" w:space="0"/>
+          </w:tblBorders>
+          <w:tblCellMar>
+            <w:top w:w="0" w:type="dxa"/>
+            <w:left w:w="113" w:type="dxa"/>
+            <w:bottom w:w="0" w:type="dxa"/>
+            <w:right w:w="113" w:type="dxa"/>
+          </w:tblCellMar>
+        </w:tblPrEx>
+        <w:trPr>
+          <w:trHeight w:val="0" w:hRule="atLeast"/>
+          <w:tblHeader/>
+          <w:jc w:val="center"/>
+        </w:trPr>
+        <w:tc>
+          <w:tcPr>
+            <w:tcW w:w="1015" w:type="dxa"/>
+            <w:tcBorders>
+              <w:tl2br w:val="nil"/>
+              <w:tr2bl w:val="nil"/>
+            </w:tcBorders>
+            <w:vAlign w:val="center"/>
+          </w:tcPr>
+          <w:p>
+            <w:pPr>
+              <w:keepNext w:val="0"/>
+              <w:keepLines w:val="0"/>
+              <w:pageBreakBefore w:val="0"/>
+              <w:widowControl w:val="0"/>
+              <w:kinsoku/>
+              <w:wordWrap/>
+              <w:overflowPunct/>
+              <w:topLinePunct w:val="0"/>
+              <w:autoSpaceDE/>
+              <w:autoSpaceDN/>
+              <w:bidi w:val="0"/>
+              <w:adjustRightInd/>
+              <w:snapToGrid/>
+              <w:spacing w:before="0" w:beforeLines="20" w:after="0" w:afterLines="20" w:line="260" w:lineRule="exact"/>
+              <w:jc w:val="center"/>
+              <w:textAlignment w:val="auto"/>
+              <w:rPr>
+                <w:rFonts w:ascii="Times New Roman" w:hAnsi="Times New Roman" w:eastAsia="微软雅黑" w:cs="Times New Roman"/>
+                <w:b/>
+                <w:bCs/>
+                <w:color w:val="000000"/>
+                <w:sz w:val="18"/>
+                <w:szCs w:val="18"/>
+              </w:rPr>
+            </w:pPr>
+            <w:r>
+              <w:rPr>
+                <w:rFonts w:ascii="Times New Roman" w:hAnsi="Times New Roman" w:eastAsia="微软雅黑" w:cs="Times New Roman"/>
+                <w:b/>
+                <w:bCs/>
+                <w:color w:val="000000"/>
+                <w:sz w:val="18"/>
+                <w:szCs w:val="18"/>
+              </w:rPr>
+              <w:t>ABRAXAS1</w:t>
+            </w:r>
+          </w:p>
+        </w:tc>
+        <w:tc>
+          <w:tcPr>
+            <w:tcW w:w="9098" w:type="dxa"/>
+            <w:vAlign w:val="center"/>
+          </w:tcPr>
+          <w:p>
+            <w:pPr>
+              <w:keepNext w:val="0"/>
+              <w:keepLines w:val="0"/>
+              <w:pageBreakBefore w:val="0"/>
+              <w:widowControl w:val="0"/>
+              <w:kinsoku/>
+              <w:wordWrap/>
+              <w:overflowPunct/>
+              <w:topLinePunct w:val="0"/>
+              <w:autoSpaceDE/>
+              <w:autoSpaceDN/>
+              <w:bidi w:val="0"/>
+              <w:adjustRightInd/>
+              <w:snapToGrid/>
+              <w:spacing w:before="0" w:beforeLines="20" w:after="0" w:afterLines="20" w:line="260" w:lineRule="exact"/>
+              <w:jc w:val="left"/>
+              <w:textAlignment w:val="auto"/>
+              <w:rPr>
+                <w:rFonts w:ascii="Times New Roman" w:hAnsi="Times New Roman" w:eastAsia="微软雅黑" w:cs="Times New Roman"/>
+                <w:color w:val="000000"/>
+                <w:sz w:val="18"/>
+                <w:szCs w:val="18"/>
+                <w:lang w:eastAsia="zh-CN"/>
+              </w:rPr>
+            </w:pPr>
+            <w:r>
+              <w:rPr>
+                <w:rFonts w:ascii="Times New Roman" w:hAnsi="Times New Roman" w:eastAsia="微软雅黑" w:cs="Times New Roman"/>
+                <w:color w:val="000000"/>
+                <w:sz w:val="18"/>
+                <w:szCs w:val="18"/>
+                <w:lang w:eastAsia="zh-CN"/>
+              </w:rPr>
+              <w:t>ABRAXAS1，编码BRCA1A复合物亚基，位于4q21.23。该基因通过招募RAP80，与BRCA1形成复合物，与DNA损伤抗性，G2/M检查点控制，DNA修复相关</w:t>
+            </w:r>
+            <w:r>
+              <w:rPr>
+                <w:rFonts w:hint="eastAsia" w:ascii="Times New Roman" w:hAnsi="Times New Roman" w:eastAsia="微软雅黑" w:cs="Times New Roman"/>
+                <w:color w:val="000000"/>
+                <w:sz w:val="18"/>
+                <w:szCs w:val="18"/>
+                <w:lang w:eastAsia="zh-CN"/>
+              </w:rPr>
+              <w:t>[PMID: 31630195]</w:t>
+            </w:r>
+            <w:r>
+              <w:rPr>
+                <w:rFonts w:ascii="Times New Roman" w:hAnsi="Times New Roman" w:eastAsia="微软雅黑" w:cs="Times New Roman"/>
+                <w:color w:val="000000"/>
+                <w:sz w:val="18"/>
+                <w:szCs w:val="18"/>
+                <w:lang w:eastAsia="zh-CN"/>
+              </w:rPr>
+              <w:t>。</w:t>
+            </w:r>
+          </w:p>
+        </w:tc>
+      </w:tr>
+      <w:tr>
+        <w:tblPrEx>
+          <w:tblBorders>
+            <w:top w:val="single" w:color="A4A4A4" w:sz="4" w:space="0"/>
+            <w:left w:val="none" w:color="auto" w:sz="0" w:space="0"/>
+            <w:bottom w:val="single" w:color="A4A4A4" w:sz="4" w:space="0"/>
+            <w:right w:val="none" w:color="auto" w:sz="0" w:space="0"/>
+            <w:insideH w:val="single" w:color="A4A4A4" w:sz="4" w:space="0"/>
+            <w:insideV w:val="single" w:color="A4A4A4" w:sz="4" w:space="0"/>
+          </w:tblBorders>
+          <w:tblCellMar>
+            <w:top w:w="0" w:type="dxa"/>
+            <w:left w:w="113" w:type="dxa"/>
+            <w:bottom w:w="0" w:type="dxa"/>
+            <w:right w:w="113" w:type="dxa"/>
+          </w:tblCellMar>
+        </w:tblPrEx>
+        <w:trPr>
+          <w:trHeight w:val="0" w:hRule="atLeast"/>
+          <w:tblHeader/>
+          <w:jc w:val="center"/>
+        </w:trPr>
+        <w:tc>
+          <w:tcPr>
+            <w:tcW w:w="1015" w:type="dxa"/>
+            <w:tcBorders>
+              <w:tl2br w:val="nil"/>
+              <w:tr2bl w:val="nil"/>
+            </w:tcBorders>
+            <w:vAlign w:val="center"/>
+          </w:tcPr>
+          <w:p>
+            <w:pPr>
+              <w:keepNext w:val="0"/>
+              <w:keepLines w:val="0"/>
+              <w:pageBreakBefore w:val="0"/>
+              <w:widowControl w:val="0"/>
+              <w:kinsoku/>
+              <w:wordWrap/>
+              <w:overflowPunct/>
+              <w:topLinePunct w:val="0"/>
+              <w:autoSpaceDE/>
+              <w:autoSpaceDN/>
+              <w:bidi w:val="0"/>
+              <w:adjustRightInd/>
+              <w:snapToGrid/>
+              <w:spacing w:before="0" w:beforeLines="20" w:after="0" w:afterLines="20" w:line="260" w:lineRule="exact"/>
+              <w:jc w:val="center"/>
+              <w:textAlignment w:val="auto"/>
+              <w:rPr>
+                <w:rFonts w:ascii="Times New Roman" w:hAnsi="Times New Roman" w:eastAsia="微软雅黑" w:cs="Times New Roman"/>
+                <w:b/>
+                <w:bCs/>
+                <w:color w:val="000000"/>
+                <w:sz w:val="18"/>
+                <w:szCs w:val="18"/>
+              </w:rPr>
+            </w:pPr>
+            <w:r>
+              <w:rPr>
+                <w:rFonts w:ascii="Times New Roman" w:hAnsi="Times New Roman" w:eastAsia="微软雅黑" w:cs="Times New Roman"/>
+                <w:b/>
+                <w:bCs/>
+                <w:color w:val="000000"/>
+                <w:sz w:val="18"/>
+                <w:szCs w:val="18"/>
+              </w:rPr>
+              <w:t>FANCA</w:t>
+            </w:r>
+          </w:p>
+        </w:tc>
+        <w:tc>
+          <w:tcPr>
+            <w:tcW w:w="9098" w:type="dxa"/>
+            <w:vAlign w:val="center"/>
+          </w:tcPr>
+          <w:p>
+            <w:pPr>
+              <w:keepNext w:val="0"/>
+              <w:keepLines w:val="0"/>
+              <w:pageBreakBefore w:val="0"/>
+              <w:widowControl w:val="0"/>
+              <w:kinsoku/>
+              <w:wordWrap/>
+              <w:overflowPunct/>
+              <w:topLinePunct w:val="0"/>
+              <w:autoSpaceDE/>
+              <w:autoSpaceDN/>
+              <w:bidi w:val="0"/>
+              <w:adjustRightInd/>
+              <w:snapToGrid/>
+              <w:spacing w:before="0" w:beforeLines="20" w:after="0" w:afterLines="20" w:line="260" w:lineRule="exact"/>
+              <w:jc w:val="left"/>
+              <w:textAlignment w:val="auto"/>
+              <w:rPr>
+                <w:rFonts w:ascii="Times New Roman" w:hAnsi="Times New Roman" w:eastAsia="微软雅黑" w:cs="Times New Roman"/>
+                <w:color w:val="000000"/>
+                <w:sz w:val="18"/>
+                <w:szCs w:val="18"/>
+                <w:lang w:eastAsia="zh-CN"/>
+              </w:rPr>
+            </w:pPr>
+            <w:r>
+              <w:rPr>
+                <w:rFonts w:ascii="Times New Roman" w:hAnsi="Times New Roman" w:eastAsia="微软雅黑" w:cs="Times New Roman"/>
+                <w:color w:val="000000"/>
+                <w:sz w:val="18"/>
+                <w:szCs w:val="18"/>
+                <w:lang w:eastAsia="zh-CN"/>
+              </w:rPr>
+              <w:t>FANCA作为抑癌基因，编码的范可尼贫血互补群A蛋白，是一种DNA修复蛋白，发挥DNA复制后修复和细胞周期检验点的功能，参与BRCA1通路。与FANCA相关的疾病包括范可尼贫血症等</w:t>
+            </w:r>
+            <w:r>
+              <w:rPr>
+                <w:rFonts w:hint="eastAsia" w:ascii="Times New Roman" w:hAnsi="Times New Roman" w:eastAsia="微软雅黑" w:cs="Times New Roman"/>
+                <w:color w:val="000000"/>
+                <w:sz w:val="18"/>
+                <w:szCs w:val="18"/>
+                <w:lang w:eastAsia="zh-CN"/>
+              </w:rPr>
+              <w:t>[PMID: 27318168]</w:t>
+            </w:r>
+            <w:r>
+              <w:rPr>
+                <w:rFonts w:ascii="Times New Roman" w:hAnsi="Times New Roman" w:eastAsia="微软雅黑" w:cs="Times New Roman"/>
+                <w:color w:val="000000"/>
+                <w:sz w:val="18"/>
+                <w:szCs w:val="18"/>
+                <w:lang w:eastAsia="zh-CN"/>
+              </w:rPr>
+              <w:t>。</w:t>
+            </w:r>
+          </w:p>
+        </w:tc>
+      </w:tr>
+      <w:tr>
+        <w:tblPrEx>
+          <w:tblBorders>
+            <w:top w:val="single" w:color="A4A4A4" w:sz="4" w:space="0"/>
+            <w:left w:val="none" w:color="auto" w:sz="0" w:space="0"/>
+            <w:bottom w:val="single" w:color="A4A4A4" w:sz="4" w:space="0"/>
+            <w:right w:val="none" w:color="auto" w:sz="0" w:space="0"/>
+            <w:insideH w:val="single" w:color="A4A4A4" w:sz="4" w:space="0"/>
+            <w:insideV w:val="single" w:color="A4A4A4" w:sz="4" w:space="0"/>
+          </w:tblBorders>
+          <w:tblCellMar>
+            <w:top w:w="0" w:type="dxa"/>
+            <w:left w:w="113" w:type="dxa"/>
+            <w:bottom w:w="0" w:type="dxa"/>
+            <w:right w:w="113" w:type="dxa"/>
+          </w:tblCellMar>
+        </w:tblPrEx>
+        <w:trPr>
+          <w:trHeight w:val="0" w:hRule="atLeast"/>
+          <w:tblHeader/>
+          <w:jc w:val="center"/>
+        </w:trPr>
+        <w:tc>
+          <w:tcPr>
+            <w:tcW w:w="1015" w:type="dxa"/>
+            <w:tcBorders>
+              <w:tl2br w:val="nil"/>
+              <w:tr2bl w:val="nil"/>
+            </w:tcBorders>
+            <w:vAlign w:val="center"/>
+          </w:tcPr>
+          <w:p>
+            <w:pPr>
+              <w:keepNext w:val="0"/>
+              <w:keepLines w:val="0"/>
+              <w:pageBreakBefore w:val="0"/>
+              <w:widowControl w:val="0"/>
+              <w:kinsoku/>
+              <w:wordWrap/>
+              <w:overflowPunct/>
+              <w:topLinePunct w:val="0"/>
+              <w:autoSpaceDE/>
+              <w:autoSpaceDN/>
+              <w:bidi w:val="0"/>
+              <w:adjustRightInd/>
+              <w:snapToGrid/>
+              <w:spacing w:before="0" w:beforeLines="20" w:after="0" w:afterLines="20" w:line="260" w:lineRule="exact"/>
+              <w:jc w:val="center"/>
+              <w:textAlignment w:val="auto"/>
+              <w:rPr>
+                <w:rFonts w:ascii="Times New Roman" w:hAnsi="Times New Roman" w:eastAsia="微软雅黑" w:cs="Times New Roman"/>
+                <w:b/>
+                <w:bCs/>
+                <w:color w:val="000000"/>
+                <w:sz w:val="18"/>
+                <w:szCs w:val="18"/>
+              </w:rPr>
+            </w:pPr>
+            <w:r>
+              <w:rPr>
+                <w:rFonts w:ascii="Times New Roman" w:hAnsi="Times New Roman" w:eastAsia="微软雅黑" w:cs="Times New Roman"/>
+                <w:b/>
+                <w:bCs/>
+                <w:color w:val="000000"/>
+                <w:sz w:val="18"/>
+                <w:szCs w:val="18"/>
+              </w:rPr>
+              <w:t>FANCL</w:t>
+            </w:r>
+          </w:p>
+        </w:tc>
+        <w:tc>
+          <w:tcPr>
+            <w:tcW w:w="9098" w:type="dxa"/>
+            <w:vAlign w:val="center"/>
+          </w:tcPr>
+          <w:p>
+            <w:pPr>
+              <w:keepNext w:val="0"/>
+              <w:keepLines w:val="0"/>
+              <w:pageBreakBefore w:val="0"/>
+              <w:widowControl w:val="0"/>
+              <w:kinsoku/>
+              <w:wordWrap/>
+              <w:overflowPunct/>
+              <w:topLinePunct w:val="0"/>
+              <w:autoSpaceDE/>
+              <w:autoSpaceDN/>
+              <w:bidi w:val="0"/>
+              <w:adjustRightInd/>
+              <w:snapToGrid/>
+              <w:spacing w:before="0" w:beforeLines="20" w:after="0" w:afterLines="20" w:line="260" w:lineRule="exact"/>
+              <w:jc w:val="both"/>
+              <w:textAlignment w:val="auto"/>
+              <w:rPr>
+                <w:rFonts w:ascii="Times New Roman" w:hAnsi="Times New Roman" w:eastAsia="微软雅黑" w:cs="Times New Roman"/>
+                <w:color w:val="000000"/>
+                <w:sz w:val="18"/>
+                <w:szCs w:val="18"/>
+                <w:lang w:eastAsia="zh-CN"/>
+              </w:rPr>
+            </w:pPr>
+            <w:r>
+              <w:rPr>
+                <w:rFonts w:ascii="Times New Roman" w:hAnsi="Times New Roman" w:eastAsia="微软雅黑" w:cs="Times New Roman"/>
+                <w:color w:val="000000"/>
+                <w:sz w:val="18"/>
+                <w:szCs w:val="18"/>
+                <w:lang w:eastAsia="zh-CN"/>
+              </w:rPr>
+              <w:t>FANCL作为抑癌基因，编码的范可尼贫血互补群L蛋白是一种DNA修复蛋白，发挥DNA复制后修复和细胞周期检验点的功能，参与BRCA1通路，对于原始的胚芽细胞增殖是必要的，突变后细胞丧失这些功能，DNA损伤增多，发生癌变。范可尼贫血是具有细胞生成不稳定、过敏性DNA交联、增加染色体断裂、DNA修复缺陷特征的常染色体隐性遗传病。范可尼贫血互补群的成员没有序列相似性，它们通过组装成一个共同的核蛋白复合物相关联。与FANCL相关的疾病包括范可尼贫血症、肠癌、肝癌等。</w:t>
+            </w:r>
+          </w:p>
+        </w:tc>
+      </w:tr>
+      <w:tr>
+        <w:tblPrEx>
+          <w:tblBorders>
+            <w:top w:val="single" w:color="A4A4A4" w:sz="4" w:space="0"/>
+            <w:left w:val="none" w:color="auto" w:sz="0" w:space="0"/>
+            <w:bottom w:val="single" w:color="A4A4A4" w:sz="4" w:space="0"/>
+            <w:right w:val="none" w:color="auto" w:sz="0" w:space="0"/>
+            <w:insideH w:val="single" w:color="A4A4A4" w:sz="4" w:space="0"/>
+            <w:insideV w:val="single" w:color="A4A4A4" w:sz="4" w:space="0"/>
+          </w:tblBorders>
+          <w:tblCellMar>
+            <w:top w:w="0" w:type="dxa"/>
+            <w:left w:w="113" w:type="dxa"/>
+            <w:bottom w:w="0" w:type="dxa"/>
+            <w:right w:w="113" w:type="dxa"/>
+          </w:tblCellMar>
+        </w:tblPrEx>
+        <w:trPr>
+          <w:trHeight w:val="0" w:hRule="atLeast"/>
+          <w:tblHeader/>
+          <w:jc w:val="center"/>
+        </w:trPr>
+        <w:tc>
+          <w:tcPr>
+            <w:tcW w:w="1015" w:type="dxa"/>
+            <w:tcBorders>
+              <w:tl2br w:val="nil"/>
+              <w:tr2bl w:val="nil"/>
+            </w:tcBorders>
+            <w:vAlign w:val="center"/>
+          </w:tcPr>
+          <w:p>
+            <w:pPr>
+              <w:keepNext w:val="0"/>
+              <w:keepLines w:val="0"/>
+              <w:pageBreakBefore w:val="0"/>
+              <w:widowControl w:val="0"/>
+              <w:kinsoku/>
+              <w:wordWrap/>
+              <w:overflowPunct/>
+              <w:topLinePunct w:val="0"/>
+              <w:autoSpaceDE/>
+              <w:autoSpaceDN/>
+              <w:bidi w:val="0"/>
+              <w:adjustRightInd/>
+              <w:snapToGrid/>
+              <w:spacing w:before="0" w:beforeLines="20" w:after="0" w:afterLines="20" w:line="260" w:lineRule="exact"/>
+              <w:jc w:val="center"/>
+              <w:textAlignment w:val="auto"/>
+              <w:rPr>
+                <w:rFonts w:ascii="Times New Roman" w:hAnsi="Times New Roman" w:eastAsia="微软雅黑" w:cs="Times New Roman"/>
+                <w:b/>
+                <w:bCs/>
+                <w:color w:val="000000"/>
+                <w:sz w:val="18"/>
+                <w:szCs w:val="18"/>
+              </w:rPr>
+            </w:pPr>
+            <w:r>
+              <w:rPr>
+                <w:rFonts w:ascii="Times New Roman" w:hAnsi="Times New Roman" w:eastAsia="微软雅黑" w:cs="Times New Roman"/>
+                <w:b/>
+                <w:bCs/>
+                <w:color w:val="000000"/>
+                <w:sz w:val="18"/>
+                <w:szCs w:val="18"/>
+              </w:rPr>
+              <w:t>FANCM</w:t>
+            </w:r>
+          </w:p>
+        </w:tc>
+        <w:tc>
+          <w:tcPr>
+            <w:tcW w:w="9098" w:type="dxa"/>
+            <w:vAlign w:val="center"/>
+          </w:tcPr>
+          <w:p>
+            <w:pPr>
+              <w:keepNext w:val="0"/>
+              <w:keepLines w:val="0"/>
+              <w:pageBreakBefore w:val="0"/>
+              <w:widowControl w:val="0"/>
+              <w:kinsoku/>
+              <w:wordWrap/>
+              <w:overflowPunct/>
+              <w:topLinePunct w:val="0"/>
+              <w:autoSpaceDE/>
+              <w:autoSpaceDN/>
+              <w:bidi w:val="0"/>
+              <w:adjustRightInd/>
+              <w:snapToGrid/>
+              <w:spacing w:before="0" w:beforeLines="20" w:after="0" w:afterLines="20" w:line="260" w:lineRule="exact"/>
+              <w:jc w:val="both"/>
+              <w:textAlignment w:val="auto"/>
+              <w:rPr>
+                <w:rFonts w:ascii="Times New Roman" w:hAnsi="Times New Roman" w:eastAsia="微软雅黑" w:cs="Times New Roman"/>
+                <w:color w:val="000000"/>
+                <w:sz w:val="18"/>
+                <w:szCs w:val="18"/>
+                <w:lang w:eastAsia="zh-CN"/>
+              </w:rPr>
+            </w:pPr>
+            <w:r>
+              <w:rPr>
+                <w:rFonts w:ascii="Times New Roman" w:hAnsi="Times New Roman" w:eastAsia="微软雅黑" w:cs="Times New Roman"/>
+                <w:color w:val="000000"/>
+                <w:sz w:val="18"/>
+                <w:szCs w:val="18"/>
+                <w:lang w:eastAsia="zh-CN"/>
+              </w:rPr>
+              <w:t>FANCM基因位于14q21.2，该基因编码蛋白在FA通路中表现出特殊病理生理效应，如募集FA核心复合物、ATRP激酶复合物及BS复合物至复制叉阻滞处，以保护细胞免于DNA交联剂损伤。FANCM与ATR组成的反馈回路参与到DNA复制应激反应通路中，对ATR/CHK1检验点的激活及自身行使功能起重要作用。与该基因相关的疾病包括乳腺癌、胰腺癌、头颈癌等。</w:t>
+            </w:r>
+          </w:p>
+        </w:tc>
+      </w:tr>
+      <w:tr>
+        <w:tblPrEx>
+          <w:tblBorders>
+            <w:top w:val="single" w:color="A4A4A4" w:sz="4" w:space="0"/>
+            <w:left w:val="none" w:color="auto" w:sz="0" w:space="0"/>
+            <w:bottom w:val="single" w:color="A4A4A4" w:sz="4" w:space="0"/>
+            <w:right w:val="none" w:color="auto" w:sz="0" w:space="0"/>
+            <w:insideH w:val="single" w:color="A4A4A4" w:sz="4" w:space="0"/>
+            <w:insideV w:val="single" w:color="A4A4A4" w:sz="4" w:space="0"/>
+          </w:tblBorders>
+          <w:tblCellMar>
+            <w:top w:w="0" w:type="dxa"/>
+            <w:left w:w="113" w:type="dxa"/>
+            <w:bottom w:w="0" w:type="dxa"/>
+            <w:right w:w="113" w:type="dxa"/>
+          </w:tblCellMar>
+        </w:tblPrEx>
+        <w:trPr>
+          <w:trHeight w:val="0" w:hRule="atLeast"/>
+          <w:tblHeader/>
+          <w:jc w:val="center"/>
+        </w:trPr>
+        <w:tc>
+          <w:tcPr>
+            <w:tcW w:w="1015" w:type="dxa"/>
+            <w:tcBorders>
+              <w:tl2br w:val="nil"/>
+              <w:tr2bl w:val="nil"/>
+            </w:tcBorders>
+            <w:vAlign w:val="center"/>
+          </w:tcPr>
+          <w:p>
+            <w:pPr>
+              <w:keepNext w:val="0"/>
+              <w:keepLines w:val="0"/>
+              <w:pageBreakBefore w:val="0"/>
+              <w:widowControl w:val="0"/>
+              <w:kinsoku/>
+              <w:wordWrap/>
+              <w:overflowPunct/>
+              <w:topLinePunct w:val="0"/>
+              <w:autoSpaceDE/>
+              <w:autoSpaceDN/>
+              <w:bidi w:val="0"/>
+              <w:adjustRightInd/>
+              <w:snapToGrid/>
+              <w:spacing w:before="0" w:beforeLines="20" w:after="0" w:afterLines="20" w:line="260" w:lineRule="exact"/>
+              <w:jc w:val="center"/>
+              <w:textAlignment w:val="auto"/>
+              <w:rPr>
+                <w:rFonts w:ascii="Times New Roman" w:hAnsi="Times New Roman" w:eastAsia="微软雅黑" w:cs="Times New Roman"/>
+                <w:b/>
+                <w:bCs/>
+                <w:color w:val="000000"/>
+                <w:sz w:val="18"/>
+                <w:szCs w:val="18"/>
+              </w:rPr>
+            </w:pPr>
+            <w:r>
+              <w:rPr>
+                <w:rFonts w:ascii="Times New Roman" w:hAnsi="Times New Roman" w:eastAsia="微软雅黑" w:cs="Times New Roman"/>
+                <w:b/>
+                <w:bCs/>
+                <w:color w:val="000000"/>
+                <w:sz w:val="18"/>
+                <w:szCs w:val="18"/>
+              </w:rPr>
+              <w:t>GEN1</w:t>
+            </w:r>
+          </w:p>
+        </w:tc>
+        <w:tc>
+          <w:tcPr>
+            <w:tcW w:w="9098" w:type="dxa"/>
+            <w:vAlign w:val="center"/>
+          </w:tcPr>
+          <w:p>
+            <w:pPr>
+              <w:keepNext w:val="0"/>
+              <w:keepLines w:val="0"/>
+              <w:pageBreakBefore w:val="0"/>
+              <w:widowControl w:val="0"/>
+              <w:kinsoku/>
+              <w:wordWrap/>
+              <w:overflowPunct/>
+              <w:topLinePunct w:val="0"/>
+              <w:autoSpaceDE/>
+              <w:autoSpaceDN/>
+              <w:bidi w:val="0"/>
+              <w:adjustRightInd/>
+              <w:snapToGrid/>
+              <w:spacing w:before="0" w:beforeLines="20" w:after="0" w:afterLines="20" w:line="260" w:lineRule="exact"/>
+              <w:jc w:val="both"/>
+              <w:textAlignment w:val="auto"/>
+              <w:rPr>
+                <w:rFonts w:ascii="Times New Roman" w:hAnsi="Times New Roman" w:eastAsia="微软雅黑" w:cs="Times New Roman"/>
+                <w:color w:val="000000"/>
+                <w:sz w:val="18"/>
+                <w:szCs w:val="18"/>
+                <w:lang w:eastAsia="zh-CN"/>
+              </w:rPr>
+            </w:pPr>
+            <w:r>
+              <w:rPr>
+                <w:rFonts w:ascii="Times New Roman" w:hAnsi="Times New Roman" w:eastAsia="微软雅黑" w:cs="Times New Roman"/>
+                <w:color w:val="000000"/>
+                <w:sz w:val="18"/>
+                <w:szCs w:val="18"/>
+                <w:lang w:eastAsia="zh-CN"/>
+              </w:rPr>
+              <w:t>GEN1基因编码Holliday交叉解螺旋酶，定位于2p24.2。GEN1蛋白在细胞内通过调控DNA损伤修复和中心体复制来维持基因组的稳定性</w:t>
+            </w:r>
+            <w:r>
+              <w:rPr>
+                <w:rFonts w:hint="eastAsia" w:ascii="Times New Roman" w:hAnsi="Times New Roman" w:eastAsia="微软雅黑" w:cs="Times New Roman"/>
+                <w:color w:val="000000"/>
+                <w:sz w:val="18"/>
+                <w:szCs w:val="18"/>
+                <w:lang w:eastAsia="zh-CN"/>
+              </w:rPr>
+              <w:t>[PMID: 20512659]</w:t>
+            </w:r>
+            <w:r>
+              <w:rPr>
+                <w:rFonts w:ascii="Times New Roman" w:hAnsi="Times New Roman" w:eastAsia="微软雅黑" w:cs="Times New Roman"/>
+                <w:color w:val="000000"/>
+                <w:sz w:val="18"/>
+                <w:szCs w:val="18"/>
+                <w:lang w:eastAsia="zh-CN"/>
+              </w:rPr>
+              <w:t>。</w:t>
+            </w:r>
+            <w:r>
+              <w:rPr>
+                <w:rFonts w:hint="eastAsia" w:ascii="Times New Roman" w:hAnsi="Times New Roman" w:eastAsia="微软雅黑" w:cs="Times New Roman"/>
+                <w:color w:val="000000"/>
+                <w:sz w:val="18"/>
+                <w:szCs w:val="18"/>
+                <w:lang w:val="en-US" w:eastAsia="zh-CN"/>
+              </w:rPr>
+              <w:t>与</w:t>
+            </w:r>
+            <w:r>
+              <w:rPr>
+                <w:rFonts w:ascii="Times New Roman" w:hAnsi="Times New Roman" w:eastAsia="微软雅黑" w:cs="Times New Roman"/>
+                <w:color w:val="000000"/>
+                <w:sz w:val="18"/>
+                <w:szCs w:val="18"/>
+              </w:rPr>
+              <w:t>GEN1相关的疾病包括着色性干皮病、Tick-BorneRelapsingFever等。</w:t>
+            </w:r>
+          </w:p>
+        </w:tc>
+      </w:tr>
+      <w:tr>
+        <w:tblPrEx>
+          <w:tblBorders>
+            <w:top w:val="single" w:color="A4A4A4" w:sz="4" w:space="0"/>
+            <w:left w:val="none" w:color="auto" w:sz="0" w:space="0"/>
+            <w:bottom w:val="single" w:color="A4A4A4" w:sz="4" w:space="0"/>
+            <w:right w:val="none" w:color="auto" w:sz="0" w:space="0"/>
+            <w:insideH w:val="single" w:color="A4A4A4" w:sz="4" w:space="0"/>
+            <w:insideV w:val="single" w:color="A4A4A4" w:sz="4" w:space="0"/>
+          </w:tblBorders>
+          <w:tblCellMar>
+            <w:top w:w="0" w:type="dxa"/>
+            <w:left w:w="113" w:type="dxa"/>
+            <w:bottom w:w="0" w:type="dxa"/>
+            <w:right w:w="113" w:type="dxa"/>
+          </w:tblCellMar>
+        </w:tblPrEx>
+        <w:trPr>
+          <w:trHeight w:val="0" w:hRule="atLeast"/>
+          <w:tblHeader/>
+          <w:jc w:val="center"/>
+        </w:trPr>
+        <w:tc>
+          <w:tcPr>
+            <w:tcW w:w="1015" w:type="dxa"/>
+            <w:tcBorders>
+              <w:tl2br w:val="nil"/>
+              <w:tr2bl w:val="nil"/>
+            </w:tcBorders>
+            <w:vAlign w:val="center"/>
+          </w:tcPr>
+          <w:p>
+            <w:pPr>
+              <w:keepNext w:val="0"/>
+              <w:keepLines w:val="0"/>
+              <w:pageBreakBefore w:val="0"/>
+              <w:widowControl w:val="0"/>
+              <w:kinsoku/>
+              <w:wordWrap/>
+              <w:overflowPunct/>
+              <w:topLinePunct w:val="0"/>
+              <w:autoSpaceDE/>
+              <w:autoSpaceDN/>
+              <w:bidi w:val="0"/>
+              <w:adjustRightInd/>
+              <w:snapToGrid/>
+              <w:spacing w:before="0" w:beforeLines="20" w:after="0" w:afterLines="20" w:line="260" w:lineRule="exact"/>
+              <w:jc w:val="center"/>
+              <w:textAlignment w:val="auto"/>
+              <w:rPr>
+                <w:rFonts w:ascii="Times New Roman" w:hAnsi="Times New Roman" w:eastAsia="微软雅黑" w:cs="Times New Roman"/>
+                <w:b/>
+                <w:bCs/>
+                <w:color w:val="000000"/>
+                <w:sz w:val="18"/>
+                <w:szCs w:val="18"/>
+              </w:rPr>
+            </w:pPr>
+            <w:r>
+              <w:rPr>
+                <w:rFonts w:ascii="Times New Roman" w:hAnsi="Times New Roman" w:eastAsia="微软雅黑" w:cs="Times New Roman"/>
+                <w:b/>
+                <w:bCs/>
+                <w:color w:val="000000"/>
+                <w:sz w:val="18"/>
+                <w:szCs w:val="18"/>
+              </w:rPr>
+              <w:t>HDAC2</w:t>
+            </w:r>
+          </w:p>
+        </w:tc>
+        <w:tc>
+          <w:tcPr>
+            <w:tcW w:w="9098" w:type="dxa"/>
+            <w:vAlign w:val="center"/>
+          </w:tcPr>
+          <w:p>
+            <w:pPr>
+              <w:keepNext w:val="0"/>
+              <w:keepLines w:val="0"/>
+              <w:pageBreakBefore w:val="0"/>
+              <w:widowControl w:val="0"/>
+              <w:kinsoku/>
+              <w:wordWrap/>
+              <w:overflowPunct/>
+              <w:topLinePunct w:val="0"/>
+              <w:autoSpaceDE/>
+              <w:autoSpaceDN/>
+              <w:bidi w:val="0"/>
+              <w:adjustRightInd/>
+              <w:snapToGrid/>
+              <w:spacing w:before="0" w:beforeLines="20" w:after="0" w:afterLines="20" w:line="260" w:lineRule="exact"/>
+              <w:jc w:val="both"/>
+              <w:textAlignment w:val="auto"/>
+              <w:rPr>
+                <w:rFonts w:ascii="Times New Roman" w:hAnsi="Times New Roman" w:eastAsia="微软雅黑" w:cs="Times New Roman"/>
+                <w:color w:val="000000"/>
+                <w:sz w:val="18"/>
+                <w:szCs w:val="18"/>
+                <w:lang w:eastAsia="zh-CN"/>
+              </w:rPr>
+            </w:pPr>
+            <w:r>
+              <w:rPr>
+                <w:rFonts w:ascii="Times New Roman" w:hAnsi="Times New Roman" w:eastAsia="微软雅黑" w:cs="Times New Roman"/>
+                <w:color w:val="000000"/>
+                <w:sz w:val="18"/>
+                <w:szCs w:val="18"/>
+                <w:lang w:eastAsia="zh-CN"/>
+              </w:rPr>
+              <w:t>HDACs具有很高的保守性，HDAC1和HDAC2具有高度的同源性，两者在发育和生理状态下发挥重要作用，特别是在血液生成和神经系统。HDAC2主要表达于有丝分裂后的或者已分化的神经元，由483个氨基酸组成，N端54个氨基酸是其形成同源或异源聚合物的聚合结构域，第55个到326个氨基酸是HDAC2的去乙酰化酶活性结构域，C末端是蛋白质调节结构域。与HDAC2相关的疾病包括结肠癌、食道癌、前列腺癌、口腔癌等。</w:t>
+            </w:r>
+          </w:p>
+        </w:tc>
+      </w:tr>
+      <w:tr>
+        <w:tblPrEx>
+          <w:tblBorders>
+            <w:top w:val="single" w:color="A4A4A4" w:sz="4" w:space="0"/>
+            <w:left w:val="none" w:color="auto" w:sz="0" w:space="0"/>
+            <w:bottom w:val="single" w:color="A4A4A4" w:sz="4" w:space="0"/>
+            <w:right w:val="none" w:color="auto" w:sz="0" w:space="0"/>
+            <w:insideH w:val="single" w:color="A4A4A4" w:sz="4" w:space="0"/>
+            <w:insideV w:val="single" w:color="A4A4A4" w:sz="4" w:space="0"/>
+          </w:tblBorders>
+          <w:tblCellMar>
+            <w:top w:w="0" w:type="dxa"/>
+            <w:left w:w="113" w:type="dxa"/>
+            <w:bottom w:w="0" w:type="dxa"/>
+            <w:right w:w="113" w:type="dxa"/>
+          </w:tblCellMar>
+        </w:tblPrEx>
+        <w:trPr>
+          <w:trHeight w:val="0" w:hRule="atLeast"/>
+          <w:jc w:val="center"/>
+        </w:trPr>
+        <w:tc>
+          <w:tcPr>
+            <w:tcW w:w="1015" w:type="dxa"/>
+            <w:tcBorders>
+              <w:tl2br w:val="nil"/>
+              <w:tr2bl w:val="nil"/>
+            </w:tcBorders>
+            <w:vAlign w:val="center"/>
+          </w:tcPr>
+          <w:p>
+            <w:pPr>
+              <w:keepNext w:val="0"/>
+              <w:keepLines w:val="0"/>
+              <w:pageBreakBefore w:val="0"/>
+              <w:widowControl w:val="0"/>
+              <w:kinsoku/>
+              <w:wordWrap/>
+              <w:overflowPunct/>
+              <w:topLinePunct w:val="0"/>
+              <w:autoSpaceDE/>
+              <w:autoSpaceDN/>
+              <w:bidi w:val="0"/>
+              <w:adjustRightInd/>
+              <w:snapToGrid/>
+              <w:spacing w:before="0" w:beforeLines="20" w:after="0" w:afterLines="20" w:line="260" w:lineRule="exact"/>
+              <w:jc w:val="center"/>
+              <w:textAlignment w:val="auto"/>
+              <w:rPr>
+                <w:rFonts w:ascii="Times New Roman" w:hAnsi="Times New Roman" w:eastAsia="微软雅黑" w:cs="Times New Roman"/>
+                <w:b/>
+                <w:bCs/>
+                <w:color w:val="000000"/>
+                <w:sz w:val="18"/>
+                <w:szCs w:val="18"/>
+              </w:rPr>
+            </w:pPr>
+            <w:r>
+              <w:rPr>
+                <w:rFonts w:ascii="Times New Roman" w:hAnsi="Times New Roman" w:eastAsia="微软雅黑" w:cs="Times New Roman"/>
+                <w:b/>
+                <w:bCs/>
+                <w:color w:val="000000"/>
+                <w:sz w:val="18"/>
+                <w:szCs w:val="18"/>
+              </w:rPr>
+              <w:t>MRE11</w:t>
+            </w:r>
+          </w:p>
+        </w:tc>
+        <w:tc>
+          <w:tcPr>
+            <w:tcW w:w="9098" w:type="dxa"/>
+            <w:vAlign w:val="center"/>
+          </w:tcPr>
+          <w:p>
+            <w:pPr>
+              <w:keepNext w:val="0"/>
+              <w:keepLines w:val="0"/>
+              <w:pageBreakBefore w:val="0"/>
+              <w:widowControl w:val="0"/>
+              <w:kinsoku/>
+              <w:wordWrap/>
+              <w:overflowPunct/>
+              <w:topLinePunct w:val="0"/>
+              <w:autoSpaceDE/>
+              <w:autoSpaceDN/>
+              <w:bidi w:val="0"/>
+              <w:adjustRightInd/>
+              <w:snapToGrid/>
+              <w:spacing w:before="0" w:beforeLines="20" w:after="0" w:afterLines="20" w:line="260" w:lineRule="exact"/>
+              <w:jc w:val="both"/>
+              <w:textAlignment w:val="auto"/>
+              <w:rPr>
+                <w:rFonts w:ascii="Times New Roman" w:hAnsi="Times New Roman" w:eastAsia="微软雅黑" w:cs="Times New Roman"/>
+                <w:color w:val="000000"/>
+                <w:sz w:val="18"/>
+                <w:szCs w:val="18"/>
+                <w:lang w:eastAsia="zh-CN"/>
+              </w:rPr>
+            </w:pPr>
+            <w:r>
+              <w:rPr>
+                <w:rFonts w:ascii="Times New Roman" w:hAnsi="Times New Roman" w:eastAsia="微软雅黑" w:cs="Times New Roman"/>
+                <w:color w:val="000000"/>
+                <w:sz w:val="18"/>
+                <w:szCs w:val="18"/>
+                <w:lang w:eastAsia="zh-CN"/>
+              </w:rPr>
+              <w:t>MRE11属于核蛋白，具有3'-5'外切酶及内切酶活性，参与同源重组及端粒长度的维持，具有DNA双链断裂修复的作用。与MRE11相关的疾病包括结直肠癌、子宫内膜癌等。</w:t>
+            </w:r>
+          </w:p>
+        </w:tc>
+      </w:tr>
+      <w:tr>
+        <w:tblPrEx>
+          <w:tblBorders>
+            <w:top w:val="single" w:color="A4A4A4" w:sz="4" w:space="0"/>
+            <w:left w:val="none" w:color="auto" w:sz="0" w:space="0"/>
+            <w:bottom w:val="single" w:color="A4A4A4" w:sz="4" w:space="0"/>
+            <w:right w:val="none" w:color="auto" w:sz="0" w:space="0"/>
+            <w:insideH w:val="single" w:color="A4A4A4" w:sz="4" w:space="0"/>
+            <w:insideV w:val="single" w:color="A4A4A4" w:sz="4" w:space="0"/>
+          </w:tblBorders>
+          <w:tblCellMar>
+            <w:top w:w="0" w:type="dxa"/>
+            <w:left w:w="113" w:type="dxa"/>
+            <w:bottom w:w="0" w:type="dxa"/>
+            <w:right w:w="113" w:type="dxa"/>
+          </w:tblCellMar>
+        </w:tblPrEx>
+        <w:trPr>
+          <w:trHeight w:val="0" w:hRule="atLeast"/>
+          <w:jc w:val="center"/>
+        </w:trPr>
+        <w:tc>
+          <w:tcPr>
+            <w:tcW w:w="1015" w:type="dxa"/>
+            <w:tcBorders>
+              <w:tl2br w:val="nil"/>
+              <w:tr2bl w:val="nil"/>
+            </w:tcBorders>
+            <w:vAlign w:val="center"/>
+          </w:tcPr>
+          <w:p>
+            <w:pPr>
+              <w:keepNext w:val="0"/>
+              <w:keepLines w:val="0"/>
+              <w:pageBreakBefore w:val="0"/>
+              <w:widowControl w:val="0"/>
+              <w:kinsoku/>
+              <w:wordWrap/>
+              <w:overflowPunct/>
+              <w:topLinePunct w:val="0"/>
+              <w:autoSpaceDE/>
+              <w:autoSpaceDN/>
+              <w:bidi w:val="0"/>
+              <w:adjustRightInd/>
+              <w:snapToGrid/>
+              <w:spacing w:before="0" w:beforeLines="20" w:after="0" w:afterLines="20" w:line="260" w:lineRule="exact"/>
+              <w:jc w:val="center"/>
+              <w:textAlignment w:val="auto"/>
+              <w:rPr>
+                <w:rFonts w:ascii="Times New Roman" w:hAnsi="Times New Roman" w:eastAsia="微软雅黑" w:cs="Times New Roman"/>
+                <w:b/>
+                <w:bCs/>
+                <w:color w:val="000000"/>
+                <w:sz w:val="18"/>
+                <w:szCs w:val="18"/>
+              </w:rPr>
+            </w:pPr>
+            <w:r>
+              <w:rPr>
+                <w:rFonts w:ascii="Times New Roman" w:hAnsi="Times New Roman" w:eastAsia="微软雅黑" w:cs="Times New Roman"/>
+                <w:b/>
+                <w:bCs/>
+                <w:color w:val="000000"/>
+                <w:sz w:val="18"/>
+                <w:szCs w:val="18"/>
+              </w:rPr>
+              <w:t>MLH3</w:t>
+            </w:r>
+          </w:p>
+        </w:tc>
+        <w:tc>
+          <w:tcPr>
+            <w:tcW w:w="9098" w:type="dxa"/>
+            <w:vAlign w:val="center"/>
+          </w:tcPr>
+          <w:p>
+            <w:pPr>
+              <w:keepNext w:val="0"/>
+              <w:keepLines w:val="0"/>
+              <w:pageBreakBefore w:val="0"/>
+              <w:widowControl w:val="0"/>
+              <w:kinsoku/>
+              <w:wordWrap/>
+              <w:overflowPunct/>
+              <w:topLinePunct w:val="0"/>
+              <w:autoSpaceDE/>
+              <w:autoSpaceDN/>
+              <w:bidi w:val="0"/>
+              <w:adjustRightInd/>
+              <w:snapToGrid/>
+              <w:spacing w:before="0" w:beforeLines="20" w:after="0" w:afterLines="20" w:line="260" w:lineRule="exact"/>
+              <w:jc w:val="both"/>
+              <w:textAlignment w:val="auto"/>
+              <w:rPr>
+                <w:rFonts w:ascii="Times New Roman" w:hAnsi="Times New Roman" w:eastAsia="微软雅黑" w:cs="Times New Roman"/>
+                <w:color w:val="000000"/>
+                <w:sz w:val="18"/>
+                <w:szCs w:val="18"/>
+                <w:lang w:eastAsia="zh-CN"/>
+              </w:rPr>
+            </w:pPr>
+            <w:r>
+              <w:rPr>
+                <w:rFonts w:ascii="Times New Roman" w:hAnsi="Times New Roman" w:eastAsia="微软雅黑" w:cs="Times New Roman"/>
+                <w:color w:val="000000"/>
+                <w:sz w:val="18"/>
+                <w:szCs w:val="18"/>
+                <w:lang w:eastAsia="zh-CN"/>
+              </w:rPr>
+              <w:t>MLH3与MLH1结合形成异源二聚体，是DNA复制后错配修复复合物的一部分，参与DNA错配修复，同时也参与了DNA损伤修复。与MLH3相关的疾病包括结直肠癌、7型遗传性非息肉性结直肠癌、子宫内膜癌等。</w:t>
+            </w:r>
+          </w:p>
+        </w:tc>
+      </w:tr>
+      <w:tr>
+        <w:tblPrEx>
+          <w:tblBorders>
+            <w:top w:val="single" w:color="A4A4A4" w:sz="4" w:space="0"/>
+            <w:left w:val="none" w:color="auto" w:sz="0" w:space="0"/>
+            <w:bottom w:val="single" w:color="A4A4A4" w:sz="4" w:space="0"/>
+            <w:right w:val="none" w:color="auto" w:sz="0" w:space="0"/>
+            <w:insideH w:val="single" w:color="A4A4A4" w:sz="4" w:space="0"/>
+            <w:insideV w:val="single" w:color="A4A4A4" w:sz="4" w:space="0"/>
+          </w:tblBorders>
+          <w:tblCellMar>
+            <w:top w:w="0" w:type="dxa"/>
+            <w:left w:w="113" w:type="dxa"/>
+            <w:bottom w:w="0" w:type="dxa"/>
+            <w:right w:w="113" w:type="dxa"/>
+          </w:tblCellMar>
+        </w:tblPrEx>
+        <w:trPr>
+          <w:trHeight w:val="0" w:hRule="atLeast"/>
+          <w:jc w:val="center"/>
+        </w:trPr>
+        <w:tc>
+          <w:tcPr>
+            <w:tcW w:w="1015" w:type="dxa"/>
+            <w:tcBorders>
+              <w:tl2br w:val="nil"/>
+              <w:tr2bl w:val="nil"/>
+            </w:tcBorders>
+            <w:vAlign w:val="center"/>
+          </w:tcPr>
+          <w:p>
+            <w:pPr>
+              <w:keepNext w:val="0"/>
+              <w:keepLines w:val="0"/>
+              <w:pageBreakBefore w:val="0"/>
+              <w:widowControl w:val="0"/>
+              <w:kinsoku/>
+              <w:wordWrap/>
+              <w:overflowPunct/>
+              <w:topLinePunct w:val="0"/>
+              <w:autoSpaceDE/>
+              <w:autoSpaceDN/>
+              <w:bidi w:val="0"/>
+              <w:adjustRightInd/>
+              <w:snapToGrid/>
+              <w:spacing w:before="0" w:beforeLines="20" w:after="0" w:afterLines="20" w:line="260" w:lineRule="exact"/>
+              <w:jc w:val="center"/>
+              <w:textAlignment w:val="auto"/>
+              <w:rPr>
+                <w:rFonts w:ascii="Times New Roman" w:hAnsi="Times New Roman" w:eastAsia="微软雅黑" w:cs="Times New Roman"/>
+                <w:b/>
+                <w:bCs/>
+                <w:color w:val="000000"/>
+                <w:sz w:val="18"/>
+                <w:szCs w:val="18"/>
+              </w:rPr>
+            </w:pPr>
+            <w:r>
+              <w:rPr>
+                <w:rFonts w:ascii="Times New Roman" w:hAnsi="Times New Roman" w:eastAsia="微软雅黑" w:cs="Times New Roman"/>
+                <w:b/>
+                <w:bCs/>
+                <w:color w:val="000000"/>
+                <w:sz w:val="18"/>
+                <w:szCs w:val="18"/>
+              </w:rPr>
+              <w:t>MSH2</w:t>
+            </w:r>
+          </w:p>
+        </w:tc>
+        <w:tc>
+          <w:tcPr>
+            <w:tcW w:w="9098" w:type="dxa"/>
+            <w:vAlign w:val="center"/>
+          </w:tcPr>
+          <w:p>
+            <w:pPr>
+              <w:keepNext w:val="0"/>
+              <w:keepLines w:val="0"/>
+              <w:pageBreakBefore w:val="0"/>
+              <w:widowControl w:val="0"/>
+              <w:kinsoku/>
+              <w:wordWrap/>
+              <w:overflowPunct/>
+              <w:topLinePunct w:val="0"/>
+              <w:autoSpaceDE/>
+              <w:autoSpaceDN/>
+              <w:bidi w:val="0"/>
+              <w:adjustRightInd/>
+              <w:snapToGrid/>
+              <w:spacing w:before="0" w:beforeLines="20" w:after="0" w:afterLines="20" w:line="260" w:lineRule="exact"/>
+              <w:jc w:val="both"/>
+              <w:textAlignment w:val="auto"/>
+              <w:rPr>
+                <w:rFonts w:ascii="Times New Roman" w:hAnsi="Times New Roman" w:eastAsia="微软雅黑" w:cs="Times New Roman"/>
+                <w:color w:val="000000"/>
+                <w:sz w:val="18"/>
+                <w:szCs w:val="18"/>
+                <w:lang w:eastAsia="zh-CN"/>
+              </w:rPr>
+            </w:pPr>
+            <w:r>
+              <w:rPr>
+                <w:rFonts w:ascii="Times New Roman" w:hAnsi="Times New Roman" w:eastAsia="微软雅黑" w:cs="Times New Roman"/>
+                <w:color w:val="000000"/>
+                <w:sz w:val="18"/>
+                <w:szCs w:val="18"/>
+                <w:lang w:eastAsia="zh-CN"/>
+              </w:rPr>
+              <w:t>MSH2基因编码一种具有DNA错配修复功能的蛋白，是复制后错配修复系统的重要组成部分，可以与MSH6/MSH3形成两个异二聚体，结合于DNA错配区域，启动错配修复，在错配修复中具有重要作用。与MSH2相关的疾病包括前列腺癌、子宫内膜癌、结肠癌等。</w:t>
+            </w:r>
+          </w:p>
+        </w:tc>
+      </w:tr>
+      <w:tr>
+        <w:tblPrEx>
+          <w:tblBorders>
+            <w:top w:val="single" w:color="A4A4A4" w:sz="4" w:space="0"/>
+            <w:left w:val="none" w:color="auto" w:sz="0" w:space="0"/>
+            <w:bottom w:val="single" w:color="A4A4A4" w:sz="4" w:space="0"/>
+            <w:right w:val="none" w:color="auto" w:sz="0" w:space="0"/>
+            <w:insideH w:val="single" w:color="A4A4A4" w:sz="4" w:space="0"/>
+            <w:insideV w:val="single" w:color="A4A4A4" w:sz="4" w:space="0"/>
+          </w:tblBorders>
+          <w:tblCellMar>
+            <w:top w:w="0" w:type="dxa"/>
+            <w:left w:w="113" w:type="dxa"/>
+            <w:bottom w:w="0" w:type="dxa"/>
+            <w:right w:w="113" w:type="dxa"/>
+          </w:tblCellMar>
+        </w:tblPrEx>
+        <w:trPr>
+          <w:trHeight w:val="0" w:hRule="atLeast"/>
+          <w:jc w:val="center"/>
+        </w:trPr>
+        <w:tc>
+          <w:tcPr>
+            <w:tcW w:w="1015" w:type="dxa"/>
+            <w:tcBorders>
+              <w:tl2br w:val="nil"/>
+              <w:tr2bl w:val="nil"/>
+            </w:tcBorders>
+            <w:vAlign w:val="center"/>
+          </w:tcPr>
+          <w:p>
+            <w:pPr>
+              <w:keepNext w:val="0"/>
+              <w:keepLines w:val="0"/>
+              <w:pageBreakBefore w:val="0"/>
+              <w:widowControl w:val="0"/>
+              <w:kinsoku/>
+              <w:wordWrap/>
+              <w:overflowPunct/>
+              <w:topLinePunct w:val="0"/>
+              <w:autoSpaceDE/>
+              <w:autoSpaceDN/>
+              <w:bidi w:val="0"/>
+              <w:adjustRightInd/>
+              <w:snapToGrid/>
+              <w:spacing w:before="0" w:beforeLines="20" w:after="0" w:afterLines="20" w:line="260" w:lineRule="exact"/>
+              <w:jc w:val="center"/>
+              <w:textAlignment w:val="auto"/>
+              <w:rPr>
+                <w:rFonts w:ascii="Times New Roman" w:hAnsi="Times New Roman" w:eastAsia="微软雅黑" w:cs="Times New Roman"/>
+                <w:b/>
+                <w:bCs/>
+                <w:color w:val="000000"/>
+                <w:sz w:val="18"/>
+                <w:szCs w:val="18"/>
+              </w:rPr>
+            </w:pPr>
+            <w:r>
+              <w:rPr>
+                <w:rFonts w:ascii="Times New Roman" w:hAnsi="Times New Roman" w:eastAsia="微软雅黑" w:cs="Times New Roman"/>
+                <w:b/>
+                <w:bCs/>
+                <w:color w:val="000000"/>
+                <w:sz w:val="18"/>
+                <w:szCs w:val="18"/>
+              </w:rPr>
+              <w:t>MSH6</w:t>
+            </w:r>
+          </w:p>
+        </w:tc>
+        <w:tc>
+          <w:tcPr>
+            <w:tcW w:w="9098" w:type="dxa"/>
+            <w:vAlign w:val="center"/>
+          </w:tcPr>
+          <w:p>
+            <w:pPr>
+              <w:keepNext w:val="0"/>
+              <w:keepLines w:val="0"/>
+              <w:pageBreakBefore w:val="0"/>
+              <w:widowControl w:val="0"/>
+              <w:kinsoku/>
+              <w:wordWrap/>
+              <w:overflowPunct/>
+              <w:topLinePunct w:val="0"/>
+              <w:autoSpaceDE/>
+              <w:autoSpaceDN/>
+              <w:bidi w:val="0"/>
+              <w:adjustRightInd/>
+              <w:snapToGrid/>
+              <w:spacing w:before="0" w:beforeLines="20" w:after="0" w:afterLines="20" w:line="260" w:lineRule="exact"/>
+              <w:jc w:val="both"/>
+              <w:textAlignment w:val="auto"/>
+              <w:rPr>
+                <w:rFonts w:ascii="Times New Roman" w:hAnsi="Times New Roman" w:eastAsia="微软雅黑" w:cs="Times New Roman"/>
+                <w:color w:val="000000"/>
+                <w:sz w:val="18"/>
+                <w:szCs w:val="18"/>
+                <w:lang w:eastAsia="zh-CN"/>
+              </w:rPr>
+            </w:pPr>
+            <w:r>
+              <w:rPr>
+                <w:rFonts w:ascii="Times New Roman" w:hAnsi="Times New Roman" w:eastAsia="微软雅黑" w:cs="Times New Roman"/>
+                <w:color w:val="000000"/>
+                <w:sz w:val="18"/>
+                <w:szCs w:val="18"/>
+                <w:lang w:eastAsia="zh-CN"/>
+              </w:rPr>
+              <w:t>MSH6编码的MutS同系物6与MSH2形成异二聚体，结合于DNA错配区域，启动错配修复，在错配修复中具有重要作用。MSH6编码一种错配修复蛋白（MMR），MMR缺陷导致微卫星不稳定性（MSI），这是结直肠癌的典型特征。MSH6胚系突变与林奇综合症和子宫内膜癌密切相关。</w:t>
+            </w:r>
+            <w:r>
+              <w:rPr>
+                <w:rFonts w:ascii="Times New Roman" w:hAnsi="Times New Roman" w:eastAsia="微软雅黑" w:cs="Times New Roman"/>
+                <w:color w:val="000000"/>
+                <w:sz w:val="18"/>
+                <w:szCs w:val="18"/>
+              </w:rPr>
+              <w:t>与MSH6相关的疾病包括结直肠癌等。</w:t>
+            </w:r>
+          </w:p>
+        </w:tc>
+      </w:tr>
+      <w:tr>
+        <w:tblPrEx>
+          <w:tblBorders>
+            <w:top w:val="single" w:color="A4A4A4" w:sz="4" w:space="0"/>
+            <w:left w:val="none" w:color="auto" w:sz="0" w:space="0"/>
+            <w:bottom w:val="single" w:color="A4A4A4" w:sz="4" w:space="0"/>
+            <w:right w:val="none" w:color="auto" w:sz="0" w:space="0"/>
+            <w:insideH w:val="single" w:color="A4A4A4" w:sz="4" w:space="0"/>
+            <w:insideV w:val="single" w:color="A4A4A4" w:sz="4" w:space="0"/>
+          </w:tblBorders>
+          <w:tblCellMar>
+            <w:top w:w="0" w:type="dxa"/>
+            <w:left w:w="113" w:type="dxa"/>
+            <w:bottom w:w="0" w:type="dxa"/>
+            <w:right w:w="113" w:type="dxa"/>
+          </w:tblCellMar>
+        </w:tblPrEx>
+        <w:trPr>
+          <w:trHeight w:val="0" w:hRule="atLeast"/>
+          <w:jc w:val="center"/>
+        </w:trPr>
+        <w:tc>
+          <w:tcPr>
+            <w:tcW w:w="1015" w:type="dxa"/>
+            <w:tcBorders>
+              <w:tl2br w:val="nil"/>
+              <w:tr2bl w:val="nil"/>
+            </w:tcBorders>
+            <w:vAlign w:val="center"/>
+          </w:tcPr>
+          <w:p>
+            <w:pPr>
+              <w:keepNext w:val="0"/>
+              <w:keepLines w:val="0"/>
+              <w:pageBreakBefore w:val="0"/>
+              <w:widowControl w:val="0"/>
+              <w:kinsoku/>
+              <w:wordWrap/>
+              <w:overflowPunct/>
+              <w:topLinePunct w:val="0"/>
+              <w:autoSpaceDE/>
+              <w:autoSpaceDN/>
+              <w:bidi w:val="0"/>
+              <w:adjustRightInd/>
+              <w:snapToGrid/>
+              <w:spacing w:before="0" w:beforeLines="20" w:after="0" w:afterLines="20" w:line="260" w:lineRule="exact"/>
+              <w:jc w:val="center"/>
+              <w:textAlignment w:val="auto"/>
+              <w:rPr>
+                <w:rFonts w:ascii="Times New Roman" w:hAnsi="Times New Roman" w:eastAsia="微软雅黑" w:cs="Times New Roman"/>
+                <w:b/>
+                <w:bCs/>
+                <w:color w:val="000000"/>
+                <w:sz w:val="18"/>
+                <w:szCs w:val="18"/>
+              </w:rPr>
+            </w:pPr>
+            <w:r>
+              <w:rPr>
+                <w:rFonts w:ascii="Times New Roman" w:hAnsi="Times New Roman" w:eastAsia="微软雅黑" w:cs="Times New Roman"/>
+                <w:b/>
+                <w:bCs/>
+                <w:color w:val="000000"/>
+                <w:sz w:val="18"/>
+                <w:szCs w:val="18"/>
+              </w:rPr>
+              <w:t>NBN</w:t>
+            </w:r>
+          </w:p>
+        </w:tc>
+        <w:tc>
+          <w:tcPr>
+            <w:tcW w:w="9098" w:type="dxa"/>
+            <w:vAlign w:val="center"/>
+          </w:tcPr>
+          <w:p>
+            <w:pPr>
+              <w:keepNext w:val="0"/>
+              <w:keepLines w:val="0"/>
+              <w:pageBreakBefore w:val="0"/>
+              <w:widowControl w:val="0"/>
+              <w:kinsoku/>
+              <w:wordWrap/>
+              <w:overflowPunct/>
+              <w:topLinePunct w:val="0"/>
+              <w:autoSpaceDE/>
+              <w:autoSpaceDN/>
+              <w:bidi w:val="0"/>
+              <w:adjustRightInd/>
+              <w:snapToGrid/>
+              <w:spacing w:before="0" w:beforeLines="20" w:after="0" w:afterLines="20" w:line="260" w:lineRule="exact"/>
+              <w:jc w:val="both"/>
+              <w:textAlignment w:val="auto"/>
+              <w:rPr>
+                <w:rFonts w:ascii="Times New Roman" w:hAnsi="Times New Roman" w:eastAsia="微软雅黑" w:cs="Times New Roman"/>
+                <w:color w:val="000000"/>
+                <w:sz w:val="18"/>
+                <w:szCs w:val="18"/>
+                <w:lang w:eastAsia="zh-CN"/>
+              </w:rPr>
+            </w:pPr>
+            <w:r>
+              <w:rPr>
+                <w:rFonts w:ascii="Times New Roman" w:hAnsi="Times New Roman" w:eastAsia="微软雅黑" w:cs="Times New Roman"/>
+                <w:color w:val="000000"/>
+                <w:sz w:val="18"/>
+                <w:szCs w:val="18"/>
+                <w:lang w:eastAsia="zh-CN"/>
+              </w:rPr>
+              <w:t>NBN (NBS1)基因定位于人类染色体8q21上，包含16个外显子，其编码产物称为nibrin/p95/Nbs1蛋白。Nbs1含有3个功能结构域：N末端、中心区和C末端。N末端包含FHA和BRCT结构域，FHA和BRCT联合参与DNA损伤反应和细胞周期检验点的调控。C末端功能结构域包含与Mre11结合的位点和核定位信号等。Nbs1的中心区含有多个可被ATM、ATR或DNA-PKcs等激酶磷酸化的Ser/Thr序列，这些位点特异性的磷酸化与DNA损伤反应信号的转导和Nbs1的intra-S期细胞周期检查点调控相关。与NBS1相关的疾病包括肝癌、乳腺癌、头颈癌、肺癌、结直肠癌、胃癌、子宫内膜癌等。</w:t>
+            </w:r>
+          </w:p>
+        </w:tc>
+      </w:tr>
+      <w:tr>
+        <w:tblPrEx>
+          <w:tblBorders>
+            <w:top w:val="single" w:color="A4A4A4" w:sz="4" w:space="0"/>
+            <w:left w:val="none" w:color="auto" w:sz="0" w:space="0"/>
+            <w:bottom w:val="single" w:color="A4A4A4" w:sz="4" w:space="0"/>
+            <w:right w:val="none" w:color="auto" w:sz="0" w:space="0"/>
+            <w:insideH w:val="single" w:color="A4A4A4" w:sz="4" w:space="0"/>
+            <w:insideV w:val="single" w:color="A4A4A4" w:sz="4" w:space="0"/>
+          </w:tblBorders>
+          <w:tblCellMar>
+            <w:top w:w="0" w:type="dxa"/>
+            <w:left w:w="113" w:type="dxa"/>
+            <w:bottom w:w="0" w:type="dxa"/>
+            <w:right w:w="113" w:type="dxa"/>
+          </w:tblCellMar>
+        </w:tblPrEx>
+        <w:trPr>
+          <w:trHeight w:val="0" w:hRule="atLeast"/>
+          <w:jc w:val="center"/>
+        </w:trPr>
+        <w:tc>
+          <w:tcPr>
+            <w:tcW w:w="1015" w:type="dxa"/>
+            <w:tcBorders>
+              <w:tl2br w:val="nil"/>
+              <w:tr2bl w:val="nil"/>
+            </w:tcBorders>
+            <w:vAlign w:val="center"/>
+          </w:tcPr>
+          <w:p>
+            <w:pPr>
+              <w:keepNext w:val="0"/>
+              <w:keepLines w:val="0"/>
+              <w:pageBreakBefore w:val="0"/>
+              <w:widowControl w:val="0"/>
+              <w:kinsoku/>
+              <w:wordWrap/>
+              <w:overflowPunct/>
+              <w:topLinePunct w:val="0"/>
+              <w:autoSpaceDE/>
+              <w:autoSpaceDN/>
+              <w:bidi w:val="0"/>
+              <w:adjustRightInd/>
+              <w:snapToGrid/>
+              <w:spacing w:before="0" w:beforeLines="20" w:after="0" w:afterLines="20" w:line="260" w:lineRule="exact"/>
+              <w:jc w:val="center"/>
+              <w:textAlignment w:val="auto"/>
+              <w:rPr>
+                <w:rFonts w:ascii="Times New Roman" w:hAnsi="Times New Roman" w:eastAsia="微软雅黑" w:cs="Times New Roman"/>
+                <w:b/>
+                <w:bCs/>
+                <w:color w:val="000000"/>
+                <w:sz w:val="18"/>
+                <w:szCs w:val="18"/>
+              </w:rPr>
+            </w:pPr>
+            <w:r>
+              <w:rPr>
+                <w:rFonts w:ascii="Times New Roman" w:hAnsi="Times New Roman" w:eastAsia="微软雅黑" w:cs="Times New Roman"/>
+                <w:b/>
+                <w:bCs/>
+                <w:color w:val="000000"/>
+                <w:sz w:val="18"/>
+                <w:szCs w:val="18"/>
+              </w:rPr>
+              <w:t>PALB2</w:t>
+            </w:r>
+          </w:p>
+        </w:tc>
+        <w:tc>
+          <w:tcPr>
+            <w:tcW w:w="9098" w:type="dxa"/>
+            <w:vAlign w:val="center"/>
+          </w:tcPr>
+          <w:p>
+            <w:pPr>
+              <w:keepNext w:val="0"/>
+              <w:keepLines w:val="0"/>
+              <w:pageBreakBefore w:val="0"/>
+              <w:widowControl w:val="0"/>
+              <w:kinsoku/>
+              <w:wordWrap/>
+              <w:overflowPunct/>
+              <w:topLinePunct w:val="0"/>
+              <w:autoSpaceDE/>
+              <w:autoSpaceDN/>
+              <w:bidi w:val="0"/>
+              <w:adjustRightInd/>
+              <w:snapToGrid/>
+              <w:spacing w:before="0" w:beforeLines="20" w:after="0" w:afterLines="20" w:line="260" w:lineRule="exact"/>
+              <w:jc w:val="both"/>
+              <w:textAlignment w:val="auto"/>
+              <w:rPr>
+                <w:rFonts w:ascii="Times New Roman" w:hAnsi="Times New Roman" w:eastAsia="微软雅黑" w:cs="Times New Roman"/>
+                <w:color w:val="000000"/>
+                <w:sz w:val="18"/>
+                <w:szCs w:val="18"/>
+                <w:lang w:eastAsia="zh-CN"/>
+              </w:rPr>
+            </w:pPr>
+            <w:r>
+              <w:rPr>
+                <w:rFonts w:ascii="Times New Roman" w:hAnsi="Times New Roman" w:eastAsia="微软雅黑" w:cs="Times New Roman"/>
+                <w:color w:val="000000"/>
+                <w:sz w:val="18"/>
+                <w:szCs w:val="18"/>
+                <w:lang w:eastAsia="zh-CN"/>
+              </w:rPr>
+              <w:t>PALB2编码的蛋白在肿瘤抑制中起作用。这种蛋白质与乳腺癌早发蛋白2（BRCA2）在细胞核中结合和共定位相关，帮助BRCA2稳定的进行核定位和聚集。该基因突变能导致范科尼贫血、胰腺癌易感等。</w:t>
+            </w:r>
+          </w:p>
+        </w:tc>
+      </w:tr>
+      <w:tr>
+        <w:tblPrEx>
+          <w:tblBorders>
+            <w:top w:val="single" w:color="A4A4A4" w:sz="4" w:space="0"/>
+            <w:left w:val="none" w:color="auto" w:sz="0" w:space="0"/>
+            <w:bottom w:val="single" w:color="A4A4A4" w:sz="4" w:space="0"/>
+            <w:right w:val="none" w:color="auto" w:sz="0" w:space="0"/>
+            <w:insideH w:val="single" w:color="A4A4A4" w:sz="4" w:space="0"/>
+            <w:insideV w:val="single" w:color="A4A4A4" w:sz="4" w:space="0"/>
+          </w:tblBorders>
+          <w:tblCellMar>
+            <w:top w:w="0" w:type="dxa"/>
+            <w:left w:w="113" w:type="dxa"/>
+            <w:bottom w:w="0" w:type="dxa"/>
+            <w:right w:w="113" w:type="dxa"/>
+          </w:tblCellMar>
+        </w:tblPrEx>
+        <w:trPr>
+          <w:trHeight w:val="0" w:hRule="atLeast"/>
+          <w:jc w:val="center"/>
+        </w:trPr>
+        <w:tc>
+          <w:tcPr>
+            <w:tcW w:w="1015" w:type="dxa"/>
+            <w:tcBorders>
+              <w:tl2br w:val="nil"/>
+              <w:tr2bl w:val="nil"/>
+            </w:tcBorders>
+            <w:vAlign w:val="center"/>
+          </w:tcPr>
+          <w:p>
+            <w:pPr>
+              <w:keepNext w:val="0"/>
+              <w:keepLines w:val="0"/>
+              <w:pageBreakBefore w:val="0"/>
+              <w:widowControl w:val="0"/>
+              <w:kinsoku/>
+              <w:wordWrap/>
+              <w:overflowPunct/>
+              <w:topLinePunct w:val="0"/>
+              <w:autoSpaceDE/>
+              <w:autoSpaceDN/>
+              <w:bidi w:val="0"/>
+              <w:adjustRightInd/>
+              <w:snapToGrid/>
+              <w:spacing w:before="0" w:beforeLines="20" w:after="0" w:afterLines="20" w:line="260" w:lineRule="exact"/>
+              <w:jc w:val="center"/>
+              <w:textAlignment w:val="auto"/>
+              <w:rPr>
+                <w:rFonts w:ascii="Times New Roman" w:hAnsi="Times New Roman" w:eastAsia="微软雅黑" w:cs="Times New Roman"/>
+                <w:b/>
+                <w:bCs/>
+                <w:color w:val="000000"/>
+                <w:sz w:val="18"/>
+                <w:szCs w:val="18"/>
+              </w:rPr>
+            </w:pPr>
+            <w:r>
+              <w:rPr>
+                <w:rFonts w:ascii="Times New Roman" w:hAnsi="Times New Roman" w:eastAsia="微软雅黑" w:cs="Times New Roman"/>
+                <w:b/>
+                <w:bCs/>
+                <w:color w:val="000000"/>
+                <w:sz w:val="18"/>
+                <w:szCs w:val="18"/>
+              </w:rPr>
+              <w:t>PMS2</w:t>
+            </w:r>
+          </w:p>
+        </w:tc>
+        <w:tc>
+          <w:tcPr>
+            <w:tcW w:w="9098" w:type="dxa"/>
+            <w:vAlign w:val="center"/>
+          </w:tcPr>
+          <w:p>
+            <w:pPr>
+              <w:keepNext w:val="0"/>
+              <w:keepLines w:val="0"/>
+              <w:pageBreakBefore w:val="0"/>
+              <w:widowControl w:val="0"/>
+              <w:kinsoku/>
+              <w:wordWrap/>
+              <w:overflowPunct/>
+              <w:topLinePunct w:val="0"/>
+              <w:autoSpaceDE/>
+              <w:autoSpaceDN/>
+              <w:bidi w:val="0"/>
+              <w:adjustRightInd/>
+              <w:snapToGrid/>
+              <w:spacing w:before="0" w:beforeLines="20" w:after="0" w:afterLines="20" w:line="260" w:lineRule="exact"/>
+              <w:jc w:val="both"/>
+              <w:textAlignment w:val="auto"/>
+              <w:rPr>
+                <w:rFonts w:ascii="Times New Roman" w:hAnsi="Times New Roman" w:eastAsia="微软雅黑" w:cs="Times New Roman"/>
+                <w:color w:val="000000"/>
+                <w:sz w:val="18"/>
+                <w:szCs w:val="18"/>
+                <w:lang w:eastAsia="zh-CN"/>
+              </w:rPr>
+            </w:pPr>
+            <w:r>
+              <w:rPr>
+                <w:rFonts w:ascii="Times New Roman" w:hAnsi="Times New Roman" w:eastAsia="微软雅黑" w:cs="Times New Roman"/>
+                <w:color w:val="000000"/>
+                <w:sz w:val="18"/>
+                <w:szCs w:val="18"/>
+                <w:lang w:eastAsia="zh-CN"/>
+              </w:rPr>
+              <w:t>PMS2定位于染色体7p22.2，编码蛋白参与DNA错配修复。可与MLH1形成异源二聚体复合物MutL</w:t>
+            </w:r>
+            <w:r>
+              <w:rPr>
+                <w:rFonts w:ascii="Times New Roman" w:hAnsi="Times New Roman" w:eastAsia="微软雅黑" w:cs="Times New Roman"/>
+                <w:color w:val="000000"/>
+                <w:sz w:val="18"/>
+                <w:szCs w:val="18"/>
+              </w:rPr>
+              <w:t>α</w:t>
+            </w:r>
+            <w:r>
+              <w:rPr>
+                <w:rFonts w:ascii="Times New Roman" w:hAnsi="Times New Roman" w:eastAsia="微软雅黑" w:cs="Times New Roman"/>
+                <w:color w:val="000000"/>
+                <w:sz w:val="18"/>
+                <w:szCs w:val="18"/>
+                <w:lang w:eastAsia="zh-CN"/>
+              </w:rPr>
+              <w:t>，然后与其他的复合物相互作用结合到错配的碱基上。与PMS2相关的疾病包括遗传性非息肉性结直肠癌、子宫内膜癌、胃癌、幕上原始神经外胚层瘤、上皮性卵巢癌等。</w:t>
+            </w:r>
+          </w:p>
+        </w:tc>
+      </w:tr>
+      <w:tr>
+        <w:tblPrEx>
+          <w:tblBorders>
+            <w:top w:val="single" w:color="A4A4A4" w:sz="4" w:space="0"/>
+            <w:left w:val="none" w:color="auto" w:sz="0" w:space="0"/>
+            <w:bottom w:val="single" w:color="A4A4A4" w:sz="4" w:space="0"/>
+            <w:right w:val="none" w:color="auto" w:sz="0" w:space="0"/>
+            <w:insideH w:val="single" w:color="A4A4A4" w:sz="4" w:space="0"/>
+            <w:insideV w:val="single" w:color="A4A4A4" w:sz="4" w:space="0"/>
+          </w:tblBorders>
+          <w:tblCellMar>
+            <w:top w:w="0" w:type="dxa"/>
+            <w:left w:w="113" w:type="dxa"/>
+            <w:bottom w:w="0" w:type="dxa"/>
+            <w:right w:w="113" w:type="dxa"/>
+          </w:tblCellMar>
+        </w:tblPrEx>
+        <w:trPr>
+          <w:trHeight w:val="0" w:hRule="atLeast"/>
+          <w:jc w:val="center"/>
+        </w:trPr>
+        <w:tc>
+          <w:tcPr>
+            <w:tcW w:w="1015" w:type="dxa"/>
+            <w:tcBorders>
+              <w:tl2br w:val="nil"/>
+              <w:tr2bl w:val="nil"/>
+            </w:tcBorders>
+            <w:vAlign w:val="center"/>
+          </w:tcPr>
+          <w:p>
+            <w:pPr>
+              <w:keepNext w:val="0"/>
+              <w:keepLines w:val="0"/>
+              <w:pageBreakBefore w:val="0"/>
+              <w:widowControl w:val="0"/>
+              <w:kinsoku/>
+              <w:wordWrap/>
+              <w:overflowPunct/>
+              <w:topLinePunct w:val="0"/>
+              <w:autoSpaceDE/>
+              <w:autoSpaceDN/>
+              <w:bidi w:val="0"/>
+              <w:adjustRightInd/>
+              <w:snapToGrid/>
+              <w:spacing w:before="0" w:beforeLines="20" w:after="0" w:afterLines="20" w:line="260" w:lineRule="exact"/>
+              <w:jc w:val="center"/>
+              <w:textAlignment w:val="auto"/>
+              <w:rPr>
+                <w:rFonts w:ascii="Times New Roman" w:hAnsi="Times New Roman" w:eastAsia="微软雅黑" w:cs="Times New Roman"/>
+                <w:b/>
+                <w:bCs/>
+                <w:color w:val="000000"/>
+                <w:sz w:val="18"/>
+                <w:szCs w:val="18"/>
+              </w:rPr>
+            </w:pPr>
+            <w:r>
+              <w:rPr>
+                <w:rFonts w:ascii="Times New Roman" w:hAnsi="Times New Roman" w:eastAsia="微软雅黑" w:cs="Times New Roman"/>
+                <w:b/>
+                <w:bCs/>
+                <w:color w:val="000000"/>
+                <w:sz w:val="18"/>
+                <w:szCs w:val="18"/>
+              </w:rPr>
+              <w:t>PPM1D</w:t>
+            </w:r>
+          </w:p>
+        </w:tc>
+        <w:tc>
+          <w:tcPr>
+            <w:tcW w:w="9098" w:type="dxa"/>
+            <w:vAlign w:val="center"/>
+          </w:tcPr>
+          <w:p>
+            <w:pPr>
+              <w:keepNext w:val="0"/>
+              <w:keepLines w:val="0"/>
+              <w:pageBreakBefore w:val="0"/>
+              <w:widowControl w:val="0"/>
+              <w:kinsoku/>
+              <w:wordWrap/>
+              <w:overflowPunct/>
+              <w:topLinePunct w:val="0"/>
+              <w:autoSpaceDE/>
+              <w:autoSpaceDN/>
+              <w:bidi w:val="0"/>
+              <w:adjustRightInd/>
+              <w:snapToGrid/>
+              <w:spacing w:before="0" w:beforeLines="20" w:after="0" w:afterLines="20" w:line="260" w:lineRule="exact"/>
+              <w:jc w:val="both"/>
+              <w:textAlignment w:val="auto"/>
+              <w:rPr>
+                <w:rFonts w:ascii="Times New Roman" w:hAnsi="Times New Roman" w:eastAsia="微软雅黑" w:cs="Times New Roman"/>
+                <w:color w:val="000000"/>
+                <w:sz w:val="18"/>
+                <w:szCs w:val="18"/>
+                <w:lang w:eastAsia="zh-CN"/>
+              </w:rPr>
+            </w:pPr>
+            <w:r>
+              <w:rPr>
+                <w:rFonts w:ascii="Times New Roman" w:hAnsi="Times New Roman" w:eastAsia="微软雅黑" w:cs="Times New Roman"/>
+                <w:color w:val="000000"/>
+                <w:sz w:val="18"/>
+                <w:szCs w:val="18"/>
+                <w:lang w:eastAsia="zh-CN"/>
+              </w:rPr>
+              <w:t>PPM1D编码一种蛋白磷酸酶，与CDC5L相互作用，是细胞胁迫调控应答通路的负调控因子，与p38-p53信号通路相关。与PPMID相关的疾病包括伴随高强度疼痛和胃肠困难的智力发育障碍失调征、乳腺癌等。</w:t>
+            </w:r>
+          </w:p>
+        </w:tc>
+      </w:tr>
+      <w:tr>
+        <w:tblPrEx>
+          <w:tblBorders>
+            <w:top w:val="single" w:color="A4A4A4" w:sz="4" w:space="0"/>
+            <w:left w:val="none" w:color="auto" w:sz="0" w:space="0"/>
+            <w:bottom w:val="single" w:color="A4A4A4" w:sz="4" w:space="0"/>
+            <w:right w:val="none" w:color="auto" w:sz="0" w:space="0"/>
+            <w:insideH w:val="single" w:color="A4A4A4" w:sz="4" w:space="0"/>
+            <w:insideV w:val="single" w:color="A4A4A4" w:sz="4" w:space="0"/>
+          </w:tblBorders>
+          <w:tblCellMar>
+            <w:top w:w="0" w:type="dxa"/>
+            <w:left w:w="113" w:type="dxa"/>
+            <w:bottom w:w="0" w:type="dxa"/>
+            <w:right w:w="113" w:type="dxa"/>
+          </w:tblCellMar>
+        </w:tblPrEx>
+        <w:trPr>
+          <w:trHeight w:val="0" w:hRule="atLeast"/>
+          <w:jc w:val="center"/>
+        </w:trPr>
+        <w:tc>
+          <w:tcPr>
+            <w:tcW w:w="1015" w:type="dxa"/>
+            <w:tcBorders>
+              <w:tl2br w:val="nil"/>
+              <w:tr2bl w:val="nil"/>
+            </w:tcBorders>
+            <w:vAlign w:val="center"/>
+          </w:tcPr>
+          <w:p>
+            <w:pPr>
+              <w:keepNext w:val="0"/>
+              <w:keepLines w:val="0"/>
+              <w:pageBreakBefore w:val="0"/>
+              <w:widowControl w:val="0"/>
+              <w:kinsoku/>
+              <w:wordWrap/>
+              <w:overflowPunct/>
+              <w:topLinePunct w:val="0"/>
+              <w:autoSpaceDE/>
+              <w:autoSpaceDN/>
+              <w:bidi w:val="0"/>
+              <w:adjustRightInd/>
+              <w:snapToGrid/>
+              <w:spacing w:before="0" w:beforeLines="20" w:after="0" w:afterLines="20" w:line="260" w:lineRule="exact"/>
+              <w:jc w:val="center"/>
+              <w:textAlignment w:val="auto"/>
+              <w:rPr>
+                <w:rFonts w:ascii="Times New Roman" w:hAnsi="Times New Roman" w:eastAsia="微软雅黑" w:cs="Times New Roman"/>
+                <w:b/>
+                <w:bCs/>
+                <w:color w:val="000000"/>
+                <w:sz w:val="18"/>
+                <w:szCs w:val="18"/>
+              </w:rPr>
+            </w:pPr>
+            <w:r>
+              <w:rPr>
+                <w:rFonts w:ascii="Times New Roman" w:hAnsi="Times New Roman" w:eastAsia="微软雅黑" w:cs="Times New Roman"/>
+                <w:b/>
+                <w:bCs/>
+                <w:color w:val="000000"/>
+                <w:sz w:val="18"/>
+                <w:szCs w:val="18"/>
+              </w:rPr>
+              <w:t>PPP2R2A</w:t>
+            </w:r>
+          </w:p>
+        </w:tc>
+        <w:tc>
+          <w:tcPr>
+            <w:tcW w:w="9098" w:type="dxa"/>
+            <w:vAlign w:val="center"/>
+          </w:tcPr>
+          <w:p>
+            <w:pPr>
+              <w:keepNext w:val="0"/>
+              <w:keepLines w:val="0"/>
+              <w:pageBreakBefore w:val="0"/>
+              <w:widowControl w:val="0"/>
+              <w:kinsoku/>
+              <w:wordWrap/>
+              <w:overflowPunct/>
+              <w:topLinePunct w:val="0"/>
+              <w:autoSpaceDE/>
+              <w:autoSpaceDN/>
+              <w:bidi w:val="0"/>
+              <w:adjustRightInd/>
+              <w:snapToGrid/>
+              <w:spacing w:before="0" w:beforeLines="20" w:after="0" w:afterLines="20" w:line="260" w:lineRule="exact"/>
+              <w:jc w:val="both"/>
+              <w:textAlignment w:val="auto"/>
+              <w:rPr>
+                <w:rFonts w:ascii="Times New Roman" w:hAnsi="Times New Roman" w:eastAsia="微软雅黑" w:cs="Times New Roman"/>
+                <w:color w:val="000000"/>
+                <w:sz w:val="18"/>
+                <w:szCs w:val="18"/>
+                <w:lang w:eastAsia="zh-CN"/>
+              </w:rPr>
+            </w:pPr>
+            <w:r>
+              <w:rPr>
+                <w:rFonts w:ascii="Times New Roman" w:hAnsi="Times New Roman" w:eastAsia="微软雅黑" w:cs="Times New Roman"/>
+                <w:color w:val="000000"/>
+                <w:sz w:val="18"/>
+                <w:szCs w:val="18"/>
+                <w:lang w:eastAsia="zh-CN"/>
+              </w:rPr>
+              <w:t>PPP2R2A编码丝氨酸/苏氨酸蛋白磷酸酶2A55kda调节亚基B亚型，参与负调控细胞增殖和分裂。该基因与ERK和AKT信号通路。</w:t>
+            </w:r>
+          </w:p>
+        </w:tc>
+      </w:tr>
+      <w:tr>
+        <w:tblPrEx>
+          <w:tblBorders>
+            <w:top w:val="single" w:color="A4A4A4" w:sz="4" w:space="0"/>
+            <w:left w:val="none" w:color="auto" w:sz="0" w:space="0"/>
+            <w:bottom w:val="single" w:color="A4A4A4" w:sz="4" w:space="0"/>
+            <w:right w:val="none" w:color="auto" w:sz="0" w:space="0"/>
+            <w:insideH w:val="single" w:color="A4A4A4" w:sz="4" w:space="0"/>
+            <w:insideV w:val="single" w:color="A4A4A4" w:sz="4" w:space="0"/>
+          </w:tblBorders>
+          <w:tblCellMar>
+            <w:top w:w="0" w:type="dxa"/>
+            <w:left w:w="113" w:type="dxa"/>
+            <w:bottom w:w="0" w:type="dxa"/>
+            <w:right w:w="113" w:type="dxa"/>
+          </w:tblCellMar>
+        </w:tblPrEx>
+        <w:trPr>
+          <w:trHeight w:val="0" w:hRule="atLeast"/>
+          <w:jc w:val="center"/>
+        </w:trPr>
+        <w:tc>
+          <w:tcPr>
+            <w:tcW w:w="1015" w:type="dxa"/>
+            <w:tcBorders>
+              <w:tl2br w:val="nil"/>
+              <w:tr2bl w:val="nil"/>
+            </w:tcBorders>
+            <w:vAlign w:val="center"/>
+          </w:tcPr>
+          <w:p>
+            <w:pPr>
+              <w:keepNext w:val="0"/>
+              <w:keepLines w:val="0"/>
+              <w:pageBreakBefore w:val="0"/>
+              <w:widowControl w:val="0"/>
+              <w:kinsoku/>
+              <w:wordWrap/>
+              <w:overflowPunct/>
+              <w:topLinePunct w:val="0"/>
+              <w:autoSpaceDE/>
+              <w:autoSpaceDN/>
+              <w:bidi w:val="0"/>
+              <w:adjustRightInd/>
+              <w:snapToGrid/>
+              <w:spacing w:before="0" w:beforeLines="20" w:after="0" w:afterLines="20" w:line="260" w:lineRule="exact"/>
+              <w:jc w:val="center"/>
+              <w:textAlignment w:val="auto"/>
+              <w:rPr>
+                <w:rFonts w:ascii="Times New Roman" w:hAnsi="Times New Roman" w:eastAsia="微软雅黑" w:cs="Times New Roman"/>
+                <w:b/>
+                <w:bCs/>
+                <w:color w:val="000000"/>
+                <w:sz w:val="18"/>
+                <w:szCs w:val="18"/>
+              </w:rPr>
+            </w:pPr>
+            <w:r>
+              <w:rPr>
+                <w:rFonts w:ascii="Times New Roman" w:hAnsi="Times New Roman" w:eastAsia="微软雅黑" w:cs="Times New Roman"/>
+                <w:b/>
+                <w:bCs/>
+                <w:color w:val="000000"/>
+                <w:sz w:val="18"/>
+                <w:szCs w:val="18"/>
+              </w:rPr>
+              <w:t>PTEN</w:t>
+            </w:r>
+          </w:p>
+        </w:tc>
+        <w:tc>
+          <w:tcPr>
+            <w:tcW w:w="9098" w:type="dxa"/>
+            <w:vAlign w:val="center"/>
+          </w:tcPr>
+          <w:p>
+            <w:pPr>
+              <w:keepNext w:val="0"/>
+              <w:keepLines w:val="0"/>
+              <w:pageBreakBefore w:val="0"/>
+              <w:widowControl w:val="0"/>
+              <w:kinsoku/>
+              <w:wordWrap/>
+              <w:overflowPunct/>
+              <w:topLinePunct w:val="0"/>
+              <w:autoSpaceDE/>
+              <w:autoSpaceDN/>
+              <w:bidi w:val="0"/>
+              <w:adjustRightInd/>
+              <w:snapToGrid/>
+              <w:spacing w:before="0" w:beforeLines="20" w:after="0" w:afterLines="20" w:line="260" w:lineRule="exact"/>
+              <w:jc w:val="both"/>
+              <w:textAlignment w:val="auto"/>
+              <w:rPr>
+                <w:rFonts w:ascii="Times New Roman" w:hAnsi="Times New Roman" w:eastAsia="微软雅黑" w:cs="Times New Roman"/>
+                <w:color w:val="000000"/>
+                <w:sz w:val="18"/>
+                <w:szCs w:val="18"/>
+                <w:lang w:eastAsia="zh-CN"/>
+              </w:rPr>
+            </w:pPr>
+            <w:r>
+              <w:rPr>
+                <w:rFonts w:ascii="Times New Roman" w:hAnsi="Times New Roman" w:eastAsia="微软雅黑" w:cs="Times New Roman"/>
+                <w:color w:val="000000"/>
+                <w:sz w:val="18"/>
+                <w:szCs w:val="18"/>
+                <w:lang w:eastAsia="zh-CN"/>
+              </w:rPr>
+              <w:t>PTEN是一个肿瘤抑制基因，在众多癌症中高频出现。该基因编码的蛋白包含一个张力蛋白样结构域以及类似的双重特异性蛋白酪氨酸磷酸酶的催化结构域。与一般的蛋白质酪氨酸磷酸酶不同，这种蛋白优先作用于磷酸肌醇去磷酸化。它负调控细胞中磷脂酰肌醇-3/4/5-三磷酸水平，并且作为肿瘤抑制子负调节AKT/PKB信号通路。体细胞突变的PTEN发生在多种恶性肿瘤，包括神经胶质瘤、黑色素瘤、前列腺癌、子宫内膜癌、乳腺癌、卵巢、肾和肺癌。胚系突变的PTEN可导致错构瘤和Cowden综合症。</w:t>
+            </w:r>
+          </w:p>
+        </w:tc>
+      </w:tr>
+      <w:tr>
+        <w:tblPrEx>
+          <w:tblBorders>
+            <w:top w:val="single" w:color="A4A4A4" w:sz="4" w:space="0"/>
+            <w:left w:val="none" w:color="auto" w:sz="0" w:space="0"/>
+            <w:bottom w:val="single" w:color="A4A4A4" w:sz="4" w:space="0"/>
+            <w:right w:val="none" w:color="auto" w:sz="0" w:space="0"/>
+            <w:insideH w:val="single" w:color="A4A4A4" w:sz="4" w:space="0"/>
+            <w:insideV w:val="single" w:color="A4A4A4" w:sz="4" w:space="0"/>
+          </w:tblBorders>
+          <w:tblCellMar>
+            <w:top w:w="0" w:type="dxa"/>
+            <w:left w:w="113" w:type="dxa"/>
+            <w:bottom w:w="0" w:type="dxa"/>
+            <w:right w:w="113" w:type="dxa"/>
+          </w:tblCellMar>
+        </w:tblPrEx>
+        <w:trPr>
+          <w:trHeight w:val="0" w:hRule="atLeast"/>
+          <w:jc w:val="center"/>
+        </w:trPr>
+        <w:tc>
+          <w:tcPr>
+            <w:tcW w:w="1015" w:type="dxa"/>
+            <w:tcBorders>
+              <w:tl2br w:val="nil"/>
+              <w:tr2bl w:val="nil"/>
+            </w:tcBorders>
+            <w:vAlign w:val="center"/>
+          </w:tcPr>
+          <w:p>
+            <w:pPr>
+              <w:keepNext w:val="0"/>
+              <w:keepLines w:val="0"/>
+              <w:pageBreakBefore w:val="0"/>
+              <w:widowControl w:val="0"/>
+              <w:kinsoku/>
+              <w:wordWrap/>
+              <w:overflowPunct/>
+              <w:topLinePunct w:val="0"/>
+              <w:autoSpaceDE/>
+              <w:autoSpaceDN/>
+              <w:bidi w:val="0"/>
+              <w:adjustRightInd/>
+              <w:snapToGrid/>
+              <w:spacing w:before="0" w:beforeLines="20" w:after="0" w:afterLines="20" w:line="260" w:lineRule="exact"/>
+              <w:jc w:val="center"/>
+              <w:textAlignment w:val="auto"/>
+              <w:rPr>
+                <w:rFonts w:ascii="Times New Roman" w:hAnsi="Times New Roman" w:eastAsia="微软雅黑" w:cs="Times New Roman"/>
+                <w:b/>
+                <w:bCs/>
+                <w:color w:val="000000"/>
+                <w:sz w:val="18"/>
+                <w:szCs w:val="18"/>
+              </w:rPr>
+            </w:pPr>
+            <w:r>
+              <w:rPr>
+                <w:rFonts w:ascii="Times New Roman" w:hAnsi="Times New Roman" w:eastAsia="微软雅黑" w:cs="Times New Roman"/>
+                <w:b/>
+                <w:bCs/>
+                <w:color w:val="000000"/>
+                <w:sz w:val="18"/>
+                <w:szCs w:val="18"/>
+              </w:rPr>
+              <w:t>RAD50</w:t>
+            </w:r>
+          </w:p>
+        </w:tc>
+        <w:tc>
+          <w:tcPr>
+            <w:tcW w:w="9098" w:type="dxa"/>
+            <w:vAlign w:val="center"/>
+          </w:tcPr>
+          <w:p>
+            <w:pPr>
+              <w:keepNext w:val="0"/>
+              <w:keepLines w:val="0"/>
+              <w:pageBreakBefore w:val="0"/>
+              <w:widowControl w:val="0"/>
+              <w:kinsoku/>
+              <w:wordWrap/>
+              <w:overflowPunct/>
+              <w:topLinePunct w:val="0"/>
+              <w:autoSpaceDE/>
+              <w:autoSpaceDN/>
+              <w:bidi w:val="0"/>
+              <w:adjustRightInd/>
+              <w:snapToGrid/>
+              <w:spacing w:before="0" w:beforeLines="20" w:after="0" w:afterLines="20" w:line="260" w:lineRule="exact"/>
+              <w:jc w:val="both"/>
+              <w:textAlignment w:val="auto"/>
+              <w:rPr>
+                <w:rFonts w:ascii="Times New Roman" w:hAnsi="Times New Roman" w:eastAsia="微软雅黑" w:cs="Times New Roman"/>
+                <w:color w:val="000000"/>
+                <w:sz w:val="18"/>
+                <w:szCs w:val="18"/>
+                <w:lang w:eastAsia="zh-CN"/>
+              </w:rPr>
+            </w:pPr>
+            <w:r>
+              <w:rPr>
+                <w:rFonts w:ascii="Times New Roman" w:hAnsi="Times New Roman" w:eastAsia="微软雅黑" w:cs="Times New Roman"/>
+                <w:color w:val="000000"/>
+                <w:sz w:val="18"/>
+                <w:szCs w:val="18"/>
+                <w:lang w:eastAsia="zh-CN"/>
+              </w:rPr>
+              <w:t>RAD50基因编码的蛋白与参与DNA蛋白双链修复的酿酒酵母蛋白RAD50高度相似。该蛋白与MRE11及NBS1形成复杂体后具有多种酶活性，是DNA非同源末端链接的必需因子，在DNA双链断裂修复、细胞周期检查点的激活、端粒维护、减数分离重组等过程中具有重要作用。RAD50发生突变就会阻碍DNA重组的发生，或干扰DNA的修复系统，造成胚胎的死亡或者癌变。与RAD50相关的疾病包括子宫内膜癌、肠癌、胃癌等。</w:t>
+            </w:r>
+          </w:p>
+        </w:tc>
+      </w:tr>
+      <w:tr>
+        <w:tblPrEx>
+          <w:tblBorders>
+            <w:top w:val="single" w:color="A4A4A4" w:sz="4" w:space="0"/>
+            <w:left w:val="none" w:color="auto" w:sz="0" w:space="0"/>
+            <w:bottom w:val="single" w:color="A4A4A4" w:sz="4" w:space="0"/>
+            <w:right w:val="none" w:color="auto" w:sz="0" w:space="0"/>
+            <w:insideH w:val="single" w:color="A4A4A4" w:sz="4" w:space="0"/>
+            <w:insideV w:val="single" w:color="A4A4A4" w:sz="4" w:space="0"/>
+          </w:tblBorders>
+          <w:tblCellMar>
+            <w:top w:w="0" w:type="dxa"/>
+            <w:left w:w="113" w:type="dxa"/>
+            <w:bottom w:w="0" w:type="dxa"/>
+            <w:right w:w="113" w:type="dxa"/>
+          </w:tblCellMar>
+        </w:tblPrEx>
+        <w:trPr>
+          <w:trHeight w:val="0" w:hRule="atLeast"/>
+          <w:jc w:val="center"/>
+        </w:trPr>
+        <w:tc>
+          <w:tcPr>
+            <w:tcW w:w="1015" w:type="dxa"/>
+            <w:tcBorders>
+              <w:tl2br w:val="nil"/>
+              <w:tr2bl w:val="nil"/>
+            </w:tcBorders>
+            <w:vAlign w:val="center"/>
+          </w:tcPr>
+          <w:p>
+            <w:pPr>
+              <w:keepNext w:val="0"/>
+              <w:keepLines w:val="0"/>
+              <w:pageBreakBefore w:val="0"/>
+              <w:widowControl w:val="0"/>
+              <w:kinsoku/>
+              <w:wordWrap/>
+              <w:overflowPunct/>
+              <w:topLinePunct w:val="0"/>
+              <w:autoSpaceDE/>
+              <w:autoSpaceDN/>
+              <w:bidi w:val="0"/>
+              <w:adjustRightInd/>
+              <w:snapToGrid/>
+              <w:spacing w:before="0" w:beforeLines="20" w:after="0" w:afterLines="20" w:line="260" w:lineRule="exact"/>
+              <w:jc w:val="center"/>
+              <w:textAlignment w:val="auto"/>
+              <w:rPr>
+                <w:rFonts w:ascii="Times New Roman" w:hAnsi="Times New Roman" w:eastAsia="微软雅黑" w:cs="Times New Roman"/>
+                <w:b/>
+                <w:bCs/>
+                <w:color w:val="000000"/>
+                <w:sz w:val="18"/>
+                <w:szCs w:val="18"/>
+              </w:rPr>
+            </w:pPr>
+            <w:r>
+              <w:rPr>
+                <w:rFonts w:ascii="Times New Roman" w:hAnsi="Times New Roman" w:eastAsia="微软雅黑" w:cs="Times New Roman"/>
+                <w:b/>
+                <w:bCs/>
+                <w:color w:val="000000"/>
+                <w:sz w:val="18"/>
+                <w:szCs w:val="18"/>
+              </w:rPr>
+              <w:t>RAD51B</w:t>
+            </w:r>
+          </w:p>
+        </w:tc>
+        <w:tc>
+          <w:tcPr>
+            <w:tcW w:w="9098" w:type="dxa"/>
+            <w:vAlign w:val="center"/>
+          </w:tcPr>
+          <w:p>
+            <w:pPr>
+              <w:keepNext w:val="0"/>
+              <w:keepLines w:val="0"/>
+              <w:pageBreakBefore w:val="0"/>
+              <w:widowControl w:val="0"/>
+              <w:kinsoku/>
+              <w:wordWrap/>
+              <w:overflowPunct/>
+              <w:topLinePunct w:val="0"/>
+              <w:autoSpaceDE/>
+              <w:autoSpaceDN/>
+              <w:bidi w:val="0"/>
+              <w:adjustRightInd/>
+              <w:snapToGrid/>
+              <w:spacing w:before="0" w:beforeLines="20" w:after="0" w:afterLines="20" w:line="260" w:lineRule="exact"/>
+              <w:jc w:val="both"/>
+              <w:textAlignment w:val="auto"/>
+              <w:rPr>
+                <w:rFonts w:ascii="Times New Roman" w:hAnsi="Times New Roman" w:eastAsia="微软雅黑" w:cs="Times New Roman"/>
+                <w:color w:val="000000"/>
+                <w:sz w:val="18"/>
+                <w:szCs w:val="18"/>
+                <w:lang w:eastAsia="zh-CN"/>
+              </w:rPr>
+            </w:pPr>
+            <w:r>
+              <w:rPr>
+                <w:rFonts w:ascii="Times New Roman" w:hAnsi="Times New Roman" w:eastAsia="微软雅黑" w:cs="Times New Roman"/>
+                <w:color w:val="000000"/>
+                <w:sz w:val="18"/>
+                <w:szCs w:val="18"/>
+                <w:lang w:eastAsia="zh-CN"/>
+              </w:rPr>
+              <w:t>RAD51B基因编码DNA修复蛋白RAD51同源2，定位于14q24.1。该蛋白与RAD51C相互作用，然后进一步结合该蛋白家族其他成员。RAD51家族成员在进化上保守，且参与DNA的同源重组修复。与RAD51B相关的疾病包括子宫平滑肌瘤、子宫良性肿瘤等。</w:t>
+            </w:r>
+          </w:p>
+        </w:tc>
+      </w:tr>
+      <w:tr>
+        <w:tblPrEx>
+          <w:tblBorders>
+            <w:top w:val="single" w:color="A4A4A4" w:sz="4" w:space="0"/>
+            <w:left w:val="none" w:color="auto" w:sz="0" w:space="0"/>
+            <w:bottom w:val="single" w:color="A4A4A4" w:sz="4" w:space="0"/>
+            <w:right w:val="none" w:color="auto" w:sz="0" w:space="0"/>
+            <w:insideH w:val="single" w:color="A4A4A4" w:sz="4" w:space="0"/>
+            <w:insideV w:val="single" w:color="A4A4A4" w:sz="4" w:space="0"/>
+          </w:tblBorders>
+          <w:tblCellMar>
+            <w:top w:w="0" w:type="dxa"/>
+            <w:left w:w="113" w:type="dxa"/>
+            <w:bottom w:w="0" w:type="dxa"/>
+            <w:right w:w="113" w:type="dxa"/>
+          </w:tblCellMar>
+        </w:tblPrEx>
+        <w:trPr>
+          <w:trHeight w:val="0" w:hRule="atLeast"/>
+          <w:jc w:val="center"/>
+        </w:trPr>
+        <w:tc>
+          <w:tcPr>
+            <w:tcW w:w="1015" w:type="dxa"/>
+            <w:tcBorders>
+              <w:tl2br w:val="nil"/>
+              <w:tr2bl w:val="nil"/>
+            </w:tcBorders>
+            <w:vAlign w:val="center"/>
+          </w:tcPr>
+          <w:p>
+            <w:pPr>
+              <w:keepNext w:val="0"/>
+              <w:keepLines w:val="0"/>
+              <w:pageBreakBefore w:val="0"/>
+              <w:widowControl w:val="0"/>
+              <w:kinsoku/>
+              <w:wordWrap/>
+              <w:overflowPunct/>
+              <w:topLinePunct w:val="0"/>
+              <w:autoSpaceDE/>
+              <w:autoSpaceDN/>
+              <w:bidi w:val="0"/>
+              <w:adjustRightInd/>
+              <w:snapToGrid/>
+              <w:spacing w:before="0" w:beforeLines="20" w:after="0" w:afterLines="20" w:line="260" w:lineRule="exact"/>
+              <w:jc w:val="center"/>
+              <w:textAlignment w:val="auto"/>
+              <w:rPr>
+                <w:rFonts w:ascii="Times New Roman" w:hAnsi="Times New Roman" w:eastAsia="微软雅黑" w:cs="Times New Roman"/>
+                <w:b/>
+                <w:bCs/>
+                <w:color w:val="000000"/>
+                <w:sz w:val="18"/>
+                <w:szCs w:val="18"/>
+              </w:rPr>
+            </w:pPr>
+            <w:r>
+              <w:rPr>
+                <w:rFonts w:ascii="Times New Roman" w:hAnsi="Times New Roman" w:eastAsia="微软雅黑" w:cs="Times New Roman"/>
+                <w:b/>
+                <w:bCs/>
+                <w:color w:val="000000"/>
+                <w:sz w:val="18"/>
+                <w:szCs w:val="18"/>
+              </w:rPr>
+              <w:t>RAD51C</w:t>
+            </w:r>
+          </w:p>
+        </w:tc>
+        <w:tc>
+          <w:tcPr>
+            <w:tcW w:w="9098" w:type="dxa"/>
+            <w:vAlign w:val="center"/>
+          </w:tcPr>
+          <w:p>
+            <w:pPr>
+              <w:keepNext w:val="0"/>
+              <w:keepLines w:val="0"/>
+              <w:pageBreakBefore w:val="0"/>
+              <w:widowControl w:val="0"/>
+              <w:kinsoku/>
+              <w:wordWrap/>
+              <w:overflowPunct/>
+              <w:topLinePunct w:val="0"/>
+              <w:autoSpaceDE/>
+              <w:autoSpaceDN/>
+              <w:bidi w:val="0"/>
+              <w:adjustRightInd/>
+              <w:snapToGrid/>
+              <w:spacing w:before="0" w:beforeLines="20" w:after="0" w:afterLines="20" w:line="260" w:lineRule="exact"/>
+              <w:jc w:val="both"/>
+              <w:textAlignment w:val="auto"/>
+              <w:rPr>
+                <w:rFonts w:ascii="Times New Roman" w:hAnsi="Times New Roman" w:eastAsia="微软雅黑" w:cs="Times New Roman"/>
+                <w:color w:val="000000"/>
+                <w:sz w:val="18"/>
+                <w:szCs w:val="18"/>
+                <w:lang w:eastAsia="zh-CN"/>
+              </w:rPr>
+            </w:pPr>
+            <w:r>
+              <w:rPr>
+                <w:rFonts w:ascii="Times New Roman" w:hAnsi="Times New Roman" w:eastAsia="微软雅黑" w:cs="Times New Roman"/>
+                <w:color w:val="000000"/>
+                <w:sz w:val="18"/>
+                <w:szCs w:val="18"/>
+                <w:lang w:eastAsia="zh-CN"/>
+              </w:rPr>
+              <w:t>RAD51C定位于人染色体17q23，编码了长376个氨基酸的蛋白质，其中18-26%的氨基酸与RAD51家族的其他成员相同。在人类的组织中，RAD51C在睾丸，心肌，脾脏和前列腺中表达量最高。RAD51C是DNA损伤修复（DNAdamageresponse，DDR）过程中的一个重要角色，将DNA损伤信号传递到下游并保证了HR参与损伤的修复。RAD51C基因的突变会导致无法修复的DNA损伤的积累，并因此引起细胞癌变，最终导致肿瘤发生。与RAD51C相关的疾病包括子宫内膜癌、肠癌、乳腺癌、范可尼贫血等。</w:t>
+            </w:r>
+          </w:p>
+        </w:tc>
+      </w:tr>
+      <w:tr>
+        <w:tblPrEx>
+          <w:tblBorders>
+            <w:top w:val="single" w:color="A4A4A4" w:sz="4" w:space="0"/>
+            <w:left w:val="none" w:color="auto" w:sz="0" w:space="0"/>
+            <w:bottom w:val="single" w:color="A4A4A4" w:sz="4" w:space="0"/>
+            <w:right w:val="none" w:color="auto" w:sz="0" w:space="0"/>
+            <w:insideH w:val="single" w:color="A4A4A4" w:sz="4" w:space="0"/>
+            <w:insideV w:val="single" w:color="A4A4A4" w:sz="4" w:space="0"/>
+          </w:tblBorders>
+          <w:tblCellMar>
+            <w:top w:w="0" w:type="dxa"/>
+            <w:left w:w="113" w:type="dxa"/>
+            <w:bottom w:w="0" w:type="dxa"/>
+            <w:right w:w="113" w:type="dxa"/>
+          </w:tblCellMar>
+        </w:tblPrEx>
+        <w:trPr>
+          <w:trHeight w:val="0" w:hRule="atLeast"/>
+          <w:jc w:val="center"/>
+        </w:trPr>
+        <w:tc>
+          <w:tcPr>
+            <w:tcW w:w="1015" w:type="dxa"/>
+            <w:tcBorders>
+              <w:tl2br w:val="nil"/>
+              <w:tr2bl w:val="nil"/>
+            </w:tcBorders>
+            <w:vAlign w:val="center"/>
+          </w:tcPr>
+          <w:p>
+            <w:pPr>
+              <w:keepNext w:val="0"/>
+              <w:keepLines w:val="0"/>
+              <w:pageBreakBefore w:val="0"/>
+              <w:widowControl w:val="0"/>
+              <w:kinsoku/>
+              <w:wordWrap/>
+              <w:overflowPunct/>
+              <w:topLinePunct w:val="0"/>
+              <w:autoSpaceDE/>
+              <w:autoSpaceDN/>
+              <w:bidi w:val="0"/>
+              <w:adjustRightInd/>
+              <w:snapToGrid/>
+              <w:spacing w:before="0" w:beforeLines="20" w:after="0" w:afterLines="20" w:line="260" w:lineRule="exact"/>
+              <w:jc w:val="center"/>
+              <w:textAlignment w:val="auto"/>
+              <w:rPr>
+                <w:rFonts w:ascii="Times New Roman" w:hAnsi="Times New Roman" w:eastAsia="微软雅黑" w:cs="Times New Roman"/>
+                <w:b/>
+                <w:bCs/>
+                <w:color w:val="000000"/>
+                <w:sz w:val="18"/>
+                <w:szCs w:val="18"/>
+              </w:rPr>
+            </w:pPr>
+            <w:r>
+              <w:rPr>
+                <w:rFonts w:ascii="Times New Roman" w:hAnsi="Times New Roman" w:eastAsia="微软雅黑" w:cs="Times New Roman"/>
+                <w:b/>
+                <w:bCs/>
+                <w:color w:val="000000"/>
+                <w:sz w:val="18"/>
+                <w:szCs w:val="18"/>
+              </w:rPr>
+              <w:t>RAD51D</w:t>
+            </w:r>
+          </w:p>
+        </w:tc>
+        <w:tc>
+          <w:tcPr>
+            <w:tcW w:w="9098" w:type="dxa"/>
+            <w:vAlign w:val="center"/>
+          </w:tcPr>
+          <w:p>
+            <w:pPr>
+              <w:keepNext w:val="0"/>
+              <w:keepLines w:val="0"/>
+              <w:pageBreakBefore w:val="0"/>
+              <w:widowControl w:val="0"/>
+              <w:kinsoku/>
+              <w:wordWrap/>
+              <w:overflowPunct/>
+              <w:topLinePunct w:val="0"/>
+              <w:autoSpaceDE/>
+              <w:autoSpaceDN/>
+              <w:bidi w:val="0"/>
+              <w:adjustRightInd/>
+              <w:snapToGrid/>
+              <w:spacing w:before="0" w:beforeLines="20" w:after="0" w:afterLines="20" w:line="260" w:lineRule="exact"/>
+              <w:jc w:val="both"/>
+              <w:textAlignment w:val="auto"/>
+              <w:rPr>
+                <w:rFonts w:ascii="Times New Roman" w:hAnsi="Times New Roman" w:eastAsia="微软雅黑" w:cs="Times New Roman"/>
+                <w:color w:val="000000"/>
+                <w:sz w:val="18"/>
+                <w:szCs w:val="18"/>
+                <w:lang w:eastAsia="zh-CN"/>
+              </w:rPr>
+            </w:pPr>
+            <w:r>
+              <w:rPr>
+                <w:rFonts w:ascii="Times New Roman" w:hAnsi="Times New Roman" w:eastAsia="微软雅黑" w:cs="Times New Roman"/>
+                <w:color w:val="000000"/>
+                <w:sz w:val="18"/>
+                <w:szCs w:val="18"/>
+                <w:lang w:eastAsia="zh-CN"/>
+              </w:rPr>
+              <w:t>酵母和人类的Rad51蛋白是大肠杆菌RecA蛋白的同源蛋白，Rad51蛋白通过介导DNA链配对及链交换而参与DNA同源重组修复。Rad51D基因位于染色体17q11，编码蛋白是Rad51蛋白的5种同源物之一。Rad51D同其它一种或多种同源物存在相互作用如RAD51L1、RAD51L2和XRCC2，可以形成杂合的二聚体或多聚体复合物，而不具有自身相互作用。Rad51D蛋白在基因同源重组中主要是担当辅助因子的角色，同Rad51蛋白和其它同源物配合协调这个过程，发挥必不可少的作用。与Rad51D相关的疾病包括结肠癌、皮肤癌、尿道癌等。</w:t>
+            </w:r>
+          </w:p>
+        </w:tc>
+      </w:tr>
+      <w:tr>
+        <w:tblPrEx>
+          <w:tblBorders>
+            <w:top w:val="single" w:color="A4A4A4" w:sz="4" w:space="0"/>
+            <w:left w:val="none" w:color="auto" w:sz="0" w:space="0"/>
+            <w:bottom w:val="single" w:color="A4A4A4" w:sz="4" w:space="0"/>
+            <w:right w:val="none" w:color="auto" w:sz="0" w:space="0"/>
+            <w:insideH w:val="single" w:color="A4A4A4" w:sz="4" w:space="0"/>
+            <w:insideV w:val="single" w:color="A4A4A4" w:sz="4" w:space="0"/>
+          </w:tblBorders>
+          <w:tblCellMar>
+            <w:top w:w="0" w:type="dxa"/>
+            <w:left w:w="113" w:type="dxa"/>
+            <w:bottom w:w="0" w:type="dxa"/>
+            <w:right w:w="113" w:type="dxa"/>
+          </w:tblCellMar>
+        </w:tblPrEx>
+        <w:trPr>
+          <w:trHeight w:val="0" w:hRule="atLeast"/>
+          <w:jc w:val="center"/>
+        </w:trPr>
+        <w:tc>
+          <w:tcPr>
+            <w:tcW w:w="1015" w:type="dxa"/>
+            <w:vAlign w:val="center"/>
+          </w:tcPr>
+          <w:p>
+            <w:pPr>
+              <w:keepNext w:val="0"/>
+              <w:keepLines w:val="0"/>
+              <w:pageBreakBefore w:val="0"/>
+              <w:widowControl w:val="0"/>
+              <w:kinsoku/>
+              <w:wordWrap/>
+              <w:overflowPunct/>
+              <w:topLinePunct w:val="0"/>
+              <w:autoSpaceDE/>
+              <w:autoSpaceDN/>
+              <w:bidi w:val="0"/>
+              <w:adjustRightInd/>
+              <w:snapToGrid/>
+              <w:spacing w:before="0" w:beforeLines="20" w:after="0" w:afterLines="20" w:line="260" w:lineRule="exact"/>
+              <w:jc w:val="center"/>
+              <w:textAlignment w:val="auto"/>
+              <w:rPr>
+                <w:rFonts w:ascii="Times New Roman" w:hAnsi="Times New Roman" w:eastAsia="微软雅黑" w:cs="Times New Roman"/>
+                <w:b/>
+                <w:bCs/>
+                <w:color w:val="000000"/>
+                <w:sz w:val="18"/>
+                <w:szCs w:val="18"/>
+              </w:rPr>
+            </w:pPr>
+            <w:r>
+              <w:rPr>
+                <w:rFonts w:ascii="Times New Roman" w:hAnsi="Times New Roman" w:eastAsia="微软雅黑" w:cs="Times New Roman"/>
+                <w:b/>
+                <w:bCs/>
+                <w:color w:val="000000"/>
+                <w:sz w:val="18"/>
+                <w:szCs w:val="18"/>
+              </w:rPr>
+              <w:t>RAD54L</w:t>
+            </w:r>
+          </w:p>
+        </w:tc>
+        <w:tc>
+          <w:tcPr>
+            <w:tcW w:w="9098" w:type="dxa"/>
+            <w:vAlign w:val="center"/>
+          </w:tcPr>
+          <w:p>
+            <w:pPr>
+              <w:keepNext w:val="0"/>
+              <w:keepLines w:val="0"/>
+              <w:pageBreakBefore w:val="0"/>
+              <w:widowControl w:val="0"/>
+              <w:kinsoku/>
+              <w:wordWrap/>
+              <w:overflowPunct/>
+              <w:topLinePunct w:val="0"/>
+              <w:autoSpaceDE/>
+              <w:autoSpaceDN/>
+              <w:bidi w:val="0"/>
+              <w:adjustRightInd/>
+              <w:snapToGrid/>
+              <w:spacing w:before="0" w:beforeLines="20" w:after="0" w:afterLines="20" w:line="260" w:lineRule="exact"/>
+              <w:jc w:val="both"/>
+              <w:textAlignment w:val="auto"/>
+              <w:rPr>
+                <w:rFonts w:ascii="Times New Roman" w:hAnsi="Times New Roman" w:eastAsia="微软雅黑" w:cs="Times New Roman"/>
+                <w:color w:val="000000"/>
+                <w:sz w:val="18"/>
+                <w:szCs w:val="18"/>
+                <w:lang w:eastAsia="zh-CN"/>
+              </w:rPr>
+            </w:pPr>
+            <w:r>
+              <w:rPr>
+                <w:rFonts w:ascii="Times New Roman" w:hAnsi="Times New Roman" w:eastAsia="微软雅黑" w:cs="Times New Roman"/>
+                <w:color w:val="000000"/>
+                <w:sz w:val="18"/>
+                <w:szCs w:val="18"/>
+                <w:lang w:eastAsia="zh-CN"/>
+              </w:rPr>
+              <w:t>RAD54L编码DEAD-类解旋酶蛋白，与酵母中的Rad54相似，该基因定位于1p34.1。参与DNA同源重组和修复相关。</w:t>
+            </w:r>
+            <w:r>
+              <w:rPr>
+                <w:rFonts w:hint="eastAsia" w:ascii="Times New Roman" w:hAnsi="Times New Roman" w:eastAsia="微软雅黑" w:cs="Times New Roman"/>
+                <w:color w:val="000000"/>
+                <w:sz w:val="18"/>
+                <w:szCs w:val="18"/>
+                <w:lang w:val="en-US" w:eastAsia="zh-CN"/>
+              </w:rPr>
+              <w:t>与</w:t>
+            </w:r>
+            <w:r>
+              <w:rPr>
+                <w:rFonts w:ascii="Times New Roman" w:hAnsi="Times New Roman" w:eastAsia="微软雅黑" w:cs="Times New Roman"/>
+                <w:color w:val="000000"/>
+                <w:sz w:val="18"/>
+                <w:szCs w:val="18"/>
+                <w:lang w:eastAsia="zh-CN"/>
+              </w:rPr>
+              <w:t>RAD54L相关的疾病包括家族性非霍金奇型淋巴瘤、结肠腺癌等。</w:t>
+            </w:r>
+          </w:p>
+        </w:tc>
+      </w:tr>
+      <w:tr>
+        <w:tblPrEx>
+          <w:tblBorders>
+            <w:top w:val="single" w:color="A4A4A4" w:sz="4" w:space="0"/>
+            <w:left w:val="none" w:color="auto" w:sz="0" w:space="0"/>
+            <w:bottom w:val="single" w:color="A4A4A4" w:sz="4" w:space="0"/>
+            <w:right w:val="none" w:color="auto" w:sz="0" w:space="0"/>
+            <w:insideH w:val="single" w:color="A4A4A4" w:sz="4" w:space="0"/>
+            <w:insideV w:val="single" w:color="A4A4A4" w:sz="4" w:space="0"/>
+          </w:tblBorders>
+          <w:tblCellMar>
+            <w:top w:w="0" w:type="dxa"/>
+            <w:left w:w="113" w:type="dxa"/>
+            <w:bottom w:w="0" w:type="dxa"/>
+            <w:right w:w="113" w:type="dxa"/>
+          </w:tblCellMar>
+        </w:tblPrEx>
+        <w:trPr>
+          <w:trHeight w:val="0" w:hRule="atLeast"/>
+          <w:jc w:val="center"/>
+        </w:trPr>
+        <w:tc>
+          <w:tcPr>
+            <w:tcW w:w="1015" w:type="dxa"/>
+            <w:tcBorders>
+              <w:tl2br w:val="nil"/>
+              <w:tr2bl w:val="nil"/>
+            </w:tcBorders>
+            <w:vAlign w:val="center"/>
+          </w:tcPr>
+          <w:p>
+            <w:pPr>
+              <w:keepNext w:val="0"/>
+              <w:keepLines w:val="0"/>
+              <w:pageBreakBefore w:val="0"/>
+              <w:widowControl w:val="0"/>
+              <w:kinsoku/>
+              <w:wordWrap/>
+              <w:overflowPunct/>
+              <w:topLinePunct w:val="0"/>
+              <w:autoSpaceDE/>
+              <w:autoSpaceDN/>
+              <w:bidi w:val="0"/>
+              <w:adjustRightInd/>
+              <w:snapToGrid/>
+              <w:spacing w:before="0" w:beforeLines="20" w:after="0" w:afterLines="20" w:line="260" w:lineRule="exact"/>
+              <w:jc w:val="center"/>
+              <w:textAlignment w:val="auto"/>
+              <w:rPr>
+                <w:rFonts w:ascii="Times New Roman" w:hAnsi="Times New Roman" w:eastAsia="微软雅黑" w:cs="Times New Roman"/>
+                <w:b/>
+                <w:bCs/>
+                <w:color w:val="000000"/>
+                <w:sz w:val="18"/>
+                <w:szCs w:val="18"/>
+              </w:rPr>
+            </w:pPr>
+            <w:r>
+              <w:rPr>
+                <w:rFonts w:ascii="Times New Roman" w:hAnsi="Times New Roman" w:eastAsia="微软雅黑" w:cs="Times New Roman"/>
+                <w:b/>
+                <w:bCs/>
+                <w:color w:val="000000"/>
+                <w:sz w:val="18"/>
+                <w:szCs w:val="18"/>
+              </w:rPr>
+              <w:t>TP53</w:t>
+            </w:r>
+          </w:p>
+        </w:tc>
+        <w:tc>
+          <w:tcPr>
+            <w:tcW w:w="9098" w:type="dxa"/>
+            <w:vAlign w:val="center"/>
+          </w:tcPr>
+          <w:p>
+            <w:pPr>
+              <w:keepNext w:val="0"/>
+              <w:keepLines w:val="0"/>
+              <w:pageBreakBefore w:val="0"/>
+              <w:widowControl w:val="0"/>
+              <w:kinsoku/>
+              <w:wordWrap/>
+              <w:overflowPunct/>
+              <w:topLinePunct w:val="0"/>
+              <w:autoSpaceDE/>
+              <w:autoSpaceDN/>
+              <w:bidi w:val="0"/>
+              <w:adjustRightInd/>
+              <w:snapToGrid/>
+              <w:spacing w:before="0" w:beforeLines="20" w:after="0" w:afterLines="20" w:line="260" w:lineRule="exact"/>
+              <w:jc w:val="both"/>
+              <w:textAlignment w:val="auto"/>
+              <w:rPr>
+                <w:rFonts w:ascii="Times New Roman" w:hAnsi="Times New Roman" w:eastAsia="微软雅黑" w:cs="Times New Roman"/>
+                <w:color w:val="000000"/>
+                <w:sz w:val="18"/>
+                <w:szCs w:val="18"/>
+                <w:lang w:eastAsia="zh-CN"/>
+              </w:rPr>
+            </w:pPr>
+            <w:r>
+              <w:rPr>
+                <w:rFonts w:ascii="Times New Roman" w:hAnsi="Times New Roman" w:eastAsia="微软雅黑" w:cs="Times New Roman"/>
+                <w:color w:val="000000"/>
+                <w:sz w:val="18"/>
+                <w:szCs w:val="18"/>
+                <w:lang w:eastAsia="zh-CN"/>
+              </w:rPr>
+              <w:t>TP53是抑癌基因，编码一个包括转录激活、DNA结合及寡聚化结构域肿瘤抑制子蛋白。该编码蛋白能响应不同细胞应激从而调控目标基因表达，从而诱导细胞周期停滞、细胞凋亡、衰老、DNA修复和代谢变化。该基因突变与多种人类癌症有关。TP53的胚系突变会导致家族性肉瘤综合征，从而导致成年人在早期发生乳腺癌，脑癌及白血病等。虽然在正常细胞中p53表达较低，但是包括丧失其抑癌功能的TP53突变可能导致在细胞核中p53表达增加及维持稳定状态，因此一些研究表明它可能还具有致癌作用。与TP53相关的疾病包括软组织和骨肉瘤、乳腺癌、脑癌、肾上腺皮质癌等。</w:t>
+            </w:r>
+          </w:p>
+        </w:tc>
+      </w:tr>
+      <w:tr>
+        <w:tblPrEx>
+          <w:tblBorders>
+            <w:top w:val="single" w:color="A4A4A4" w:sz="4" w:space="0"/>
+            <w:left w:val="none" w:color="auto" w:sz="0" w:space="0"/>
+            <w:bottom w:val="single" w:color="A4A4A4" w:sz="4" w:space="0"/>
+            <w:right w:val="none" w:color="auto" w:sz="0" w:space="0"/>
+            <w:insideH w:val="single" w:color="A4A4A4" w:sz="4" w:space="0"/>
+            <w:insideV w:val="single" w:color="A4A4A4" w:sz="4" w:space="0"/>
+          </w:tblBorders>
+          <w:tblCellMar>
+            <w:top w:w="0" w:type="dxa"/>
+            <w:left w:w="113" w:type="dxa"/>
+            <w:bottom w:w="0" w:type="dxa"/>
+            <w:right w:w="113" w:type="dxa"/>
+          </w:tblCellMar>
+        </w:tblPrEx>
+        <w:trPr>
+          <w:trHeight w:val="0" w:hRule="atLeast"/>
+          <w:jc w:val="center"/>
+        </w:trPr>
+        <w:tc>
+          <w:tcPr>
+            <w:tcW w:w="1015" w:type="dxa"/>
+            <w:tcBorders>
+              <w:tl2br w:val="nil"/>
+              <w:tr2bl w:val="nil"/>
+            </w:tcBorders>
+            <w:vAlign w:val="center"/>
+          </w:tcPr>
+          <w:p>
+            <w:pPr>
+              <w:keepNext w:val="0"/>
+              <w:keepLines w:val="0"/>
+              <w:pageBreakBefore w:val="0"/>
+              <w:widowControl w:val="0"/>
+              <w:kinsoku/>
+              <w:wordWrap/>
+              <w:overflowPunct/>
+              <w:topLinePunct w:val="0"/>
+              <w:autoSpaceDE/>
+              <w:autoSpaceDN/>
+              <w:bidi w:val="0"/>
+              <w:adjustRightInd/>
+              <w:snapToGrid/>
+              <w:spacing w:before="0" w:beforeLines="20" w:after="0" w:afterLines="20" w:line="260" w:lineRule="exact"/>
+              <w:jc w:val="center"/>
+              <w:textAlignment w:val="auto"/>
+              <w:rPr>
+                <w:rFonts w:ascii="Times New Roman" w:hAnsi="Times New Roman" w:eastAsia="微软雅黑" w:cs="Times New Roman"/>
+                <w:b/>
+                <w:bCs/>
+                <w:color w:val="000000"/>
+                <w:sz w:val="18"/>
+                <w:szCs w:val="18"/>
+              </w:rPr>
+            </w:pPr>
+            <w:r>
+              <w:rPr>
+                <w:rFonts w:ascii="Times New Roman" w:hAnsi="Times New Roman" w:eastAsia="微软雅黑" w:cs="Times New Roman"/>
+                <w:b/>
+                <w:bCs/>
+                <w:color w:val="000000"/>
+                <w:sz w:val="18"/>
+                <w:szCs w:val="18"/>
+              </w:rPr>
+              <w:t>CDH1</w:t>
+            </w:r>
+          </w:p>
+        </w:tc>
+        <w:tc>
+          <w:tcPr>
+            <w:tcW w:w="9098" w:type="dxa"/>
+            <w:vAlign w:val="center"/>
+          </w:tcPr>
+          <w:p>
+            <w:pPr>
+              <w:keepNext w:val="0"/>
+              <w:keepLines w:val="0"/>
+              <w:pageBreakBefore w:val="0"/>
+              <w:widowControl w:val="0"/>
+              <w:kinsoku/>
+              <w:wordWrap/>
+              <w:overflowPunct/>
+              <w:topLinePunct w:val="0"/>
+              <w:autoSpaceDE/>
+              <w:autoSpaceDN/>
+              <w:bidi w:val="0"/>
+              <w:adjustRightInd/>
+              <w:snapToGrid/>
+              <w:spacing w:before="0" w:beforeLines="20" w:after="0" w:afterLines="20" w:line="260" w:lineRule="exact"/>
+              <w:jc w:val="both"/>
+              <w:textAlignment w:val="auto"/>
+              <w:rPr>
+                <w:rFonts w:ascii="Times New Roman" w:hAnsi="Times New Roman" w:eastAsia="微软雅黑" w:cs="Times New Roman"/>
+                <w:color w:val="000000"/>
+                <w:sz w:val="18"/>
+                <w:szCs w:val="18"/>
+                <w:lang w:eastAsia="zh-CN"/>
+              </w:rPr>
+            </w:pPr>
+            <w:r>
+              <w:rPr>
+                <w:rFonts w:ascii="Times New Roman" w:hAnsi="Times New Roman" w:eastAsia="微软雅黑" w:cs="Times New Roman"/>
+                <w:color w:val="000000"/>
+                <w:sz w:val="18"/>
+                <w:szCs w:val="18"/>
+                <w:lang w:eastAsia="zh-CN"/>
+              </w:rPr>
+              <w:t>CDH1是抑癌基因，CpG岛的甲基化使得其表达受到抑制。钙黏着蛋白是钙依赖性的细胞粘附蛋白，参与调节细胞与细胞间粘连、流动性和上皮增生细胞。该蛋白的低表达会导致细胞运动及转移。与CDH1相关的疾病包括胃癌、乳腺癌、肠癌、甲状腺癌等。</w:t>
+            </w:r>
+          </w:p>
+        </w:tc>
+      </w:tr>
+      <w:tr>
+        <w:tblPrEx>
+          <w:tblBorders>
+            <w:top w:val="single" w:color="A4A4A4" w:sz="4" w:space="0"/>
+            <w:left w:val="none" w:color="auto" w:sz="0" w:space="0"/>
+            <w:bottom w:val="single" w:color="A4A4A4" w:sz="4" w:space="0"/>
+            <w:right w:val="none" w:color="auto" w:sz="0" w:space="0"/>
+            <w:insideH w:val="single" w:color="A4A4A4" w:sz="4" w:space="0"/>
+            <w:insideV w:val="single" w:color="A4A4A4" w:sz="4" w:space="0"/>
+          </w:tblBorders>
+          <w:tblCellMar>
+            <w:top w:w="0" w:type="dxa"/>
+            <w:left w:w="113" w:type="dxa"/>
+            <w:bottom w:w="0" w:type="dxa"/>
+            <w:right w:w="113" w:type="dxa"/>
+          </w:tblCellMar>
+        </w:tblPrEx>
+        <w:trPr>
+          <w:trHeight w:val="0" w:hRule="atLeast"/>
+          <w:jc w:val="center"/>
+        </w:trPr>
+        <w:tc>
+          <w:tcPr>
+            <w:tcW w:w="1015" w:type="dxa"/>
+            <w:tcBorders>
+              <w:tl2br w:val="nil"/>
+              <w:tr2bl w:val="nil"/>
+            </w:tcBorders>
+            <w:vAlign w:val="center"/>
+          </w:tcPr>
+          <w:p>
+            <w:pPr>
+              <w:keepNext w:val="0"/>
+              <w:keepLines w:val="0"/>
+              <w:pageBreakBefore w:val="0"/>
+              <w:widowControl w:val="0"/>
+              <w:kinsoku/>
+              <w:wordWrap/>
+              <w:overflowPunct/>
+              <w:topLinePunct w:val="0"/>
+              <w:autoSpaceDE/>
+              <w:autoSpaceDN/>
+              <w:bidi w:val="0"/>
+              <w:adjustRightInd/>
+              <w:snapToGrid/>
+              <w:spacing w:before="0" w:beforeLines="20" w:after="0" w:afterLines="20" w:line="260" w:lineRule="exact"/>
+              <w:jc w:val="center"/>
+              <w:textAlignment w:val="auto"/>
+              <w:rPr>
+                <w:rFonts w:ascii="Times New Roman" w:hAnsi="Times New Roman" w:eastAsia="微软雅黑" w:cs="Times New Roman"/>
+                <w:b/>
+                <w:bCs/>
+                <w:color w:val="000000"/>
+                <w:sz w:val="18"/>
+                <w:szCs w:val="18"/>
+              </w:rPr>
+            </w:pPr>
+            <w:r>
+              <w:rPr>
+                <w:rFonts w:ascii="Times New Roman" w:hAnsi="Times New Roman" w:eastAsia="微软雅黑" w:cs="Times New Roman"/>
+                <w:b/>
+                <w:bCs/>
+                <w:color w:val="000000"/>
+                <w:sz w:val="18"/>
+                <w:szCs w:val="18"/>
+              </w:rPr>
+              <w:t>EPCAM</w:t>
+            </w:r>
+          </w:p>
+        </w:tc>
+        <w:tc>
+          <w:tcPr>
+            <w:tcW w:w="9098" w:type="dxa"/>
+            <w:vAlign w:val="center"/>
+          </w:tcPr>
+          <w:p>
+            <w:pPr>
+              <w:keepNext w:val="0"/>
+              <w:keepLines w:val="0"/>
+              <w:pageBreakBefore w:val="0"/>
+              <w:widowControl w:val="0"/>
+              <w:kinsoku/>
+              <w:wordWrap/>
+              <w:overflowPunct/>
+              <w:topLinePunct w:val="0"/>
+              <w:autoSpaceDE/>
+              <w:autoSpaceDN/>
+              <w:bidi w:val="0"/>
+              <w:adjustRightInd/>
+              <w:snapToGrid/>
+              <w:spacing w:before="0" w:beforeLines="20" w:after="0" w:afterLines="20" w:line="260" w:lineRule="exact"/>
+              <w:jc w:val="both"/>
+              <w:textAlignment w:val="auto"/>
+              <w:rPr>
+                <w:rFonts w:ascii="Times New Roman" w:hAnsi="Times New Roman" w:eastAsia="微软雅黑" w:cs="Times New Roman"/>
+                <w:color w:val="000000"/>
+                <w:sz w:val="18"/>
+                <w:szCs w:val="18"/>
+                <w:lang w:eastAsia="zh-CN"/>
+              </w:rPr>
+            </w:pPr>
+            <w:r>
+              <w:rPr>
+                <w:rFonts w:ascii="Times New Roman" w:hAnsi="Times New Roman" w:eastAsia="微软雅黑" w:cs="Times New Roman"/>
+                <w:color w:val="000000"/>
+                <w:sz w:val="18"/>
+                <w:szCs w:val="18"/>
+                <w:lang w:eastAsia="zh-CN"/>
+              </w:rPr>
+              <w:t>EPCAM是一类I型跨膜糖蛋白，EPCAM分子的胞膜外区由242个氨基酸组成一个表皮生长因子（EGF）样和一个甲状腺球蛋白样结构域。其中甲状腺球蛋白样序列可在细胞水平抑制与肿瘤转移相关的组织蛋白酶；跨膜区由23个氨基酸组成；胞浆区由26个氨基酸组成，带有数个</w:t>
+            </w:r>
+            <w:r>
+              <w:rPr>
+                <w:rFonts w:ascii="Times New Roman" w:hAnsi="Times New Roman" w:eastAsia="微软雅黑" w:cs="Times New Roman"/>
+                <w:color w:val="000000"/>
+                <w:sz w:val="18"/>
+                <w:szCs w:val="18"/>
+              </w:rPr>
+              <w:t>α</w:t>
+            </w:r>
+            <w:r>
+              <w:rPr>
+                <w:rFonts w:ascii="Times New Roman" w:hAnsi="Times New Roman" w:eastAsia="微软雅黑" w:cs="Times New Roman"/>
+                <w:color w:val="000000"/>
+                <w:sz w:val="18"/>
+                <w:szCs w:val="18"/>
+                <w:lang w:eastAsia="zh-CN"/>
+              </w:rPr>
+              <w:t>-actinin的结合位点。其在正常组织中只局限性的表达在上皮组织的基底膜处，但在快速增殖的肿瘤细胞中则大量表达。EPCAM在肿瘤组织中的过度表达与肿瘤的发生发展及预后密切相关。与EPCAM相关的疾病包括前列腺癌、胃癌、肝癌、胆管癌、结直肠癌、子宫内膜癌、乳腺癌等。</w:t>
+            </w:r>
+          </w:p>
+        </w:tc>
+      </w:tr>
+      <w:tr>
+        <w:tblPrEx>
+          <w:tblBorders>
+            <w:top w:val="single" w:color="A4A4A4" w:sz="4" w:space="0"/>
+            <w:left w:val="none" w:color="auto" w:sz="0" w:space="0"/>
+            <w:bottom w:val="single" w:color="A4A4A4" w:sz="4" w:space="0"/>
+            <w:right w:val="none" w:color="auto" w:sz="0" w:space="0"/>
+            <w:insideH w:val="single" w:color="A4A4A4" w:sz="4" w:space="0"/>
+            <w:insideV w:val="single" w:color="A4A4A4" w:sz="4" w:space="0"/>
+          </w:tblBorders>
+          <w:tblCellMar>
+            <w:top w:w="0" w:type="dxa"/>
+            <w:left w:w="113" w:type="dxa"/>
+            <w:bottom w:w="0" w:type="dxa"/>
+            <w:right w:w="113" w:type="dxa"/>
+          </w:tblCellMar>
+        </w:tblPrEx>
+        <w:trPr>
+          <w:trHeight w:val="0" w:hRule="atLeast"/>
+          <w:jc w:val="center"/>
+        </w:trPr>
+        <w:tc>
+          <w:tcPr>
+            <w:tcW w:w="1015" w:type="dxa"/>
+            <w:tcBorders>
+              <w:tl2br w:val="nil"/>
+              <w:tr2bl w:val="nil"/>
+            </w:tcBorders>
+            <w:vAlign w:val="center"/>
+          </w:tcPr>
+          <w:p>
+            <w:pPr>
+              <w:keepNext w:val="0"/>
+              <w:keepLines w:val="0"/>
+              <w:pageBreakBefore w:val="0"/>
+              <w:widowControl w:val="0"/>
+              <w:kinsoku/>
+              <w:wordWrap/>
+              <w:overflowPunct/>
+              <w:topLinePunct w:val="0"/>
+              <w:autoSpaceDE/>
+              <w:autoSpaceDN/>
+              <w:bidi w:val="0"/>
+              <w:adjustRightInd/>
+              <w:snapToGrid/>
+              <w:spacing w:before="0" w:beforeLines="20" w:after="0" w:afterLines="20" w:line="260" w:lineRule="exact"/>
+              <w:jc w:val="center"/>
+              <w:textAlignment w:val="auto"/>
+              <w:rPr>
+                <w:rFonts w:ascii="Times New Roman" w:hAnsi="Times New Roman" w:eastAsia="微软雅黑" w:cs="Times New Roman"/>
+                <w:b/>
+                <w:bCs/>
+                <w:color w:val="000000"/>
+                <w:sz w:val="18"/>
+                <w:szCs w:val="18"/>
+              </w:rPr>
+            </w:pPr>
+            <w:r>
+              <w:rPr>
+                <w:rFonts w:ascii="Times New Roman" w:hAnsi="Times New Roman" w:eastAsia="微软雅黑" w:cs="Times New Roman"/>
+                <w:b/>
+                <w:bCs/>
+                <w:color w:val="000000"/>
+                <w:sz w:val="18"/>
+                <w:szCs w:val="18"/>
+              </w:rPr>
+              <w:t>MLH1</w:t>
+            </w:r>
+          </w:p>
+        </w:tc>
+        <w:tc>
+          <w:tcPr>
+            <w:tcW w:w="9098" w:type="dxa"/>
+            <w:vAlign w:val="center"/>
+          </w:tcPr>
+          <w:p>
+            <w:pPr>
+              <w:keepNext w:val="0"/>
+              <w:keepLines w:val="0"/>
+              <w:pageBreakBefore w:val="0"/>
+              <w:widowControl w:val="0"/>
+              <w:kinsoku/>
+              <w:wordWrap/>
+              <w:overflowPunct/>
+              <w:topLinePunct w:val="0"/>
+              <w:autoSpaceDE/>
+              <w:autoSpaceDN/>
+              <w:bidi w:val="0"/>
+              <w:adjustRightInd/>
+              <w:snapToGrid/>
+              <w:spacing w:before="0" w:beforeLines="20" w:after="0" w:afterLines="20" w:line="260" w:lineRule="exact"/>
+              <w:jc w:val="both"/>
+              <w:textAlignment w:val="auto"/>
+              <w:rPr>
+                <w:rFonts w:ascii="Times New Roman" w:hAnsi="Times New Roman" w:eastAsia="微软雅黑" w:cs="Times New Roman"/>
+                <w:color w:val="000000"/>
+                <w:sz w:val="18"/>
+                <w:szCs w:val="18"/>
+                <w:lang w:eastAsia="zh-CN"/>
+              </w:rPr>
+            </w:pPr>
+            <w:r>
+              <w:rPr>
+                <w:rFonts w:ascii="Times New Roman" w:hAnsi="Times New Roman" w:eastAsia="微软雅黑" w:cs="Times New Roman"/>
+                <w:color w:val="000000"/>
+                <w:sz w:val="18"/>
+                <w:szCs w:val="18"/>
+                <w:lang w:eastAsia="zh-CN"/>
+              </w:rPr>
+              <w:t>MLH1与PMS2结合形成MutL</w:t>
+            </w:r>
+            <w:r>
+              <w:rPr>
+                <w:rFonts w:ascii="Times New Roman" w:hAnsi="Times New Roman" w:eastAsia="微软雅黑" w:cs="Times New Roman"/>
+                <w:color w:val="000000"/>
+                <w:sz w:val="18"/>
+                <w:szCs w:val="18"/>
+              </w:rPr>
+              <w:t>α</w:t>
+            </w:r>
+            <w:r>
+              <w:rPr>
+                <w:rFonts w:ascii="Times New Roman" w:hAnsi="Times New Roman" w:eastAsia="微软雅黑" w:cs="Times New Roman"/>
+                <w:color w:val="000000"/>
+                <w:sz w:val="18"/>
+                <w:szCs w:val="18"/>
+                <w:lang w:eastAsia="zh-CN"/>
+              </w:rPr>
+              <w:t>，是DNA复制后错配修复复合物的一部分，参与DNA错配修复，同时也参与了DNA损伤修复。与MLH1相关的疾病包括结肠癌、结直肠癌、子宫内膜癌等。</w:t>
+            </w:r>
+          </w:p>
+        </w:tc>
+      </w:tr>
+      <w:tr>
+        <w:tblPrEx>
+          <w:tblBorders>
+            <w:top w:val="single" w:color="A4A4A4" w:sz="4" w:space="0"/>
+            <w:left w:val="none" w:color="auto" w:sz="0" w:space="0"/>
+            <w:bottom w:val="single" w:color="A4A4A4" w:sz="4" w:space="0"/>
+            <w:right w:val="none" w:color="auto" w:sz="0" w:space="0"/>
+            <w:insideH w:val="single" w:color="A4A4A4" w:sz="4" w:space="0"/>
+            <w:insideV w:val="single" w:color="A4A4A4" w:sz="4" w:space="0"/>
+          </w:tblBorders>
+          <w:tblCellMar>
+            <w:top w:w="0" w:type="dxa"/>
+            <w:left w:w="113" w:type="dxa"/>
+            <w:bottom w:w="0" w:type="dxa"/>
+            <w:right w:w="113" w:type="dxa"/>
+          </w:tblCellMar>
+        </w:tblPrEx>
+        <w:trPr>
+          <w:trHeight w:val="0" w:hRule="atLeast"/>
+          <w:jc w:val="center"/>
+        </w:trPr>
+        <w:tc>
+          <w:tcPr>
+            <w:tcW w:w="1015" w:type="dxa"/>
+            <w:tcBorders>
+              <w:tl2br w:val="nil"/>
+              <w:tr2bl w:val="nil"/>
+            </w:tcBorders>
+            <w:vAlign w:val="center"/>
+          </w:tcPr>
+          <w:p>
+            <w:pPr>
+              <w:keepNext w:val="0"/>
+              <w:keepLines w:val="0"/>
+              <w:pageBreakBefore w:val="0"/>
+              <w:widowControl w:val="0"/>
+              <w:kinsoku/>
+              <w:wordWrap/>
+              <w:overflowPunct/>
+              <w:topLinePunct w:val="0"/>
+              <w:autoSpaceDE/>
+              <w:autoSpaceDN/>
+              <w:bidi w:val="0"/>
+              <w:adjustRightInd/>
+              <w:snapToGrid/>
+              <w:spacing w:before="0" w:beforeLines="20" w:after="0" w:afterLines="20" w:line="260" w:lineRule="exact"/>
+              <w:jc w:val="center"/>
+              <w:textAlignment w:val="auto"/>
+              <w:rPr>
+                <w:rFonts w:ascii="Times New Roman" w:hAnsi="Times New Roman" w:eastAsia="微软雅黑" w:cs="Times New Roman"/>
+                <w:b/>
+                <w:bCs/>
+                <w:color w:val="000000"/>
+                <w:sz w:val="18"/>
+                <w:szCs w:val="18"/>
+              </w:rPr>
+            </w:pPr>
+            <w:r>
+              <w:rPr>
+                <w:rFonts w:ascii="Times New Roman" w:hAnsi="Times New Roman" w:eastAsia="微软雅黑" w:cs="Times New Roman"/>
+                <w:b/>
+                <w:bCs/>
+                <w:color w:val="000000"/>
+                <w:sz w:val="18"/>
+                <w:szCs w:val="18"/>
+              </w:rPr>
+              <w:t>NF1</w:t>
+            </w:r>
+          </w:p>
+        </w:tc>
+        <w:tc>
+          <w:tcPr>
+            <w:tcW w:w="9098" w:type="dxa"/>
+            <w:vAlign w:val="center"/>
+          </w:tcPr>
+          <w:p>
+            <w:pPr>
+              <w:keepNext w:val="0"/>
+              <w:keepLines w:val="0"/>
+              <w:pageBreakBefore w:val="0"/>
+              <w:widowControl w:val="0"/>
+              <w:kinsoku/>
+              <w:wordWrap/>
+              <w:overflowPunct/>
+              <w:topLinePunct w:val="0"/>
+              <w:autoSpaceDE/>
+              <w:autoSpaceDN/>
+              <w:bidi w:val="0"/>
+              <w:adjustRightInd/>
+              <w:snapToGrid/>
+              <w:spacing w:before="0" w:beforeLines="20" w:after="0" w:afterLines="20" w:line="260" w:lineRule="exact"/>
+              <w:jc w:val="both"/>
+              <w:textAlignment w:val="auto"/>
+              <w:rPr>
+                <w:rFonts w:ascii="Times New Roman" w:hAnsi="Times New Roman" w:eastAsia="微软雅黑" w:cs="Times New Roman"/>
+                <w:color w:val="000000"/>
+                <w:sz w:val="18"/>
+                <w:szCs w:val="18"/>
+                <w:lang w:eastAsia="zh-CN"/>
+              </w:rPr>
+            </w:pPr>
+            <w:r>
+              <w:rPr>
+                <w:rFonts w:ascii="Times New Roman" w:hAnsi="Times New Roman" w:eastAsia="微软雅黑" w:cs="Times New Roman"/>
+                <w:color w:val="000000"/>
+                <w:sz w:val="18"/>
+                <w:szCs w:val="18"/>
+                <w:lang w:eastAsia="zh-CN"/>
+              </w:rPr>
+              <w:t>NF1编码肿瘤抑制蛋白，抑制Ras蛋白的功能促进细胞生长及分化。在1型病例中，神经纤维蛋白的肿瘤抑制作用出现障碍或丧失，有可能遗传给后代。癌症发生时，NF1蛋白的肿瘤抑制功能受到损害，从而导致细胞生长不受控制。与NF1相关的疾病包括神经纤维瘤、单核细胞白血病、沃森综合征、黑色素瘤、肺癌、结直肠癌等。</w:t>
+            </w:r>
+          </w:p>
+        </w:tc>
+      </w:tr>
+      <w:tr>
+        <w:tblPrEx>
+          <w:tblBorders>
+            <w:top w:val="single" w:color="A4A4A4" w:sz="4" w:space="0"/>
+            <w:left w:val="none" w:color="auto" w:sz="0" w:space="0"/>
+            <w:bottom w:val="single" w:color="A4A4A4" w:sz="4" w:space="0"/>
+            <w:right w:val="none" w:color="auto" w:sz="0" w:space="0"/>
+            <w:insideH w:val="single" w:color="A4A4A4" w:sz="4" w:space="0"/>
+            <w:insideV w:val="single" w:color="A4A4A4" w:sz="4" w:space="0"/>
+          </w:tblBorders>
+          <w:tblCellMar>
+            <w:top w:w="0" w:type="dxa"/>
+            <w:left w:w="113" w:type="dxa"/>
+            <w:bottom w:w="0" w:type="dxa"/>
+            <w:right w:w="113" w:type="dxa"/>
+          </w:tblCellMar>
+        </w:tblPrEx>
+        <w:trPr>
+          <w:trHeight w:val="0" w:hRule="atLeast"/>
+          <w:jc w:val="center"/>
+        </w:trPr>
+        <w:tc>
+          <w:tcPr>
+            <w:tcW w:w="1015" w:type="dxa"/>
+            <w:tcBorders>
+              <w:tl2br w:val="nil"/>
+              <w:tr2bl w:val="nil"/>
+            </w:tcBorders>
+            <w:vAlign w:val="center"/>
+          </w:tcPr>
+          <w:p>
+            <w:pPr>
+              <w:keepNext w:val="0"/>
+              <w:keepLines w:val="0"/>
+              <w:pageBreakBefore w:val="0"/>
+              <w:widowControl w:val="0"/>
+              <w:kinsoku/>
+              <w:wordWrap/>
+              <w:overflowPunct/>
+              <w:topLinePunct w:val="0"/>
+              <w:autoSpaceDE/>
+              <w:autoSpaceDN/>
+              <w:bidi w:val="0"/>
+              <w:adjustRightInd/>
+              <w:snapToGrid/>
+              <w:spacing w:before="0" w:beforeLines="20" w:after="0" w:afterLines="20" w:line="260" w:lineRule="exact"/>
+              <w:jc w:val="center"/>
+              <w:textAlignment w:val="auto"/>
+              <w:rPr>
+                <w:rFonts w:ascii="Times New Roman" w:hAnsi="Times New Roman" w:eastAsia="微软雅黑" w:cs="Times New Roman"/>
+                <w:b/>
+                <w:bCs/>
+                <w:color w:val="000000"/>
+                <w:sz w:val="18"/>
+                <w:szCs w:val="18"/>
+              </w:rPr>
+            </w:pPr>
+            <w:r>
+              <w:rPr>
+                <w:rFonts w:ascii="Times New Roman" w:hAnsi="Times New Roman" w:eastAsia="微软雅黑" w:cs="Times New Roman"/>
+                <w:b/>
+                <w:bCs/>
+                <w:color w:val="000000"/>
+                <w:sz w:val="18"/>
+                <w:szCs w:val="18"/>
+              </w:rPr>
+              <w:t>STK11</w:t>
+            </w:r>
+          </w:p>
+        </w:tc>
+        <w:tc>
+          <w:tcPr>
+            <w:tcW w:w="9098" w:type="dxa"/>
+            <w:vAlign w:val="center"/>
+          </w:tcPr>
+          <w:p>
+            <w:pPr>
+              <w:keepNext w:val="0"/>
+              <w:keepLines w:val="0"/>
+              <w:pageBreakBefore w:val="0"/>
+              <w:widowControl w:val="0"/>
+              <w:kinsoku/>
+              <w:wordWrap/>
+              <w:overflowPunct/>
+              <w:topLinePunct w:val="0"/>
+              <w:autoSpaceDE/>
+              <w:autoSpaceDN/>
+              <w:bidi w:val="0"/>
+              <w:adjustRightInd/>
+              <w:snapToGrid/>
+              <w:spacing w:before="0" w:beforeLines="20" w:after="0" w:afterLines="20" w:line="260" w:lineRule="exact"/>
+              <w:jc w:val="both"/>
+              <w:textAlignment w:val="auto"/>
+              <w:rPr>
+                <w:rFonts w:ascii="Times New Roman" w:hAnsi="Times New Roman" w:eastAsia="微软雅黑" w:cs="Times New Roman"/>
+                <w:color w:val="000000"/>
+                <w:sz w:val="18"/>
+                <w:szCs w:val="18"/>
+                <w:lang w:eastAsia="zh-CN"/>
+              </w:rPr>
+            </w:pPr>
+            <w:r>
+              <w:rPr>
+                <w:rFonts w:ascii="Times New Roman" w:hAnsi="Times New Roman" w:eastAsia="微软雅黑" w:cs="Times New Roman"/>
+                <w:color w:val="000000"/>
+                <w:sz w:val="18"/>
+                <w:szCs w:val="18"/>
+                <w:lang w:eastAsia="zh-CN"/>
+              </w:rPr>
+              <w:t>STK11基因编码一种丝氨酸/苏氨酸激酶，为抑癌基因，定位于19p13.3。通过激活AMPK信号通路调节细胞生长、增殖、凋亡和DNA损伤修复。</w:t>
+            </w:r>
+            <w:r>
+              <w:rPr>
+                <w:rFonts w:ascii="Times New Roman" w:hAnsi="Times New Roman" w:eastAsia="微软雅黑" w:cs="Times New Roman"/>
+                <w:color w:val="000000"/>
+                <w:sz w:val="18"/>
+                <w:szCs w:val="18"/>
+              </w:rPr>
+              <w:t>与STK11相关的疾病包括Peutz-Jeghers综合征、睾丸生殖细胞肿瘤等。</w:t>
+            </w:r>
+          </w:p>
+        </w:tc>
+      </w:tr>
+      <w:tr>
+        <w:tblPrEx>
+          <w:tblBorders>
+            <w:top w:val="single" w:color="A4A4A4" w:sz="4" w:space="0"/>
+            <w:left w:val="none" w:color="auto" w:sz="0" w:space="0"/>
+            <w:bottom w:val="single" w:color="A4A4A4" w:sz="4" w:space="0"/>
+            <w:right w:val="none" w:color="auto" w:sz="0" w:space="0"/>
+            <w:insideH w:val="single" w:color="A4A4A4" w:sz="4" w:space="0"/>
+            <w:insideV w:val="single" w:color="A4A4A4" w:sz="4" w:space="0"/>
+          </w:tblBorders>
+          <w:tblCellMar>
+            <w:top w:w="0" w:type="dxa"/>
+            <w:left w:w="113" w:type="dxa"/>
+            <w:bottom w:w="0" w:type="dxa"/>
+            <w:right w:w="113" w:type="dxa"/>
+          </w:tblCellMar>
+        </w:tblPrEx>
+        <w:trPr>
+          <w:trHeight w:val="0" w:hRule="atLeast"/>
+          <w:jc w:val="center"/>
+        </w:trPr>
+        <w:tc>
+          <w:tcPr>
+            <w:tcW w:w="1015" w:type="dxa"/>
+            <w:tcBorders>
+              <w:tl2br w:val="nil"/>
+              <w:tr2bl w:val="nil"/>
+            </w:tcBorders>
+            <w:vAlign w:val="center"/>
+          </w:tcPr>
+          <w:p>
+            <w:pPr>
+              <w:keepNext w:val="0"/>
+              <w:keepLines w:val="0"/>
+              <w:pageBreakBefore w:val="0"/>
+              <w:widowControl w:val="0"/>
+              <w:kinsoku/>
+              <w:wordWrap/>
+              <w:overflowPunct/>
+              <w:topLinePunct w:val="0"/>
+              <w:autoSpaceDE/>
+              <w:autoSpaceDN/>
+              <w:bidi w:val="0"/>
+              <w:adjustRightInd/>
+              <w:snapToGrid/>
+              <w:spacing w:before="0" w:beforeLines="20" w:after="0" w:afterLines="20" w:line="260" w:lineRule="exact"/>
+              <w:jc w:val="center"/>
+              <w:textAlignment w:val="auto"/>
+              <w:rPr>
+                <w:rFonts w:ascii="Times New Roman" w:hAnsi="Times New Roman" w:eastAsia="微软雅黑" w:cs="Times New Roman"/>
+                <w:b/>
+                <w:bCs/>
+                <w:color w:val="000000"/>
+                <w:sz w:val="18"/>
+                <w:szCs w:val="18"/>
+              </w:rPr>
+            </w:pPr>
+            <w:r>
+              <w:rPr>
+                <w:rFonts w:ascii="Times New Roman" w:hAnsi="Times New Roman" w:eastAsia="微软雅黑" w:cs="Times New Roman"/>
+                <w:b/>
+                <w:bCs/>
+                <w:color w:val="000000"/>
+                <w:sz w:val="18"/>
+                <w:szCs w:val="18"/>
+              </w:rPr>
+              <w:t>APC</w:t>
+            </w:r>
+          </w:p>
+        </w:tc>
+        <w:tc>
+          <w:tcPr>
+            <w:tcW w:w="9098" w:type="dxa"/>
+            <w:vAlign w:val="center"/>
+          </w:tcPr>
+          <w:p>
+            <w:pPr>
+              <w:keepNext w:val="0"/>
+              <w:keepLines w:val="0"/>
+              <w:pageBreakBefore w:val="0"/>
+              <w:widowControl w:val="0"/>
+              <w:kinsoku/>
+              <w:wordWrap/>
+              <w:overflowPunct/>
+              <w:topLinePunct w:val="0"/>
+              <w:autoSpaceDE/>
+              <w:autoSpaceDN/>
+              <w:bidi w:val="0"/>
+              <w:adjustRightInd/>
+              <w:snapToGrid/>
+              <w:spacing w:before="0" w:beforeLines="20" w:after="0" w:afterLines="20" w:line="260" w:lineRule="exact"/>
+              <w:jc w:val="both"/>
+              <w:textAlignment w:val="auto"/>
+              <w:rPr>
+                <w:rFonts w:ascii="Times New Roman" w:hAnsi="Times New Roman" w:eastAsia="微软雅黑" w:cs="Times New Roman"/>
+                <w:color w:val="000000"/>
+                <w:sz w:val="18"/>
+                <w:szCs w:val="18"/>
+                <w:lang w:eastAsia="zh-CN"/>
+              </w:rPr>
+            </w:pPr>
+            <w:r>
+              <w:rPr>
+                <w:rFonts w:ascii="Times New Roman" w:hAnsi="Times New Roman" w:eastAsia="微软雅黑" w:cs="Times New Roman"/>
+                <w:color w:val="000000"/>
+                <w:sz w:val="18"/>
+                <w:szCs w:val="18"/>
+                <w:lang w:eastAsia="zh-CN"/>
+              </w:rPr>
+              <w:t>APC基因编码结肠腺瘤样息肉蛋白，定位于5q22.2。该基因为抑癌基因，为Wnt信号通路调节子，与细胞的迁移/黏附、转录激活和凋亡相关。与APC相关的疾病包括家族性腺瘤性息肉病1型和遗传性硬纤维病。</w:t>
+            </w:r>
+          </w:p>
+        </w:tc>
+      </w:tr>
+      <w:tr>
+        <w:tblPrEx>
+          <w:tblBorders>
+            <w:top w:val="single" w:color="A4A4A4" w:sz="4" w:space="0"/>
+            <w:left w:val="none" w:color="auto" w:sz="0" w:space="0"/>
+            <w:bottom w:val="single" w:color="A4A4A4" w:sz="4" w:space="0"/>
+            <w:right w:val="none" w:color="auto" w:sz="0" w:space="0"/>
+            <w:insideH w:val="single" w:color="A4A4A4" w:sz="4" w:space="0"/>
+            <w:insideV w:val="single" w:color="A4A4A4" w:sz="4" w:space="0"/>
+          </w:tblBorders>
+          <w:tblCellMar>
+            <w:top w:w="0" w:type="dxa"/>
+            <w:left w:w="113" w:type="dxa"/>
+            <w:bottom w:w="0" w:type="dxa"/>
+            <w:right w:w="113" w:type="dxa"/>
+          </w:tblCellMar>
+        </w:tblPrEx>
+        <w:trPr>
+          <w:trHeight w:val="0" w:hRule="atLeast"/>
+          <w:jc w:val="center"/>
+        </w:trPr>
+        <w:tc>
+          <w:tcPr>
+            <w:tcW w:w="1015" w:type="dxa"/>
+            <w:tcBorders>
+              <w:tl2br w:val="nil"/>
+              <w:tr2bl w:val="nil"/>
+            </w:tcBorders>
+            <w:vAlign w:val="center"/>
+          </w:tcPr>
+          <w:p>
+            <w:pPr>
+              <w:keepNext w:val="0"/>
+              <w:keepLines w:val="0"/>
+              <w:pageBreakBefore w:val="0"/>
+              <w:widowControl w:val="0"/>
+              <w:kinsoku/>
+              <w:wordWrap/>
+              <w:overflowPunct/>
+              <w:topLinePunct w:val="0"/>
+              <w:autoSpaceDE/>
+              <w:autoSpaceDN/>
+              <w:bidi w:val="0"/>
+              <w:adjustRightInd/>
+              <w:snapToGrid/>
+              <w:spacing w:before="0" w:beforeLines="20" w:after="0" w:afterLines="20" w:line="260" w:lineRule="exact"/>
+              <w:jc w:val="center"/>
+              <w:textAlignment w:val="auto"/>
+              <w:rPr>
+                <w:rFonts w:ascii="Times New Roman" w:hAnsi="Times New Roman" w:eastAsia="微软雅黑" w:cs="Times New Roman"/>
+                <w:b/>
+                <w:bCs/>
+                <w:color w:val="000000"/>
+                <w:sz w:val="18"/>
+                <w:szCs w:val="18"/>
+              </w:rPr>
+            </w:pPr>
+            <w:r>
+              <w:rPr>
+                <w:rFonts w:ascii="Times New Roman" w:hAnsi="Times New Roman" w:eastAsia="微软雅黑" w:cs="Times New Roman"/>
+                <w:b/>
+                <w:bCs/>
+                <w:color w:val="000000"/>
+                <w:sz w:val="18"/>
+                <w:szCs w:val="18"/>
+              </w:rPr>
+              <w:t>MUTYH</w:t>
+            </w:r>
+          </w:p>
+        </w:tc>
+        <w:tc>
+          <w:tcPr>
+            <w:tcW w:w="9098" w:type="dxa"/>
+            <w:vAlign w:val="center"/>
+          </w:tcPr>
+          <w:p>
+            <w:pPr>
+              <w:keepNext w:val="0"/>
+              <w:keepLines w:val="0"/>
+              <w:pageBreakBefore w:val="0"/>
+              <w:widowControl w:val="0"/>
+              <w:kinsoku/>
+              <w:wordWrap/>
+              <w:overflowPunct/>
+              <w:topLinePunct w:val="0"/>
+              <w:autoSpaceDE/>
+              <w:autoSpaceDN/>
+              <w:bidi w:val="0"/>
+              <w:adjustRightInd/>
+              <w:snapToGrid/>
+              <w:spacing w:before="0" w:beforeLines="20" w:after="0" w:afterLines="20" w:line="260" w:lineRule="exact"/>
+              <w:jc w:val="both"/>
+              <w:textAlignment w:val="auto"/>
+              <w:rPr>
+                <w:rFonts w:ascii="Times New Roman" w:hAnsi="Times New Roman" w:eastAsia="微软雅黑" w:cs="Times New Roman"/>
+                <w:color w:val="000000"/>
+                <w:sz w:val="18"/>
+                <w:szCs w:val="18"/>
+                <w:lang w:eastAsia="zh-CN"/>
+              </w:rPr>
+            </w:pPr>
+            <w:r>
+              <w:rPr>
+                <w:rFonts w:ascii="Times New Roman" w:hAnsi="Times New Roman" w:eastAsia="微软雅黑" w:cs="Times New Roman"/>
+                <w:color w:val="000000"/>
+                <w:sz w:val="18"/>
+                <w:szCs w:val="18"/>
+                <w:lang w:eastAsia="zh-CN"/>
+              </w:rPr>
+              <w:t>MUTYH编码一个DNA糖基化酶，在DNA氧化损伤修复中发挥作用。蛋白定位在细胞核以及线粒体内。MUTYH蛋白失活易导致肿瘤的发生。与MUTYH相关的疾病包括结直肠癌、子宫内膜癌、胃癌等。</w:t>
+            </w:r>
+          </w:p>
+        </w:tc>
+      </w:tr>
+      <w:tr>
+        <w:tblPrEx>
+          <w:tblBorders>
+            <w:top w:val="single" w:color="A4A4A4" w:sz="4" w:space="0"/>
+            <w:left w:val="none" w:color="auto" w:sz="0" w:space="0"/>
+            <w:bottom w:val="single" w:color="A4A4A4" w:sz="4" w:space="0"/>
+            <w:right w:val="none" w:color="auto" w:sz="0" w:space="0"/>
+            <w:insideH w:val="single" w:color="A4A4A4" w:sz="4" w:space="0"/>
+            <w:insideV w:val="single" w:color="A4A4A4" w:sz="4" w:space="0"/>
+          </w:tblBorders>
+          <w:tblCellMar>
+            <w:top w:w="0" w:type="dxa"/>
+            <w:left w:w="113" w:type="dxa"/>
+            <w:bottom w:w="0" w:type="dxa"/>
+            <w:right w:w="113" w:type="dxa"/>
+          </w:tblCellMar>
+        </w:tblPrEx>
+        <w:trPr>
+          <w:trHeight w:val="0" w:hRule="atLeast"/>
+          <w:jc w:val="center"/>
+        </w:trPr>
+        <w:tc>
+          <w:tcPr>
+            <w:tcW w:w="1015" w:type="dxa"/>
+            <w:tcBorders>
+              <w:tl2br w:val="nil"/>
+              <w:tr2bl w:val="nil"/>
+            </w:tcBorders>
+            <w:vAlign w:val="center"/>
+          </w:tcPr>
+          <w:p>
+            <w:pPr>
+              <w:keepNext w:val="0"/>
+              <w:keepLines w:val="0"/>
+              <w:pageBreakBefore w:val="0"/>
+              <w:widowControl w:val="0"/>
+              <w:kinsoku/>
+              <w:wordWrap/>
+              <w:overflowPunct/>
+              <w:topLinePunct w:val="0"/>
+              <w:autoSpaceDE/>
+              <w:autoSpaceDN/>
+              <w:bidi w:val="0"/>
+              <w:adjustRightInd/>
+              <w:snapToGrid/>
+              <w:spacing w:before="0" w:beforeLines="20" w:after="0" w:afterLines="20" w:line="260" w:lineRule="exact"/>
+              <w:jc w:val="center"/>
+              <w:textAlignment w:val="auto"/>
+              <w:rPr>
+                <w:rFonts w:ascii="Times New Roman" w:hAnsi="Times New Roman" w:eastAsia="微软雅黑" w:cs="Times New Roman"/>
+                <w:b/>
+                <w:bCs/>
+                <w:color w:val="000000"/>
+                <w:sz w:val="18"/>
+                <w:szCs w:val="18"/>
+              </w:rPr>
+            </w:pPr>
+            <w:r>
+              <w:rPr>
+                <w:rFonts w:ascii="Times New Roman" w:hAnsi="Times New Roman" w:eastAsia="微软雅黑" w:cs="Times New Roman"/>
+                <w:b/>
+                <w:bCs/>
+                <w:color w:val="000000"/>
+                <w:sz w:val="18"/>
+                <w:szCs w:val="18"/>
+              </w:rPr>
+              <w:t>AR</w:t>
+            </w:r>
+          </w:p>
+        </w:tc>
+        <w:tc>
+          <w:tcPr>
+            <w:tcW w:w="9098" w:type="dxa"/>
+            <w:vAlign w:val="center"/>
+          </w:tcPr>
+          <w:p>
+            <w:pPr>
+              <w:keepNext w:val="0"/>
+              <w:keepLines w:val="0"/>
+              <w:pageBreakBefore w:val="0"/>
+              <w:widowControl w:val="0"/>
+              <w:kinsoku/>
+              <w:wordWrap/>
+              <w:overflowPunct/>
+              <w:topLinePunct w:val="0"/>
+              <w:autoSpaceDE/>
+              <w:autoSpaceDN/>
+              <w:bidi w:val="0"/>
+              <w:adjustRightInd/>
+              <w:snapToGrid/>
+              <w:spacing w:before="0" w:beforeLines="20" w:after="0" w:afterLines="20" w:line="260" w:lineRule="exact"/>
+              <w:jc w:val="both"/>
+              <w:textAlignment w:val="auto"/>
+              <w:rPr>
+                <w:rFonts w:ascii="Times New Roman" w:hAnsi="Times New Roman" w:eastAsia="微软雅黑" w:cs="Times New Roman"/>
+                <w:color w:val="000000"/>
+                <w:sz w:val="18"/>
+                <w:szCs w:val="18"/>
+                <w:lang w:eastAsia="zh-CN"/>
+              </w:rPr>
+            </w:pPr>
+            <w:r>
+              <w:rPr>
+                <w:rFonts w:ascii="Times New Roman" w:hAnsi="Times New Roman" w:eastAsia="微软雅黑" w:cs="Times New Roman"/>
+                <w:color w:val="000000"/>
+                <w:sz w:val="18"/>
+                <w:szCs w:val="18"/>
+                <w:lang w:eastAsia="zh-CN"/>
+              </w:rPr>
+              <w:t>AR基因定位于Xq11.2-12，包含有8个外显子和7个内含子，全长约90kb。AR属于核受体超家族中的类固醇受体，由四个结构域组成：N端转录激活区（NTD）、DNA结合区（DBD）、铰链区和配体结合区（LBD）。AR参与体内多种生长发育和代谢过程。与AR相关的疾病包括前列腺癌、侵袭性乳腺癌等。</w:t>
+            </w:r>
+          </w:p>
+        </w:tc>
+      </w:tr>
+      <w:tr>
+        <w:tblPrEx>
+          <w:tblBorders>
+            <w:top w:val="single" w:color="A4A4A4" w:sz="4" w:space="0"/>
+            <w:left w:val="none" w:color="auto" w:sz="0" w:space="0"/>
+            <w:bottom w:val="single" w:color="A4A4A4" w:sz="4" w:space="0"/>
+            <w:right w:val="none" w:color="auto" w:sz="0" w:space="0"/>
+            <w:insideH w:val="single" w:color="A4A4A4" w:sz="4" w:space="0"/>
+            <w:insideV w:val="single" w:color="A4A4A4" w:sz="4" w:space="0"/>
+          </w:tblBorders>
+          <w:tblCellMar>
+            <w:top w:w="0" w:type="dxa"/>
+            <w:left w:w="113" w:type="dxa"/>
+            <w:bottom w:w="0" w:type="dxa"/>
+            <w:right w:w="113" w:type="dxa"/>
+          </w:tblCellMar>
+        </w:tblPrEx>
+        <w:trPr>
+          <w:trHeight w:val="0" w:hRule="atLeast"/>
+          <w:jc w:val="center"/>
+        </w:trPr>
+        <w:tc>
+          <w:tcPr>
+            <w:tcW w:w="1015" w:type="dxa"/>
+            <w:tcBorders>
+              <w:tl2br w:val="nil"/>
+              <w:tr2bl w:val="nil"/>
+            </w:tcBorders>
+            <w:vAlign w:val="center"/>
+          </w:tcPr>
+          <w:p>
+            <w:pPr>
+              <w:keepNext w:val="0"/>
+              <w:keepLines w:val="0"/>
+              <w:pageBreakBefore w:val="0"/>
+              <w:widowControl w:val="0"/>
+              <w:kinsoku/>
+              <w:wordWrap/>
+              <w:overflowPunct/>
+              <w:topLinePunct w:val="0"/>
+              <w:autoSpaceDE/>
+              <w:autoSpaceDN/>
+              <w:bidi w:val="0"/>
+              <w:adjustRightInd/>
+              <w:snapToGrid/>
+              <w:spacing w:before="0" w:beforeLines="20" w:after="0" w:afterLines="20" w:line="260" w:lineRule="exact"/>
+              <w:jc w:val="center"/>
+              <w:textAlignment w:val="auto"/>
+              <w:rPr>
+                <w:rFonts w:ascii="Times New Roman" w:hAnsi="Times New Roman" w:eastAsia="微软雅黑" w:cs="Times New Roman"/>
+                <w:b/>
+                <w:bCs/>
+                <w:color w:val="000000"/>
+                <w:sz w:val="18"/>
+                <w:szCs w:val="18"/>
+              </w:rPr>
+            </w:pPr>
+            <w:r>
+              <w:rPr>
+                <w:rFonts w:ascii="Times New Roman" w:hAnsi="Times New Roman" w:eastAsia="微软雅黑" w:cs="Times New Roman"/>
+                <w:b/>
+                <w:bCs/>
+                <w:color w:val="000000"/>
+                <w:sz w:val="18"/>
+                <w:szCs w:val="18"/>
+              </w:rPr>
+              <w:t>ESR1</w:t>
+            </w:r>
+          </w:p>
+        </w:tc>
+        <w:tc>
+          <w:tcPr>
+            <w:tcW w:w="9098" w:type="dxa"/>
+            <w:vAlign w:val="center"/>
+          </w:tcPr>
+          <w:p>
+            <w:pPr>
+              <w:keepNext w:val="0"/>
+              <w:keepLines w:val="0"/>
+              <w:pageBreakBefore w:val="0"/>
+              <w:widowControl w:val="0"/>
+              <w:kinsoku/>
+              <w:wordWrap/>
+              <w:overflowPunct/>
+              <w:topLinePunct w:val="0"/>
+              <w:autoSpaceDE/>
+              <w:autoSpaceDN/>
+              <w:bidi w:val="0"/>
+              <w:adjustRightInd/>
+              <w:snapToGrid/>
+              <w:spacing w:before="0" w:beforeLines="20" w:after="0" w:afterLines="20" w:line="260" w:lineRule="exact"/>
+              <w:jc w:val="both"/>
+              <w:textAlignment w:val="auto"/>
+              <w:rPr>
+                <w:rFonts w:ascii="Times New Roman" w:hAnsi="Times New Roman" w:eastAsia="微软雅黑" w:cs="Times New Roman"/>
+                <w:color w:val="000000"/>
+                <w:sz w:val="18"/>
+                <w:szCs w:val="18"/>
+                <w:lang w:eastAsia="zh-CN"/>
+              </w:rPr>
+            </w:pPr>
+            <w:r>
+              <w:rPr>
+                <w:rFonts w:ascii="Times New Roman" w:hAnsi="Times New Roman" w:eastAsia="微软雅黑" w:cs="Times New Roman"/>
+                <w:color w:val="000000"/>
+                <w:sz w:val="18"/>
+                <w:szCs w:val="18"/>
+                <w:lang w:eastAsia="zh-CN"/>
+              </w:rPr>
+              <w:t>ESR1/ER基因位于6号染色体，编码雌性激素受体，是一个多个结构域组成的配体激活的转录因子，是在正常乳腺上皮存在的性激素受体，因而能调控乳腺的生长、发育和细胞增殖。ER发生突变后，细胞增长失去控制，导致癌症的发生。与ESR1/ER相关的疾病包括乳腺癌、子宫内膜癌等。</w:t>
+            </w:r>
+          </w:p>
+        </w:tc>
+      </w:tr>
+      <w:tr>
+        <w:tblPrEx>
+          <w:tblBorders>
+            <w:top w:val="single" w:color="A4A4A4" w:sz="4" w:space="0"/>
+            <w:left w:val="none" w:color="auto" w:sz="0" w:space="0"/>
+            <w:bottom w:val="single" w:color="A4A4A4" w:sz="4" w:space="0"/>
+            <w:right w:val="none" w:color="auto" w:sz="0" w:space="0"/>
+            <w:insideH w:val="single" w:color="A4A4A4" w:sz="4" w:space="0"/>
+            <w:insideV w:val="single" w:color="A4A4A4" w:sz="4" w:space="0"/>
+          </w:tblBorders>
+          <w:tblCellMar>
+            <w:top w:w="0" w:type="dxa"/>
+            <w:left w:w="113" w:type="dxa"/>
+            <w:bottom w:w="0" w:type="dxa"/>
+            <w:right w:w="113" w:type="dxa"/>
+          </w:tblCellMar>
+        </w:tblPrEx>
+        <w:trPr>
+          <w:trHeight w:val="0" w:hRule="atLeast"/>
+          <w:jc w:val="center"/>
+        </w:trPr>
+        <w:tc>
+          <w:tcPr>
+            <w:tcW w:w="1015" w:type="dxa"/>
+            <w:tcBorders>
+              <w:tl2br w:val="nil"/>
+              <w:tr2bl w:val="nil"/>
+            </w:tcBorders>
+            <w:vAlign w:val="center"/>
+          </w:tcPr>
+          <w:p>
+            <w:pPr>
+              <w:keepNext w:val="0"/>
+              <w:keepLines w:val="0"/>
+              <w:pageBreakBefore w:val="0"/>
+              <w:widowControl w:val="0"/>
+              <w:kinsoku/>
+              <w:wordWrap/>
+              <w:overflowPunct/>
+              <w:topLinePunct w:val="0"/>
+              <w:autoSpaceDE/>
+              <w:autoSpaceDN/>
+              <w:bidi w:val="0"/>
+              <w:adjustRightInd/>
+              <w:snapToGrid/>
+              <w:spacing w:before="0" w:beforeLines="20" w:after="0" w:afterLines="20" w:line="260" w:lineRule="exact"/>
+              <w:jc w:val="center"/>
+              <w:textAlignment w:val="auto"/>
+              <w:rPr>
+                <w:rFonts w:ascii="Times New Roman" w:hAnsi="Times New Roman" w:eastAsia="微软雅黑" w:cs="Times New Roman"/>
+                <w:b/>
+                <w:bCs/>
+                <w:color w:val="000000"/>
+                <w:sz w:val="18"/>
+                <w:szCs w:val="18"/>
+              </w:rPr>
+            </w:pPr>
+            <w:r>
+              <w:rPr>
+                <w:rFonts w:ascii="Times New Roman" w:hAnsi="Times New Roman" w:eastAsia="微软雅黑" w:cs="Times New Roman"/>
+                <w:b/>
+                <w:bCs/>
+                <w:color w:val="000000"/>
+                <w:sz w:val="18"/>
+                <w:szCs w:val="18"/>
+              </w:rPr>
+              <w:t>ERBB2</w:t>
+            </w:r>
+          </w:p>
+        </w:tc>
+        <w:tc>
+          <w:tcPr>
+            <w:tcW w:w="9098" w:type="dxa"/>
+            <w:vAlign w:val="center"/>
+          </w:tcPr>
+          <w:p>
+            <w:pPr>
+              <w:keepNext w:val="0"/>
+              <w:keepLines w:val="0"/>
+              <w:pageBreakBefore w:val="0"/>
+              <w:widowControl w:val="0"/>
+              <w:kinsoku/>
+              <w:wordWrap/>
+              <w:overflowPunct/>
+              <w:topLinePunct w:val="0"/>
+              <w:autoSpaceDE/>
+              <w:autoSpaceDN/>
+              <w:bidi w:val="0"/>
+              <w:adjustRightInd/>
+              <w:snapToGrid/>
+              <w:spacing w:before="0" w:beforeLines="20" w:after="0" w:afterLines="20" w:line="260" w:lineRule="exact"/>
+              <w:jc w:val="both"/>
+              <w:textAlignment w:val="auto"/>
+              <w:rPr>
+                <w:rFonts w:ascii="Times New Roman" w:hAnsi="Times New Roman" w:eastAsia="微软雅黑" w:cs="Times New Roman"/>
+                <w:color w:val="000000"/>
+                <w:sz w:val="18"/>
+                <w:szCs w:val="18"/>
+                <w:lang w:eastAsia="zh-CN"/>
+              </w:rPr>
+            </w:pPr>
+            <w:r>
+              <w:rPr>
+                <w:rFonts w:ascii="Times New Roman" w:hAnsi="Times New Roman" w:eastAsia="微软雅黑" w:cs="Times New Roman"/>
+                <w:color w:val="000000"/>
+                <w:sz w:val="18"/>
+                <w:szCs w:val="18"/>
+                <w:lang w:eastAsia="zh-CN"/>
+              </w:rPr>
+              <w:t>ERBB2又称HER2，是原癌基因，编码蛋白属于EGFR家族。ERBB2是跨膜酪氨酸激酶受体，由胞外的结合结构域和胞内的激酶结构域构成，结合配体后发生二聚化，并激活下游信号通路，在细胞增殖、凋亡、细胞骨架重排等生物学过程中具有重要作用。ERBB2突变或扩增导致ERBB2激活，引起细胞过度增殖进而诱发肿瘤形成。与ERBB2相关的疾病包括乳腺癌、非小细胞肺癌等。</w:t>
+            </w:r>
+          </w:p>
+        </w:tc>
+      </w:tr>
+      <w:tr>
+        <w:tblPrEx>
+          <w:tblBorders>
+            <w:top w:val="single" w:color="A4A4A4" w:sz="4" w:space="0"/>
+            <w:left w:val="none" w:color="auto" w:sz="0" w:space="0"/>
+            <w:bottom w:val="single" w:color="A4A4A4" w:sz="4" w:space="0"/>
+            <w:right w:val="none" w:color="auto" w:sz="0" w:space="0"/>
+            <w:insideH w:val="single" w:color="A4A4A4" w:sz="4" w:space="0"/>
+            <w:insideV w:val="single" w:color="A4A4A4" w:sz="4" w:space="0"/>
+          </w:tblBorders>
+          <w:tblCellMar>
+            <w:top w:w="0" w:type="dxa"/>
+            <w:left w:w="113" w:type="dxa"/>
+            <w:bottom w:w="0" w:type="dxa"/>
+            <w:right w:w="113" w:type="dxa"/>
+          </w:tblCellMar>
+        </w:tblPrEx>
+        <w:trPr>
+          <w:trHeight w:val="0" w:hRule="atLeast"/>
+          <w:jc w:val="center"/>
+        </w:trPr>
+        <w:tc>
+          <w:tcPr>
+            <w:tcW w:w="1015" w:type="dxa"/>
+            <w:tcBorders>
+              <w:tl2br w:val="nil"/>
+              <w:tr2bl w:val="nil"/>
+            </w:tcBorders>
+            <w:vAlign w:val="center"/>
+          </w:tcPr>
+          <w:p>
+            <w:pPr>
+              <w:keepNext w:val="0"/>
+              <w:keepLines w:val="0"/>
+              <w:pageBreakBefore w:val="0"/>
+              <w:widowControl w:val="0"/>
+              <w:kinsoku/>
+              <w:wordWrap/>
+              <w:overflowPunct/>
+              <w:topLinePunct w:val="0"/>
+              <w:autoSpaceDE/>
+              <w:autoSpaceDN/>
+              <w:bidi w:val="0"/>
+              <w:adjustRightInd/>
+              <w:snapToGrid/>
+              <w:spacing w:before="0" w:beforeLines="20" w:after="0" w:afterLines="20" w:line="260" w:lineRule="exact"/>
+              <w:jc w:val="center"/>
+              <w:textAlignment w:val="auto"/>
+              <w:rPr>
+                <w:rFonts w:ascii="Times New Roman" w:hAnsi="Times New Roman" w:eastAsia="微软雅黑" w:cs="Times New Roman"/>
+                <w:b/>
+                <w:bCs/>
+                <w:color w:val="000000"/>
+                <w:sz w:val="18"/>
+                <w:szCs w:val="18"/>
+              </w:rPr>
+            </w:pPr>
+            <w:r>
+              <w:rPr>
+                <w:rFonts w:ascii="Times New Roman" w:hAnsi="Times New Roman" w:eastAsia="微软雅黑" w:cs="Times New Roman"/>
+                <w:b/>
+                <w:bCs/>
+                <w:color w:val="000000"/>
+                <w:sz w:val="18"/>
+                <w:szCs w:val="18"/>
+              </w:rPr>
+              <w:t>PIK3CA</w:t>
+            </w:r>
+          </w:p>
+        </w:tc>
+        <w:tc>
+          <w:tcPr>
+            <w:tcW w:w="9098" w:type="dxa"/>
+            <w:vAlign w:val="center"/>
+          </w:tcPr>
+          <w:p>
+            <w:pPr>
+              <w:keepNext w:val="0"/>
+              <w:keepLines w:val="0"/>
+              <w:pageBreakBefore w:val="0"/>
+              <w:widowControl w:val="0"/>
+              <w:kinsoku/>
+              <w:wordWrap/>
+              <w:overflowPunct/>
+              <w:topLinePunct w:val="0"/>
+              <w:autoSpaceDE/>
+              <w:autoSpaceDN/>
+              <w:bidi w:val="0"/>
+              <w:adjustRightInd/>
+              <w:snapToGrid/>
+              <w:spacing w:before="0" w:beforeLines="20" w:after="0" w:afterLines="20" w:line="260" w:lineRule="exact"/>
+              <w:jc w:val="both"/>
+              <w:textAlignment w:val="auto"/>
+              <w:rPr>
+                <w:rFonts w:ascii="Times New Roman" w:hAnsi="Times New Roman" w:eastAsia="微软雅黑" w:cs="Times New Roman"/>
+                <w:color w:val="000000"/>
+                <w:sz w:val="18"/>
+                <w:szCs w:val="18"/>
+                <w:lang w:eastAsia="zh-CN"/>
+              </w:rPr>
+            </w:pPr>
+            <w:r>
+              <w:rPr>
+                <w:rFonts w:ascii="Times New Roman" w:hAnsi="Times New Roman" w:eastAsia="微软雅黑" w:cs="Times New Roman"/>
+                <w:color w:val="000000"/>
+                <w:sz w:val="18"/>
+                <w:szCs w:val="18"/>
+                <w:lang w:eastAsia="zh-CN"/>
+              </w:rPr>
+              <w:t>磷脂酰肌醇3-激酶由一个85kDa的调节亚基和一个110kDa的催化亚基组成。PIK3CA编码的p110-alpha蛋白是磷脂酰肌醇3-激酶（PI3K）的催化亚基，以ATP依赖的方式磷酸化PtdIns，PtdIns4P和PtdIns(4,5)P2。其所在通路—PI3K/Akt/mTOR通路可调控细胞的生长、增殖、分化、活力和存活。该基因与宫颈癌的发生有关。</w:t>
+            </w:r>
+          </w:p>
+        </w:tc>
+      </w:tr>
+      <w:tr>
+        <w:tblPrEx>
+          <w:tblBorders>
+            <w:top w:val="single" w:color="A4A4A4" w:sz="4" w:space="0"/>
+            <w:left w:val="none" w:color="auto" w:sz="0" w:space="0"/>
+            <w:bottom w:val="single" w:color="A4A4A4" w:sz="4" w:space="0"/>
+            <w:right w:val="none" w:color="auto" w:sz="0" w:space="0"/>
+            <w:insideH w:val="single" w:color="A4A4A4" w:sz="4" w:space="0"/>
+            <w:insideV w:val="single" w:color="A4A4A4" w:sz="4" w:space="0"/>
+          </w:tblBorders>
+          <w:tblCellMar>
+            <w:top w:w="0" w:type="dxa"/>
+            <w:left w:w="113" w:type="dxa"/>
+            <w:bottom w:w="0" w:type="dxa"/>
+            <w:right w:w="113" w:type="dxa"/>
+          </w:tblCellMar>
+        </w:tblPrEx>
+        <w:trPr>
+          <w:trHeight w:val="0" w:hRule="atLeast"/>
+          <w:jc w:val="center"/>
+        </w:trPr>
+        <w:tc>
+          <w:tcPr>
+            <w:tcW w:w="1015" w:type="dxa"/>
+            <w:vAlign w:val="center"/>
+          </w:tcPr>
+          <w:p>
+            <w:pPr>
+              <w:keepNext w:val="0"/>
+              <w:keepLines w:val="0"/>
+              <w:pageBreakBefore w:val="0"/>
+              <w:widowControl w:val="0"/>
+              <w:kinsoku/>
+              <w:wordWrap/>
+              <w:overflowPunct/>
+              <w:topLinePunct w:val="0"/>
+              <w:autoSpaceDE/>
+              <w:autoSpaceDN/>
+              <w:bidi w:val="0"/>
+              <w:adjustRightInd/>
+              <w:snapToGrid/>
+              <w:spacing w:before="0" w:beforeLines="20" w:after="0" w:afterLines="20" w:line="260" w:lineRule="exact"/>
+              <w:jc w:val="center"/>
+              <w:textAlignment w:val="auto"/>
+              <w:rPr>
+                <w:rFonts w:ascii="Times New Roman" w:hAnsi="Times New Roman" w:eastAsia="微软雅黑" w:cs="Times New Roman"/>
+                <w:b/>
+                <w:bCs/>
+                <w:color w:val="000000"/>
+                <w:sz w:val="18"/>
+                <w:szCs w:val="18"/>
+              </w:rPr>
+            </w:pPr>
+            <w:r>
+              <w:rPr>
+                <w:rFonts w:ascii="Times New Roman" w:hAnsi="Times New Roman" w:eastAsia="微软雅黑" w:cs="Times New Roman"/>
+                <w:b/>
+                <w:bCs/>
+                <w:color w:val="000000"/>
+                <w:sz w:val="18"/>
+                <w:szCs w:val="18"/>
+              </w:rPr>
+              <w:t>TSC1</w:t>
+            </w:r>
+          </w:p>
+        </w:tc>
+        <w:tc>
+          <w:tcPr>
+            <w:tcW w:w="9098" w:type="dxa"/>
+            <w:vAlign w:val="center"/>
+          </w:tcPr>
+          <w:p>
+            <w:pPr>
+              <w:keepNext w:val="0"/>
+              <w:keepLines w:val="0"/>
+              <w:pageBreakBefore w:val="0"/>
+              <w:widowControl w:val="0"/>
+              <w:kinsoku/>
+              <w:wordWrap/>
+              <w:overflowPunct/>
+              <w:topLinePunct w:val="0"/>
+              <w:autoSpaceDE/>
+              <w:autoSpaceDN/>
+              <w:bidi w:val="0"/>
+              <w:adjustRightInd/>
+              <w:snapToGrid/>
+              <w:spacing w:before="0" w:beforeLines="20" w:after="0" w:afterLines="20" w:line="260" w:lineRule="exact"/>
+              <w:jc w:val="both"/>
+              <w:textAlignment w:val="auto"/>
+              <w:rPr>
+                <w:rFonts w:ascii="Times New Roman" w:hAnsi="Times New Roman" w:eastAsia="微软雅黑" w:cs="Times New Roman"/>
+                <w:color w:val="000000"/>
+                <w:sz w:val="18"/>
+                <w:szCs w:val="18"/>
+                <w:lang w:eastAsia="zh-CN"/>
+              </w:rPr>
+            </w:pPr>
+            <w:r>
+              <w:rPr>
+                <w:rFonts w:ascii="Times New Roman" w:hAnsi="Times New Roman" w:eastAsia="微软雅黑" w:cs="Times New Roman"/>
+                <w:color w:val="000000"/>
+                <w:sz w:val="18"/>
+                <w:szCs w:val="18"/>
+                <w:lang w:eastAsia="zh-CN"/>
+              </w:rPr>
+              <w:t>TSC1编码的错构瘤蛋白及TSC2编码的马铃薯球蛋白形成的异源二聚体是RHEB的GTP蛋白酶，RHEB结合GTP可以激活mTOR。TSC1是M1型和M2型巨噬细胞的一个关键调控因子，以mTOR非依赖性方式抑制RASGTPase–RAF1–MEK–ERK信号通路阻止了M1极化。反之，TSC1通过mTOR依赖性的CCAAT/enhancer-bindingprotein-</w:t>
+            </w:r>
+            <w:r>
+              <w:rPr>
+                <w:rFonts w:ascii="Times New Roman" w:hAnsi="Times New Roman" w:eastAsia="微软雅黑" w:cs="Times New Roman"/>
+                <w:color w:val="000000"/>
+                <w:sz w:val="18"/>
+                <w:szCs w:val="18"/>
+              </w:rPr>
+              <w:t>β</w:t>
+            </w:r>
+            <w:r>
+              <w:rPr>
+                <w:rFonts w:ascii="Times New Roman" w:hAnsi="Times New Roman" w:eastAsia="微软雅黑" w:cs="Times New Roman"/>
+                <w:color w:val="000000"/>
+                <w:sz w:val="18"/>
+                <w:szCs w:val="18"/>
+                <w:lang w:eastAsia="zh-CN"/>
+              </w:rPr>
+              <w:t>信号通路提高了M2型特性。TSC1或TSC2的胚系突变与罕见常染色体显性遗传的结节性硬化症有关。有该变异的患者会在脑、肾、肺、心脏、肝脏等多个器官形成良性肿瘤。其它基因突变与结节性脑硬化、巨噬细胞极化与炎症相关疾病的发生发展有着密切关系。与TSC1相关的疾病包括乳腺癌、前列腺癌、肺癌、大肠癌、食管癌、胃癌等。</w:t>
+            </w:r>
+          </w:p>
+        </w:tc>
+      </w:tr>
+      <w:tr>
+        <w:tblPrEx>
+          <w:tblBorders>
+            <w:top w:val="single" w:color="A4A4A4" w:sz="4" w:space="0"/>
+            <w:left w:val="none" w:color="auto" w:sz="0" w:space="0"/>
+            <w:bottom w:val="single" w:color="A4A4A4" w:sz="4" w:space="0"/>
+            <w:right w:val="none" w:color="auto" w:sz="0" w:space="0"/>
+            <w:insideH w:val="single" w:color="A4A4A4" w:sz="4" w:space="0"/>
+            <w:insideV w:val="single" w:color="A4A4A4" w:sz="4" w:space="0"/>
+          </w:tblBorders>
+          <w:tblCellMar>
+            <w:top w:w="0" w:type="dxa"/>
+            <w:left w:w="113" w:type="dxa"/>
+            <w:bottom w:w="0" w:type="dxa"/>
+            <w:right w:w="113" w:type="dxa"/>
+          </w:tblCellMar>
+        </w:tblPrEx>
+        <w:trPr>
+          <w:trHeight w:val="0" w:hRule="atLeast"/>
+          <w:jc w:val="center"/>
+        </w:trPr>
+        <w:tc>
+          <w:tcPr>
+            <w:tcW w:w="1015" w:type="dxa"/>
+            <w:vAlign w:val="center"/>
+          </w:tcPr>
+          <w:p>
+            <w:pPr>
+              <w:keepNext w:val="0"/>
+              <w:keepLines w:val="0"/>
+              <w:pageBreakBefore w:val="0"/>
+              <w:widowControl w:val="0"/>
+              <w:kinsoku/>
+              <w:wordWrap/>
+              <w:overflowPunct/>
+              <w:topLinePunct w:val="0"/>
+              <w:autoSpaceDE/>
+              <w:autoSpaceDN/>
+              <w:bidi w:val="0"/>
+              <w:adjustRightInd/>
+              <w:snapToGrid/>
+              <w:spacing w:before="0" w:beforeLines="20" w:after="0" w:afterLines="20" w:line="260" w:lineRule="exact"/>
+              <w:jc w:val="center"/>
+              <w:textAlignment w:val="auto"/>
+              <w:rPr>
+                <w:rFonts w:ascii="Times New Roman" w:hAnsi="Times New Roman" w:eastAsia="微软雅黑" w:cs="Times New Roman"/>
+                <w:b/>
+                <w:bCs/>
+                <w:color w:val="000000"/>
+                <w:sz w:val="18"/>
+                <w:szCs w:val="18"/>
+              </w:rPr>
+            </w:pPr>
+            <w:r>
+              <w:rPr>
+                <w:rFonts w:ascii="Times New Roman" w:hAnsi="Times New Roman" w:eastAsia="微软雅黑" w:cs="Times New Roman"/>
+                <w:b/>
+                <w:bCs/>
+                <w:color w:val="000000"/>
+                <w:sz w:val="18"/>
+                <w:szCs w:val="18"/>
+              </w:rPr>
+              <w:t>TSC2</w:t>
+            </w:r>
+          </w:p>
+        </w:tc>
+        <w:tc>
+          <w:tcPr>
+            <w:tcW w:w="9098" w:type="dxa"/>
+            <w:vAlign w:val="center"/>
+          </w:tcPr>
+          <w:p>
+            <w:pPr>
+              <w:keepNext w:val="0"/>
+              <w:keepLines w:val="0"/>
+              <w:pageBreakBefore w:val="0"/>
+              <w:widowControl w:val="0"/>
+              <w:kinsoku/>
+              <w:wordWrap/>
+              <w:overflowPunct/>
+              <w:topLinePunct w:val="0"/>
+              <w:autoSpaceDE/>
+              <w:autoSpaceDN/>
+              <w:bidi w:val="0"/>
+              <w:adjustRightInd/>
+              <w:snapToGrid/>
+              <w:spacing w:before="0" w:beforeLines="20" w:after="0" w:afterLines="20" w:line="260" w:lineRule="exact"/>
+              <w:jc w:val="both"/>
+              <w:textAlignment w:val="auto"/>
+              <w:rPr>
+                <w:rFonts w:ascii="Times New Roman" w:hAnsi="Times New Roman" w:eastAsia="微软雅黑" w:cs="Times New Roman"/>
+                <w:color w:val="000000"/>
+                <w:sz w:val="18"/>
+                <w:szCs w:val="18"/>
+                <w:lang w:eastAsia="zh-CN"/>
+              </w:rPr>
+            </w:pPr>
+            <w:r>
+              <w:rPr>
+                <w:rFonts w:ascii="Times New Roman" w:hAnsi="Times New Roman" w:eastAsia="微软雅黑" w:cs="Times New Roman"/>
+                <w:color w:val="000000"/>
+                <w:sz w:val="18"/>
+                <w:szCs w:val="18"/>
+                <w:lang w:eastAsia="zh-CN"/>
+              </w:rPr>
+              <w:t>TSC2编码产物是一种肿瘤抑制因子，是细胞蛋白质合成相关相关通路中的一个关键信号分子，且这些相关的信号通路都与有氧运动密切相关，能够刺激特异的GTP酶，是有氧运动改善机体胰岛素抵抗的潜在作用靶点。TSC1和TSC2两种蛋白组成一种功能稳定的复合体，抑制细胞过度生长，对维持细胞的正常功能起重要作用。当其发生突变缺失而被灭活时则对细胞的生长调节失去控制，导致肿瘤形成。该基因突变与与结节性脑硬化相关。与TSC2相关的疾病包括乳腺癌、前列腺癌、肺癌等。</w:t>
+            </w:r>
+          </w:p>
+        </w:tc>
+      </w:tr>
+    </w:tbl>
+    <w:p>
+      <w:pPr>
+        <w:widowControl/>
+        <w:rPr>
+          <w:rFonts w:ascii="Times New Roman" w:hAnsi="Times New Roman" w:eastAsia="微软雅黑" w:cs="Times New Roman"/>
+          <w:sz w:val="24"/>
+          <w:szCs w:val="24"/>
+          <w:lang w:eastAsia="zh-CN"/>
+        </w:rPr>
+      </w:pPr>
+      <w:r>
+        <w:rPr>
+          <w:rFonts w:ascii="Times New Roman" w:hAnsi="Times New Roman" w:eastAsia="微软雅黑" w:cs="Times New Roman"/>
+          <w:sz w:val="24"/>
+          <w:szCs w:val="24"/>
+          <w:lang w:eastAsia="zh-CN"/>
+        </w:rPr>
+        <w:br w:type="page"/>
+      </w:r>
+    </w:p>
+    <w:p>
+      <w:pPr>
+        <w:pStyle w:val="3"/>
+        <w:numPr>
+          <w:ilvl w:val="255"/>
+          <w:numId w:val="0"/>
+        </w:numPr>
+        <w:jc w:val="left"/>
+        <w:rPr>
+          <w:color w:val="auto"/>
+          <w:sz w:val="30"/>
+          <w:lang w:eastAsia="zh-CN"/>
+        </w:rPr>
+      </w:pPr>
+      <w:bookmarkStart w:id="79" w:name="_Toc23881"/>
+      <w:r>
+        <w:rPr>
+          <w:rFonts w:hint="eastAsia"/>
+          <w:color w:val="auto"/>
+          <w:sz w:val="30"/>
+          <w:lang w:eastAsia="zh-CN"/>
+        </w:rPr>
         <w:t>易感人群特征</w:t>
       </w:r>
-      <w:bookmarkEnd w:id="71"/>
+      <w:bookmarkEnd w:id="79"/>
     </w:p>
     <w:p>
       <w:pPr>
@@ -37136,9 +42469,9 @@
           <w:lang w:eastAsia="zh-CN"/>
         </w:rPr>
       </w:pPr>
-      <w:bookmarkStart w:id="75" w:name="_Toc3846"/>
-      <w:bookmarkStart w:id="76" w:name="_Toc2622"/>
-      <w:bookmarkStart w:id="77" w:name="_Toc5400"/>
+      <w:bookmarkStart w:id="80" w:name="_Toc3846"/>
+      <w:bookmarkStart w:id="81" w:name="_Toc2622"/>
+      <w:bookmarkStart w:id="82" w:name="_Toc5400"/>
       <w:r>
         <w:rPr>
           <w:rFonts w:ascii="Times New Roman" w:hAnsi="Times New Roman" w:eastAsia="微软雅黑" w:cs="Times New Roman"/>
@@ -37146,9 +42479,9 @@
         </w:rPr>
         <w:t>1 40岁以上，同时伴有≥1项下述者</w:t>
       </w:r>
-      <w:bookmarkEnd w:id="75"/>
-      <w:bookmarkEnd w:id="76"/>
-      <w:bookmarkEnd w:id="77"/>
+      <w:bookmarkEnd w:id="80"/>
+      <w:bookmarkEnd w:id="81"/>
+      <w:bookmarkEnd w:id="82"/>
     </w:p>
     <w:p>
       <w:pPr>
@@ -37292,9 +42625,9 @@
           <w:lang w:eastAsia="zh-CN"/>
         </w:rPr>
       </w:pPr>
-      <w:bookmarkStart w:id="78" w:name="_Toc126"/>
-      <w:bookmarkStart w:id="79" w:name="_Toc10299"/>
-      <w:bookmarkStart w:id="80" w:name="_Toc7995"/>
+      <w:bookmarkStart w:id="83" w:name="_Toc7995"/>
+      <w:bookmarkStart w:id="84" w:name="_Toc10299"/>
+      <w:bookmarkStart w:id="85" w:name="_Toc126"/>
       <w:r>
         <w:rPr>
           <w:rFonts w:ascii="Times New Roman" w:hAnsi="Times New Roman" w:eastAsia="微软雅黑" w:cs="Times New Roman"/>
@@ -37302,9 +42635,9 @@
         </w:rPr>
         <w:t>2 有胰腺癌家族史、糖尿病史</w:t>
       </w:r>
-      <w:bookmarkEnd w:id="78"/>
-      <w:bookmarkEnd w:id="79"/>
-      <w:bookmarkEnd w:id="80"/>
+      <w:bookmarkEnd w:id="83"/>
+      <w:bookmarkEnd w:id="84"/>
+      <w:bookmarkEnd w:id="85"/>
     </w:p>
     <w:p>
       <w:pPr>
@@ -37470,7 +42803,7 @@
       <w:r>
         <w:br w:type="page"/>
       </w:r>
-      <w:bookmarkStart w:id="81" w:name="_Toc13993"/>
+      <w:bookmarkStart w:id="86" w:name="_Toc25610"/>
       <w:r>
         <w:rPr>
           <w:rFonts w:hint="eastAsia" w:cs="黑体"/>
@@ -37480,7 +42813,7 @@
         </w:rPr>
         <w:t>检测基因列表</w:t>
       </w:r>
-      <w:bookmarkEnd w:id="81"/>
+      <w:bookmarkEnd w:id="86"/>
     </w:p>
     <w:p>
       <w:pPr>
@@ -38025,9 +43358,9 @@
           <w:lang w:eastAsia="zh-CN"/>
         </w:rPr>
       </w:pPr>
-      <w:bookmarkStart w:id="82" w:name="_Toc3409"/>
-      <w:bookmarkStart w:id="83" w:name="_Toc15114"/>
-      <w:bookmarkStart w:id="84" w:name="_Toc26657"/>
+      <w:bookmarkStart w:id="87" w:name="_Toc15114"/>
+      <w:bookmarkStart w:id="88" w:name="_Toc3409"/>
+      <w:bookmarkStart w:id="89" w:name="_Toc5818"/>
       <w:r>
         <w:rPr>
           <w:rFonts w:hint="eastAsia"/>
@@ -38037,9 +43370,9 @@
         </w:rPr>
         <w:t>检测方法与局限性</w:t>
       </w:r>
-      <w:bookmarkEnd w:id="82"/>
-      <w:bookmarkEnd w:id="83"/>
-      <w:bookmarkEnd w:id="84"/>
+      <w:bookmarkEnd w:id="87"/>
+      <w:bookmarkEnd w:id="88"/>
+      <w:bookmarkEnd w:id="89"/>
     </w:p>
     <w:p>
       <w:pPr>
@@ -38227,9 +43560,9 @@
         <w:br w:type="page"/>
       </w:r>
     </w:p>
-    <w:bookmarkEnd w:id="72"/>
-    <w:bookmarkEnd w:id="73"/>
-    <w:bookmarkEnd w:id="74"/>
+    <w:bookmarkEnd w:id="76"/>
+    <w:bookmarkEnd w:id="77"/>
+    <w:bookmarkEnd w:id="78"/>
     <w:p>
       <w:pPr>
         <w:pStyle w:val="3"/>
@@ -38244,13 +43577,13 @@
           <w:lang w:eastAsia="zh-CN"/>
         </w:rPr>
       </w:pPr>
-      <w:bookmarkStart w:id="85" w:name="_Toc25294"/>
-      <w:bookmarkStart w:id="86" w:name="_Toc13275"/>
-      <w:bookmarkStart w:id="87" w:name="_Toc17792_WPSOffice_Level2"/>
-      <w:bookmarkStart w:id="88" w:name="_Toc19584_WPSOffice_Level1"/>
-      <w:bookmarkStart w:id="89" w:name="_Toc14611_WPSOffice_Level1"/>
-      <w:bookmarkStart w:id="90" w:name="_Toc22623"/>
-      <w:bookmarkStart w:id="91" w:name="_Toc22162_WPSOffice_Level1"/>
+      <w:bookmarkStart w:id="90" w:name="_Toc13819"/>
+      <w:bookmarkStart w:id="91" w:name="_Toc17792_WPSOffice_Level2"/>
+      <w:bookmarkStart w:id="92" w:name="_Toc19584_WPSOffice_Level1"/>
+      <w:bookmarkStart w:id="93" w:name="_Toc14611_WPSOffice_Level1"/>
+      <w:bookmarkStart w:id="94" w:name="_Toc13275"/>
+      <w:bookmarkStart w:id="95" w:name="_Toc22623"/>
+      <w:bookmarkStart w:id="96" w:name="_Toc22162_WPSOffice_Level1"/>
       <w:r>
         <w:rPr>
           <w:rFonts w:hint="eastAsia"/>
@@ -38260,14 +43593,14 @@
         </w:rPr>
         <w:t>参考文献</w:t>
       </w:r>
-      <w:bookmarkEnd w:id="85"/>
+      <w:bookmarkEnd w:id="90"/>
     </w:p>
-    <w:bookmarkEnd w:id="86"/>
-    <w:bookmarkEnd w:id="87"/>
-    <w:bookmarkEnd w:id="88"/>
-    <w:bookmarkEnd w:id="89"/>
-    <w:bookmarkEnd w:id="90"/>
     <w:bookmarkEnd w:id="91"/>
+    <w:bookmarkEnd w:id="92"/>
+    <w:bookmarkEnd w:id="93"/>
+    <w:bookmarkEnd w:id="94"/>
+    <w:bookmarkEnd w:id="95"/>
+    <w:bookmarkEnd w:id="96"/>
     <w:p>
       <w:pPr>
         <w:pStyle w:val="33"/>
@@ -39409,7 +44742,7 @@
         </mc:Choice>
         <mc:Fallback>
           <w:pict>
-            <v:shape id="文本框 6" o:spid="_x0000_s1026" o:spt="202" type="#_x0000_t202" style="position:absolute;left:0pt;margin-left:23.95pt;margin-top:18.6pt;height:29.35pt;width:463.35pt;z-index:251660288;mso-width-relative:page;mso-height-relative:page;" filled="f" stroked="f" coordsize="21600,21600" o:gfxdata="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">
+            <v:shape id="文本框 6" o:spid="_x0000_s1026" o:spt="202" type="#_x0000_t202" style="position:absolute;left:0pt;margin-left:23.95pt;margin-top:18.6pt;height:29.35pt;width:463.35pt;z-index:251660288;mso-width-relative:page;mso-height-relative:page;" filled="f" stroked="f" coordsize="21600,21600" o:gfxdata="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">
               <v:fill on="f" focussize="0,0"/>
               <v:stroke on="f" weight="0.5pt"/>
               <v:imagedata o:title=""/>
@@ -39553,7 +44886,7 @@
         </mc:Choice>
         <mc:Fallback>
           <w:pict>
-            <v:rect id="矩形 1" o:spid="_x0000_s1026" o:spt="1" style="position:absolute;left:0pt;margin-left:-52.2pt;margin-top:21.45pt;height:18.5pt;width:599.55pt;z-index:251659264;v-text-anchor:middle;mso-width-relative:page;mso-height-relative:page;" fillcolor="#62B541" filled="t" stroked="t" coordsize="21600,21600" o:gfxdata="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">
+            <v:rect id="矩形 1" o:spid="_x0000_s1026" o:spt="1" style="position:absolute;left:0pt;margin-left:-52.2pt;margin-top:21.45pt;height:18.5pt;width:599.55pt;z-index:251659264;v-text-anchor:middle;mso-width-relative:page;mso-height-relative:page;" fillcolor="#62B541" filled="t" stroked="t" coordsize="21600,21600" o:gfxdata="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">
               <v:fill on="t" focussize="0,0"/>
               <v:stroke weight="1pt" color="#599B48 [3204]" miterlimit="8" joinstyle="miter"/>
               <v:imagedata o:title=""/>
@@ -42479,7 +47812,6 @@
   <customSectProps>
     <customSectPr/>
     <customSectPr/>
-    <customSectPr/>
   </customSectProps>
   <customShpExts>
     <customShpInfo spid="_x0000_s1026" textRotate="1"/>
